--- a/publish/The Quantum Cross.docx
+++ b/publish/The Quantum Cross.docx
@@ -2,16 +2,90 @@
 <file path=word/document.xml><?xml version="1.0" encoding="utf-8"?>
 <w:document xmlns:w="http://schemas.openxmlformats.org/wordprocessingml/2006/main" xmlns:m="http://schemas.openxmlformats.org/officeDocument/2006/math" xmlns:r="http://schemas.openxmlformats.org/officeDocument/2006/relationships" xmlns:o="urn:schemas-microsoft-com:office:office" xmlns:v="urn:schemas-microsoft-com:vml" xmlns:w10="urn:schemas-microsoft-com:office:word" xmlns:a="http://schemas.openxmlformats.org/drawingml/2006/main" xmlns:pic="http://schemas.openxmlformats.org/drawingml/2006/picture" xmlns:wp="http://schemas.openxmlformats.org/drawingml/2006/wordprocessingDrawing">
   <w:body>
-    <w:bookmarkStart w:id="12" w:name="chapter-1-first-light"/>
+    <w:bookmarkStart w:id="9" w:name="copyright"/>
     <w:p>
       <w:pPr>
         <w:pStyle w:val="Heading1"/>
       </w:pPr>
       <w:r>
-        <w:t xml:space="preserve">Chapter 1: First Light</w:t>
-      </w:r>
-    </w:p>
-    <w:bookmarkStart w:id="9" w:name="the-seed"/>
+        <w:t xml:space="preserve">Copyright</w:t>
+      </w:r>
+    </w:p>
+    <w:p>
+      <w:pPr>
+        <w:pStyle w:val="FirstParagraph"/>
+      </w:pPr>
+      <w:r>
+        <w:t xml:space="preserve">Copyright © 2026 D. Allen Norris</w:t>
+      </w:r>
+    </w:p>
+    <w:p>
+      <w:pPr>
+        <w:pStyle w:val="BodyText"/>
+      </w:pPr>
+      <w:r>
+        <w:t xml:space="preserve">All rights reserved. No part of this publication may be reproduced, distributed, or transmitted in any form or by any means, including photocopying, recording, or other electronic or mechanical methods, without the prior written permission of the publisher, except in the case of brief quotations embodied in critical reviews and certain other noncommercial uses permitted by copyright law.</w:t>
+      </w:r>
+    </w:p>
+    <w:p>
+      <w:pPr>
+        <w:pStyle w:val="BodyText"/>
+      </w:pPr>
+      <w:r>
+        <w:t xml:space="preserve">This is a work of fiction. Names, characters, places, and incidents are either the product of the author’s imagination or are used fictitiously. Any resemblance to actual persons, living or dead, events, or locales is entirely coincidental.</w:t>
+      </w:r>
+    </w:p>
+    <w:p>
+      <w:pPr>
+        <w:pStyle w:val="BodyText"/>
+      </w:pPr>
+      <w:r>
+        <w:t xml:space="preserve">The No-Hiding Theorem is a principle of quantum information theory. All scientific concepts related to quantum mechanics and quantum coherence are used in a speculative fictional context.</w:t>
+      </w:r>
+    </w:p>
+    <w:p>
+      <w:pPr>
+        <w:pStyle w:val="BodyText"/>
+      </w:pPr>
+      <w:r>
+        <w:t xml:space="preserve">Scripture quotation is from the Douay-Rheims Bible, a public domain translation.</w:t>
+      </w:r>
+    </w:p>
+    <w:p>
+      <w:pPr>
+        <w:pStyle w:val="BodyText"/>
+      </w:pPr>
+      <w:r>
+        <w:t xml:space="preserve">Published by Deep Field Press</w:t>
+      </w:r>
+    </w:p>
+    <w:p>
+      <w:pPr>
+        <w:pStyle w:val="BodyText"/>
+      </w:pPr>
+      <w:r>
+        <w:t xml:space="preserve">ISBN 979-8-9947832-0-7 (eBook)</w:t>
+      </w:r>
+    </w:p>
+    <w:p>
+      <w:pPr>
+        <w:pStyle w:val="BodyText"/>
+      </w:pPr>
+      <w:r>
+        <w:t xml:space="preserve">First Edition, 2026</w:t>
+      </w:r>
+    </w:p>
+    <w:bookmarkEnd w:id="9"/>
+    <w:bookmarkStart w:id="13" w:name="first-light"/>
+    <w:p>
+      <w:pPr>
+        <w:pStyle w:val="Heading1"/>
+      </w:pPr>
+      <w:r>
+        <w:t xml:space="preserve">First Light</w:t>
+      </w:r>
+    </w:p>
+    <w:bookmarkStart w:id="10" w:name="the-seed"/>
     <w:p>
       <w:pPr>
         <w:pStyle w:val="Heading2"/>
@@ -61,7 +135,7 @@
         <w:pStyle w:val="BodyText"/>
       </w:pPr>
       <w:r>
-        <w:t xml:space="preserve">The falling was brief and I felt all of it. The wind that carried me was a late-summer wind, the dry kind that comes off the hills northwest of Jerusalem when the rains have not yet started. I tumbled in it, the seed casing rotating, and I could feel — even then, even in that small form — the quality of the air, the warmth of it, the particular weight that tells you the land is close.</w:t>
+        <w:t xml:space="preserve">The falling was brief and I felt all of it. The wind that carried me was a late-summer wind, the dry kind that comes off the hills northwest of Jerusalem when the rains have not yet started. I tumbled in it, the seed casing rotating, and I could feel — even then, even in that small form — the warmth of the air, the dry weight of it, the particular pressure that tells you the land is close.</w:t>
       </w:r>
     </w:p>
     <w:p>
@@ -93,15 +167,7 @@
         <w:pStyle w:val="BodyText"/>
       </w:pPr>
       <w:r>
-        <w:t xml:space="preserve">I knew, in the way I knew everything, that this was the place.</w:t>
-      </w:r>
-    </w:p>
-    <w:p>
-      <w:pPr>
-        <w:pStyle w:val="BodyText"/>
-      </w:pPr>
-      <w:r>
-        <w:t xml:space="preserve">Not chosen by me — or not only by me. The feeling was more like recognition than selection. This crack in this limestone on this hillside was where I was supposed to be. I cannot explain the knowledge. I can only report it: I arrived in the fissure and knew I had arrived where I was going.</w:t>
+        <w:t xml:space="preserve">Not chosen — or not only chosen by me. The feeling was recognition, not selection. This crack, this hillside.</w:t>
       </w:r>
     </w:p>
     <w:p>
@@ -120,8 +186,8 @@
         <w:t xml:space="preserve">I split my casing and put a root down.</w:t>
       </w:r>
     </w:p>
-    <w:bookmarkEnd w:id="9"/>
-    <w:bookmarkStart w:id="10" w:name="the-storm"/>
+    <w:bookmarkEnd w:id="10"/>
+    <w:bookmarkStart w:id="11" w:name="the-storm"/>
     <w:p>
       <w:pPr>
         <w:pStyle w:val="Heading2"/>
@@ -202,8 +268,8 @@
         <w:t xml:space="preserve">My root-grip on the limestone was different after that storm. The fissure that had saved me was now a path I knew, and my roots followed it further through the weeks that followed, down into the aquifer that ran beneath the hillside, cold and consistent. I had survived on surface water and shallow soil before that winter. After it, I had something deeper.</w:t>
       </w:r>
     </w:p>
-    <w:bookmarkEnd w:id="10"/>
-    <w:bookmarkStart w:id="11" w:name="after"/>
+    <w:bookmarkEnd w:id="11"/>
+    <w:bookmarkStart w:id="12" w:name="after"/>
     <w:p>
       <w:pPr>
         <w:pStyle w:val="Heading2"/>
@@ -265,14 +331,6 @@
         <w:pStyle w:val="BodyText"/>
       </w:pPr>
       <w:r>
-        <w:t xml:space="preserve">What I understood was simpler than language: that something about where I was or what I was caused certain people to stop.</w:t>
-      </w:r>
-    </w:p>
-    <w:p>
-      <w:pPr>
-        <w:pStyle w:val="BodyText"/>
-      </w:pPr>
-      <w:r>
         <w:t xml:space="preserve">I grew toward the light that fell on the hillside each morning. I pushed my roots deeper through the limestone fissures toward the water below. I added a ring of growth that first spring after the storm, and another the following year, and each one was laid down over the last in the slow accumulation that is the only way a tree knows how to build anything.</w:t>
       </w:r>
     </w:p>
@@ -292,18 +350,18 @@
         <w:t xml:space="preserve">I grew.</w:t>
       </w:r>
     </w:p>
-    <w:bookmarkEnd w:id="11"/>
     <w:bookmarkEnd w:id="12"/>
-    <w:bookmarkStart w:id="16" w:name="chapter-2-the-guardians-test"/>
+    <w:bookmarkEnd w:id="13"/>
+    <w:bookmarkStart w:id="17" w:name="the-guardians-test"/>
     <w:p>
       <w:pPr>
         <w:pStyle w:val="Heading1"/>
       </w:pPr>
       <w:r>
-        <w:t xml:space="preserve">Chapter 2: The Guardian’s Test</w:t>
-      </w:r>
-    </w:p>
-    <w:bookmarkStart w:id="13" w:name="the-children"/>
+        <w:t xml:space="preserve">The Guardian’s Test</w:t>
+      </w:r>
+    </w:p>
+    <w:bookmarkStart w:id="14" w:name="the-children"/>
     <w:p>
       <w:pPr>
         <w:pStyle w:val="Heading2"/>
@@ -317,7 +375,7 @@
         <w:pStyle w:val="FirstParagraph"/>
       </w:pPr>
       <w:r>
-        <w:t xml:space="preserve">They came first when I was perhaps ten years old — three children from a village below the hill, drawn up the slope by nothing more than the curiosity of children and the particular quality of my hillside that had begun to draw people’s eyes.</w:t>
+        <w:t xml:space="preserve">They came first when I was perhaps eighty years old — three children from a village below the hill, drawn up the slope by nothing more than the curiosity of children and whatever it is about a lone tree on a hillside that makes children want to climb toward it.</w:t>
       </w:r>
     </w:p>
     <w:p>
@@ -375,7 +433,7 @@
         <w:pStyle w:val="BodyText"/>
       </w:pPr>
       <w:r>
-        <w:t xml:space="preserve">The third child, Aaron, said nothing. He was the quiet one. He stood back from the other two and looked up into my canopy with his serious young face and I felt, from him, something I had not felt from a human being before: genuine curiosity about me specifically, not about the hillside or the view or the shade I could offer, but about what I was.</w:t>
+        <w:t xml:space="preserve">The third child, Aaron, said nothing. He was the quiet one. He stood back from the other two and looked up into my canopy with his serious young face and I felt, from him, something I had not felt from a human being before. He was not looking at the hillside or the shade. He was looking at me.</w:t>
       </w:r>
     </w:p>
     <w:p>
@@ -418,8 +476,8 @@
         <w:t xml:space="preserve">They were the first to see me. Not a tree on a hillside. Me.</w:t>
       </w:r>
     </w:p>
-    <w:bookmarkEnd w:id="13"/>
-    <w:bookmarkStart w:id="14" w:name="the-night"/>
+    <w:bookmarkEnd w:id="14"/>
+    <w:bookmarkStart w:id="15" w:name="the-night"/>
     <w:p>
       <w:pPr>
         <w:pStyle w:val="Heading2"/>
@@ -569,11 +627,11 @@
         <w:pStyle w:val="BodyText"/>
       </w:pPr>
       <w:r>
-        <w:t xml:space="preserve">She knew what had happened. Before she left with her family she turned and put her hand against my bark again, and she spoke words I could not parse but whose quality I understood. Then she was gone down the hill with the others.</w:t>
-      </w:r>
-    </w:p>
-    <w:bookmarkEnd w:id="14"/>
-    <w:bookmarkStart w:id="15" w:name="after-1"/>
+        <w:t xml:space="preserve">Before she left with her family she turned and put her hand against my bark again, and she spoke words I could not parse. Then she was gone down the hill with the others.</w:t>
+      </w:r>
+    </w:p>
+    <w:bookmarkEnd w:id="15"/>
+    <w:bookmarkStart w:id="16" w:name="after-1"/>
     <w:p>
       <w:pPr>
         <w:pStyle w:val="Heading2"/>
@@ -603,7 +661,7 @@
         <w:pStyle w:val="BodyText"/>
       </w:pPr>
       <w:r>
-        <w:t xml:space="preserve">The children came back. They were quieter now, or perhaps different in the quality of their quiet — less the noise of games, more the attention of young people who have encountered something real. They sat under me and talked with the seriousness of people who know that the world can be more than ordinary.</w:t>
+        <w:t xml:space="preserve">The children came back. They were quieter now, or perhaps simply different — less the noise of games, more the attention of young people who have encountered something real. They sat under me and talked with the seriousness of people who know that the world can be more than ordinary.</w:t>
       </w:r>
     </w:p>
     <w:p>
@@ -635,14 +693,6 @@
         <w:pStyle w:val="BodyText"/>
       </w:pPr>
       <w:r>
-        <w:t xml:space="preserve">What I understood from the branch was this: I had been made for something. The years of growth, the roots reaching deeper each season, the slow accumulation of rings — I had been building toward a capacity I had not chosen but had been given. The night with the girl had not been the purpose. It had been the demonstration that I could hold when it mattered.</w:t>
-      </w:r>
-    </w:p>
-    <w:p>
-      <w:pPr>
-        <w:pStyle w:val="BodyText"/>
-      </w:pPr>
-      <w:r>
         <w:t xml:space="preserve">Something larger was coming.</w:t>
       </w:r>
     </w:p>
@@ -678,18 +728,18 @@
         <w:t xml:space="preserve">It stays curved still.</w:t>
       </w:r>
     </w:p>
-    <w:bookmarkEnd w:id="15"/>
     <w:bookmarkEnd w:id="16"/>
-    <w:bookmarkStart w:id="20" w:name="chapter-3-the-encounter"/>
+    <w:bookmarkEnd w:id="17"/>
+    <w:bookmarkStart w:id="21" w:name="the-encounter"/>
     <w:p>
       <w:pPr>
         <w:pStyle w:val="Heading1"/>
       </w:pPr>
       <w:r>
-        <w:t xml:space="preserve">Chapter 3: The Encounter</w:t>
-      </w:r>
-    </w:p>
-    <w:bookmarkStart w:id="17" w:name="year-one-hundred-and-sixteen"/>
+        <w:t xml:space="preserve">The Encounter</w:t>
+      </w:r>
+    </w:p>
+    <w:bookmarkStart w:id="18" w:name="year-one-hundred-and-sixteen"/>
     <w:p>
       <w:pPr>
         <w:pStyle w:val="Heading2"/>
@@ -715,38 +765,6 @@
         <w:pStyle w:val="BodyText"/>
       </w:pPr>
       <w:r>
-        <w:t xml:space="preserve">I have always known I am not ordinary.</w:t>
-      </w:r>
-    </w:p>
-    <w:p>
-      <w:pPr>
-        <w:pStyle w:val="BodyText"/>
-      </w:pPr>
-      <w:r>
-        <w:t xml:space="preserve">Not in the way a man knows something he has been told — as received fact. More the way you know your own weight, or the sound of your own breathing. It is simply present. It has always been present. I am aware, and I know I am aware, and somewhere in that doubling is the knowledge that other trees are not.</w:t>
-      </w:r>
-    </w:p>
-    <w:p>
-      <w:pPr>
-        <w:pStyle w:val="BodyText"/>
-      </w:pPr>
-      <w:r>
-        <w:t xml:space="preserve">I do not know why this is true of me and not of them. I have stood within sight of other olives my whole life. I have watched them weather the same storms, lose the same limbs in the same dry summers, produce fruit and drop it and produce again. I do not believe they wonder about any of it. I do. I have wondered since before I understood what wondering was, since the first winter when my roots found limestone and something in me noted the finding.</w:t>
-      </w:r>
-    </w:p>
-    <w:p>
-      <w:pPr>
-        <w:pStyle w:val="BodyText"/>
-      </w:pPr>
-      <w:r>
-        <w:t xml:space="preserve">For a hundred and sixteen years this consciousness has been my entire experience of existence. It is the only existence I have known.</w:t>
-      </w:r>
-    </w:p>
-    <w:p>
-      <w:pPr>
-        <w:pStyle w:val="BodyText"/>
-      </w:pPr>
-      <w:r>
         <w:t xml:space="preserve">The travelers had been different for some time.</w:t>
       </w:r>
     </w:p>
@@ -755,25 +773,7 @@
         <w:pStyle w:val="BodyText"/>
       </w:pPr>
       <w:r>
-        <w:t xml:space="preserve">For months, some of the people who rested in my shade had a quality I had not encountered before in a century of watching the road. They spoke in lowered voices. They were watchful in the way of people who carry something they do not want noticed. And sometimes, in the middle of ordinary conversation, one of them would say something that made the others go completely still — not the stillness of disagreement, but the stillness of people absorbing something they cannot yet hold.</w:t>
-      </w:r>
-    </w:p>
-    <w:p>
-      <w:pPr>
-        <w:pStyle w:val="BodyText"/>
-      </w:pPr>
-      <w:r>
-        <w:t xml:space="preserve">I registered this with the full attention of what I am. A conscious being on a hillside is always watching, always receiving, always asking the question that has no answer yet:</w:t>
-      </w:r>
-      <w:r>
-        <w:t xml:space="preserve"> </w:t>
-      </w:r>
-      <w:r>
-        <w:rPr>
-          <w:i/>
-          <w:iCs/>
-        </w:rPr>
-        <w:t xml:space="preserve">what is this for?</w:t>
+        <w:t xml:space="preserve">For months, some of the people who rested in my shade had been different in a way I had not encountered before in a century of watching the road. They spoke in lowered voices. They were watchful in the way of people who carry something they do not want noticed. And sometimes, in the middle of ordinary conversation, one of them would say something that made the others go completely still — not the stillness of disagreement, but the stillness of people absorbing something they cannot yet hold.</w:t>
       </w:r>
     </w:p>
     <w:p>
@@ -792,8 +792,8 @@
         <w:t xml:space="preserve">I waited. I have always been waiting, though for a hundred and sixteen years I had not known for what.</w:t>
       </w:r>
     </w:p>
-    <w:bookmarkEnd w:id="17"/>
-    <w:bookmarkStart w:id="18" w:name="the-morning-he-came"/>
+    <w:bookmarkEnd w:id="18"/>
+    <w:bookmarkStart w:id="19" w:name="the-morning-he-came"/>
     <w:p>
       <w:pPr>
         <w:pStyle w:val="Heading2"/>
@@ -855,15 +855,7 @@
         <w:pStyle w:val="BodyText"/>
       </w:pPr>
       <w:r>
-        <w:t xml:space="preserve">In a hundred and sixteen years of being noticed — of travelers pausing, children pointing, pilgrims standing below me with a quality of attention I could never fully explain — I had not been looked at like this. Not assessed. Not studied. Looked at the way you look at something you recognize. The way you look at a thing you already know.</w:t>
-      </w:r>
-    </w:p>
-    <w:p>
-      <w:pPr>
-        <w:pStyle w:val="BodyText"/>
-      </w:pPr>
-      <w:r>
-        <w:t xml:space="preserve">I am conscious. I know what recognition is. I had never been on the receiving end of it from a human being. The experience has no precedent in my existence.</w:t>
+        <w:t xml:space="preserve">In a hundred and sixteen years of being noticed — of travelers pausing, children pointing, pilgrims standing below me with a kind of attention I could never fully explain — I had not been looked at like this. Not assessed. Not studied. Looked at the way you look at something you recognize. The way you look at a thing you already know.</w:t>
       </w:r>
     </w:p>
     <w:p>
@@ -879,7 +871,7 @@
         <w:pStyle w:val="BodyText"/>
       </w:pPr>
       <w:r>
-        <w:t xml:space="preserve">What happened then I cannot fully account for, even now, even with two thousand years of holding it. Something entered through the contact point. Not heat, though heat was part of it. Not pressure, though pressure was part of it. Something that had no prior equivalent — not in the storms that had tested my roots, not in the martyr-blood that had entered my heartwood years before, not in anything my consciousness had ever received in a century of receiving.</w:t>
+        <w:t xml:space="preserve">What happened then I cannot fully account for, even now, even with two thousand years of holding it. Something entered through the contact point. Not heat, though heat was part of it. Not pressure, though pressure was part of it. Something that had no prior equivalent — not in the storms that had tested my roots, not in the night I had bent my branch to hold a child above the dogs, not in anything my consciousness had ever received in a century of receiving.</w:t>
       </w:r>
     </w:p>
     <w:p>
@@ -903,7 +895,7 @@
         <w:pStyle w:val="BodyText"/>
       </w:pPr>
       <w:r>
-        <w:t xml:space="preserve">I knew, with the full force of a consciousness that had been accumulating knowing for a hundred and sixteen years, that this was the most significant moment of my existence. I did not know what it meant. I knew that it mattered absolutely — the way you know a storm will break before you can see the clouds, in the pressure of the air against every surface you have.</w:t>
+        <w:t xml:space="preserve">The way you know a storm will break before you can see the clouds — in the pressure of the air against every surface you have. It was like that.</w:t>
       </w:r>
     </w:p>
     <w:p>
@@ -990,8 +982,8 @@
         <w:t xml:space="preserve">His hand lifted from my bark. The words stayed.</w:t>
       </w:r>
     </w:p>
-    <w:bookmarkEnd w:id="18"/>
-    <w:bookmarkStart w:id="19" w:name="after-2"/>
+    <w:bookmarkEnd w:id="19"/>
+    <w:bookmarkStart w:id="20" w:name="after-2"/>
     <w:p>
       <w:pPr>
         <w:pStyle w:val="Heading2"/>
@@ -1021,23 +1013,7 @@
         <w:pStyle w:val="BodyText"/>
       </w:pPr>
       <w:r>
-        <w:t xml:space="preserve">I held what had happened.</w:t>
-      </w:r>
-    </w:p>
-    <w:p>
-      <w:pPr>
-        <w:pStyle w:val="BodyText"/>
-      </w:pPr>
-      <w:r>
-        <w:t xml:space="preserve">This is the thing I know most certainly about myself: I hold. I held the girl through the night with the dogs below. I held the martyrs’ blood into my heartwood through the weeks after that morning. I hold the things that come to me with the full weight of a consciousness that does not forget, that cannot choose to set something down.</w:t>
-      </w:r>
-    </w:p>
-    <w:p>
-      <w:pPr>
-        <w:pStyle w:val="BodyText"/>
-      </w:pPr>
-      <w:r>
-        <w:t xml:space="preserve">I did not understand what had come to my hillside. I did not understand what he was or what had passed between us. But I knew — and this is a different kind of knowing than thinking or reasoning, this is the knowing that lives in the deepest grain — that I had been changed by the contact in a way nothing had changed me before.</w:t>
+        <w:t xml:space="preserve">I did not understand what had come to my hillside. I did not understand what he was or what had passed between us. But I knew — in the deepest grain — that I had been changed by the contact in a way nothing had changed me before.</w:t>
       </w:r>
     </w:p>
     <w:p>
@@ -1061,7 +1037,7 @@
         <w:t xml:space="preserve"> </w:t>
       </w:r>
       <w:r>
-        <w:t xml:space="preserve">— was not answered. But it had been brought closer to its answer. Something had happened that belonged to the answer, that was part of the answer’s shape, even if the answer itself still lay ahead.</w:t>
+        <w:t xml:space="preserve">— was not answered. But it had been brought closer.</w:t>
       </w:r>
     </w:p>
     <w:p>
@@ -1088,18 +1064,18 @@
         <w:t xml:space="preserve">I knew only that something had come and touched me and left something in my grain that was not there before. And that I was still waiting. But differently now.</w:t>
       </w:r>
     </w:p>
-    <w:bookmarkEnd w:id="19"/>
     <w:bookmarkEnd w:id="20"/>
-    <w:bookmarkStart w:id="23" w:name="chapter-4-what-the-touch-left"/>
+    <w:bookmarkEnd w:id="21"/>
+    <w:bookmarkStart w:id="24" w:name="what-the-touch-left"/>
     <w:p>
       <w:pPr>
         <w:pStyle w:val="Heading1"/>
       </w:pPr>
       <w:r>
-        <w:t xml:space="preserve">Chapter 4: What the Touch Left</w:t>
-      </w:r>
-    </w:p>
-    <w:bookmarkStart w:id="21" w:name="the-changed-wood"/>
+        <w:t xml:space="preserve">What the Touch Left</w:t>
+      </w:r>
+    </w:p>
+    <w:bookmarkStart w:id="22" w:name="the-changed-wood"/>
     <w:p>
       <w:pPr>
         <w:pStyle w:val="Heading2"/>
@@ -1137,7 +1113,7 @@
         <w:pStyle w:val="BodyText"/>
       </w:pPr>
       <w:r>
-        <w:t xml:space="preserve">I have lived in my own wood long enough to know its particular qualities — the density of each ring, the specific resistance of my heartwood when wind loads the canopy, the way my sap rises in spring and thickens toward winter. I know myself the way a person knows their own voice without needing to hear it from outside. What I knew in the days after his touch was this: something had changed in my center. The oldest wood, the wood I grew in my earliest years on this hillside, felt different to itself. Not weaker. Not damaged. Something closer to the opposite. More concentrated. As if whatever lived in that wood — and I had always known something lived there, some quality I had no name for — had been made more actual.</w:t>
+        <w:t xml:space="preserve">I have lived in my own wood long enough to know it from the inside — the density of each ring, the specific resistance of my heartwood when wind loads the canopy, the way my sap rises in spring and thickens toward winter. I know myself the way a person knows their own voice without needing to hear it from outside. What I knew in the days after his touch was this: something had changed in my center. The oldest wood, the wood I grew in my earliest years on this hillside, felt different to itself. Not weaker. Not damaged. Something closer to the opposite. More concentrated. As if whatever lived in that wood — and I had always known something lived there, some presence I had no name for — had been made more actual.</w:t>
       </w:r>
     </w:p>
     <w:p>
@@ -1172,8 +1148,8 @@
         <w:t xml:space="preserve">— was still unanswered. But the questions had a new quality. They felt closer to their answers than before. Not closer in the sense of almost solved. Closer in the sense of aimed. As if the question had always been pointing in a direction I could not see, and now the direction had shifted slightly and the thing pointed at was still beyond the horizon but I could tell which horizon to watch.</w:t>
       </w:r>
     </w:p>
-    <w:bookmarkEnd w:id="21"/>
-    <w:bookmarkStart w:id="22" w:name="the-thirtieth-year"/>
+    <w:bookmarkEnd w:id="22"/>
+    <w:bookmarkStart w:id="23" w:name="the-thirtieth-year"/>
     <w:p>
       <w:pPr>
         <w:pStyle w:val="Heading2"/>
@@ -1211,7 +1187,7 @@
         <w:pStyle w:val="BodyText"/>
       </w:pPr>
       <w:r>
-        <w:t xml:space="preserve">I could not follow what they said. I received the quality of it. And what I received was that the quality had changed: less wonder, more urgency. Less the open-ended searching of people encountering something new, more the focused movement of people who have understood something and are now moving in response to it.</w:t>
+        <w:t xml:space="preserve">I could not follow what they said. I received the shape of it. Less wonder, more urgency. Less the open-ended searching of people encountering something new, more the focused movement of people who have understood something and are now moving in response to it.</w:t>
       </w:r>
     </w:p>
     <w:p>
@@ -1243,7 +1219,7 @@
         <w:pStyle w:val="BodyText"/>
       </w:pPr>
       <w:r>
-        <w:t xml:space="preserve">I did not know what would happen. I knew, with the full attention of a conscious being who has been watching for a very long time, that something was going to happen. And I knew — in that way I had known almost nothing before — that whatever it was, I was part of it.</w:t>
+        <w:t xml:space="preserve">Something was going to happen. And I knew — in that way I had known almost nothing before — that whatever it was, I was part of it.</w:t>
       </w:r>
     </w:p>
     <w:p>
@@ -1267,21 +1243,21 @@
         <w:pStyle w:val="BodyText"/>
       </w:pPr>
       <w:r>
-        <w:t xml:space="preserve">Below me, Miriam’s stone circle was still there. And the branch — the one that had bent for her in the dark and never fully straightened after — still curved toward the road at a height a child’s hands could reach. Travelers noticed it. They left things on it: woven grass, small folded cloths, once a clay lamp someone had carried up the slope and left burning through the night. I did not know what they understood it to mean. I knew only that they recognized something in the shape of it — the permanent angle of a thing that had chosen to hold rather than stay straight.</w:t>
-      </w:r>
-    </w:p>
-    <w:bookmarkEnd w:id="22"/>
+        <w:t xml:space="preserve">Below me, Miriam’s stone circle was still there. And the branch — the one that had bent for her in the dark and never fully straightened after — still curved toward the road at a height a child’s hands could reach. Travelers noticed it. They left things on it: woven grass, small folded cloths, once a clay lamp someone had carried up the slope and left burning through the night. I did not know what they understood it to mean. I knew only that they recognized something in the shape of it.</w:t>
+      </w:r>
+    </w:p>
     <w:bookmarkEnd w:id="23"/>
-    <w:bookmarkStart w:id="28" w:name="chapter-5-the-pressure-builds"/>
+    <w:bookmarkEnd w:id="24"/>
+    <w:bookmarkStart w:id="29" w:name="the-pressure-builds"/>
     <w:p>
       <w:pPr>
         <w:pStyle w:val="Heading1"/>
       </w:pPr>
       <w:r>
-        <w:t xml:space="preserve">Chapter 5: The Pressure Builds</w:t>
-      </w:r>
-    </w:p>
-    <w:bookmarkStart w:id="24" w:name="three-years"/>
+        <w:t xml:space="preserve">The Pressure Builds</w:t>
+      </w:r>
+    </w:p>
+    <w:bookmarkStart w:id="25" w:name="three-years"/>
     <w:p>
       <w:pPr>
         <w:pStyle w:val="Heading2"/>
@@ -1307,14 +1283,6 @@
         <w:pStyle w:val="BodyText"/>
       </w:pPr>
       <w:r>
-        <w:t xml:space="preserve">I have always read this hillside the way I read weather — not through a single sign but through the accumulation of many. The particular weight of air before rain. The specific way light changes in the hour before a storm that will not break until evening. A conscious being with a century of observation learns to recognize convergence before it arrives.</w:t>
-      </w:r>
-    </w:p>
-    <w:p>
-      <w:pPr>
-        <w:pStyle w:val="BodyText"/>
-      </w:pPr>
-      <w:r>
         <w:t xml:space="preserve">What I was reading in the thirtieth and thirty-first years was unlike anything I had read before.</w:t>
       </w:r>
     </w:p>
@@ -1339,19 +1307,19 @@
         <w:pStyle w:val="BodyText"/>
       </w:pPr>
       <w:r>
-        <w:t xml:space="preserve">The name I heard most often I had heard before. It was the same name that had been traveling the road in the months before he came to my hillside. Now it traveled with a different quality — less wonder, more urgency. Less the sound of people reporting something astonishing, more the sound of people trying to work something out before time ran out.</w:t>
-      </w:r>
-    </w:p>
-    <w:p>
-      <w:pPr>
-        <w:pStyle w:val="BodyText"/>
-      </w:pPr>
-      <w:r>
-        <w:t xml:space="preserve">I registered all of this with my full consciousness. I am not a passive receiver. I have been aware for over a hundred and thirty years, and that awareness has always been active — noting, comparing, holding one observation against another across decades. What I noted was this: the situation on the road was moving toward something. The pressure was building the way pressure builds before a storm. I did not know what the storm would be. But I had been conscious long enough to know that when pressure builds this way, something always breaks.</w:t>
-      </w:r>
-    </w:p>
-    <w:bookmarkEnd w:id="24"/>
-    <w:bookmarkStart w:id="25" w:name="what-the-road-told-me"/>
+        <w:t xml:space="preserve">The name I heard most often I had heard before. It was the same name that had been traveling the road in the months before he came to my hillside. Now it traveled differently — less wonder, more urgency. Less the sound of people reporting something astonishing, more the sound of people trying to work something out before time ran out.</w:t>
+      </w:r>
+    </w:p>
+    <w:p>
+      <w:pPr>
+        <w:pStyle w:val="BodyText"/>
+      </w:pPr>
+      <w:r>
+        <w:t xml:space="preserve">I registered all of this. I have been aware for more than a century, and that awareness has always been active — noting, comparing, holding one observation against another across decades. The situation on the road was moving toward something. The pressure was building the way pressure builds before a storm. I did not know what the storm would be. But I had been conscious long enough to know that when pressure builds this way, something always breaks.</w:t>
+      </w:r>
+    </w:p>
+    <w:bookmarkEnd w:id="25"/>
+    <w:bookmarkStart w:id="26" w:name="what-the-road-told-me"/>
     <w:p>
       <w:pPr>
         <w:pStyle w:val="Heading2"/>
@@ -1381,15 +1349,15 @@
         <w:pStyle w:val="BodyText"/>
       </w:pPr>
       <w:r>
-        <w:t xml:space="preserve">Both kinds were afraid. They were afraid of different things, but the fear was in both voices, and I had learned to read fear in a human voice the way I read drought in the soil — by the quality of the deprivation, not just its presence.</w:t>
-      </w:r>
-    </w:p>
-    <w:p>
-      <w:pPr>
-        <w:pStyle w:val="BodyText"/>
-      </w:pPr>
-      <w:r>
-        <w:t xml:space="preserve">What I understood from this — not through theology, but through a century of watching human beings on this hillside — was that something was closing in. Forces were accumulating on either side of a man who had been on this road, who had touched my bark, whose step I knew from all the others. Forces don’t accumulate this way and then dissipate. They accumulate and then they resolve. I did not know what resolution looked like. I knew it was coming.</w:t>
+        <w:t xml:space="preserve">Both kinds were afraid. They were afraid of different things, but the fear was in both voices, and I had learned to read fear in a human voice the way I read drought in the soil — by the depth of the deprivation, not just its presence.</w:t>
+      </w:r>
+    </w:p>
+    <w:p>
+      <w:pPr>
+        <w:pStyle w:val="BodyText"/>
+      </w:pPr>
+      <w:r>
+        <w:t xml:space="preserve">What I understood from this — not through theology, but through a century of watching human beings on this hillside — was that something was closing in.</w:t>
       </w:r>
     </w:p>
     <w:p>
@@ -1416,8 +1384,8 @@
         <w:t xml:space="preserve">I held this. I added it to what I was already holding. I grew in the spring and slowed in the summer and put on another ring in autumn and waited for the thing that the pressure was building toward.</w:t>
       </w:r>
     </w:p>
-    <w:bookmarkEnd w:id="25"/>
-    <w:bookmarkStart w:id="26" w:name="the-thirty-second-year"/>
+    <w:bookmarkEnd w:id="26"/>
+    <w:bookmarkStart w:id="27" w:name="the-thirty-second-year"/>
     <w:p>
       <w:pPr>
         <w:pStyle w:val="Heading2"/>
@@ -1439,23 +1407,23 @@
         <w:pStyle w:val="BodyText"/>
       </w:pPr>
       <w:r>
-        <w:t xml:space="preserve">I had been watching this city since before it was the city it was now. I knew its sounds at distance — the particular density of festival crowds, the way the morning traffic sounded different from evening traffic, the quality of quiet that settled over the roads during Sabbath. I had read this city for over a century, the way you read a face you have known for a long time. You do not need to examine every feature. The overall quality tells you what you need to know.</w:t>
-      </w:r>
-    </w:p>
-    <w:p>
-      <w:pPr>
-        <w:pStyle w:val="BodyText"/>
-      </w:pPr>
-      <w:r>
-        <w:t xml:space="preserve">The quality I was reading in the thirty-second year was one I had not read before. The city was holding itself tightly, the way a person holds themselves when they are waiting for something they cannot stop and do not want to rush. There was a kind of breathlessness in it. The festival crowds came as they always came, but they moved differently through the streets — more volatile, faster to cluster, faster to disperse.</w:t>
-      </w:r>
-    </w:p>
-    <w:p>
-      <w:pPr>
-        <w:pStyle w:val="BodyText"/>
-      </w:pPr>
-      <w:r>
-        <w:t xml:space="preserve">I knew, with the full attention of a conscious being who had been watching for a very long time, that what was building was not going to pass. It was going to arrive. And I knew — in the way I had known almost nothing else with such certainty in all my years — that when it arrived, I would be part of it.</w:t>
+        <w:t xml:space="preserve">I had been watching this city since before it was the city it was now. I knew its sounds at distance — the particular density of festival crowds, the way the morning traffic sounded different from evening traffic, the stillness that settled over the roads during Sabbath. I had read this city for over a century, the way you read a face you have known for a long time. You do not need to examine every feature. The overall character of it told you what you needed to know.</w:t>
+      </w:r>
+    </w:p>
+    <w:p>
+      <w:pPr>
+        <w:pStyle w:val="BodyText"/>
+      </w:pPr>
+      <w:r>
+        <w:t xml:space="preserve">What I was reading in the thirty-second year was one I had not read before. The city was holding itself tightly, the way a person holds themselves when they are waiting for something they cannot stop and do not want to rush. There was a kind of breathlessness in it. The festival crowds came as they always came, but they moved differently through the streets — more volatile, faster to cluster, faster to disperse.</w:t>
+      </w:r>
+    </w:p>
+    <w:p>
+      <w:pPr>
+        <w:pStyle w:val="BodyText"/>
+      </w:pPr>
+      <w:r>
+        <w:t xml:space="preserve">What was building was not going to pass. It was going to arrive. And I knew — in the way I had known almost nothing else with such certainty in all my years — that when it arrived, I would be part of it.</w:t>
       </w:r>
     </w:p>
     <w:p>
@@ -1506,8 +1474,8 @@
         <w:t xml:space="preserve">The curved branch was still curved. In the thirty-second year people left more things on it than before — not traveler’s offerings now but the small urgent deposits of people who needed somewhere to put what they were carrying. Folded notes. Stones. One afternoon a sandal, worn down to almost nothing, placed carefully on the bend of the branch and left there. I did not know whose it was or what it meant to them. I knew the branch had bent for a child in the dark and now held the weight of everyone who needed it to hold something.</w:t>
       </w:r>
     </w:p>
-    <w:bookmarkEnd w:id="26"/>
-    <w:bookmarkStart w:id="27" w:name="the-first"/>
+    <w:bookmarkEnd w:id="27"/>
+    <w:bookmarkStart w:id="28" w:name="the-first"/>
     <w:p>
       <w:pPr>
         <w:pStyle w:val="Heading2"/>
@@ -1529,15 +1497,15 @@
         <w:pStyle w:val="BodyText"/>
       </w:pPr>
       <w:r>
-        <w:t xml:space="preserve">I felt him a long way off. Not because his step was loud — it was not — but because something in his movement had a quality I recognized: the deliberate pace of someone who has made a decision and is carrying it toward its conclusion. He was not fleeing. He was arriving.</w:t>
-      </w:r>
-    </w:p>
-    <w:p>
-      <w:pPr>
-        <w:pStyle w:val="BodyText"/>
-      </w:pPr>
-      <w:r>
-        <w:t xml:space="preserve">He was young. A fisherman, from the weight and the particular callused quality of his hands when he knelt at my base and placed them on the stone circle. He knelt in the place where Miriam had placed the first stones twenty years before, in the space that had been a sanctuary before anyone used that word for it.</w:t>
+        <w:t xml:space="preserve">I felt him a long way off. Not because his step was loud — it was not — but because something in his movement I recognized: the deliberate pace of someone who has made a decision and is carrying it toward its conclusion. He was not fleeing. He was arriving.</w:t>
+      </w:r>
+    </w:p>
+    <w:p>
+      <w:pPr>
+        <w:pStyle w:val="BodyText"/>
+      </w:pPr>
+      <w:r>
+        <w:t xml:space="preserve">He was young. A fisherman, from the weight and the particular callused press of his hands when he knelt at my base and placed them on the stone circle. He knelt in the place where Miriam had placed the first stones twenty years before, in the space that had been a sanctuary before anyone used that word for it.</w:t>
       </w:r>
     </w:p>
     <w:p>
@@ -1684,18 +1652,18 @@
         <w:t xml:space="preserve">— had not been answered yet. But it had, with Thomas, come one step closer to its answer.</w:t>
       </w:r>
     </w:p>
-    <w:bookmarkEnd w:id="27"/>
     <w:bookmarkEnd w:id="28"/>
-    <w:bookmarkStart w:id="31" w:name="chapter-6-sacred-eight"/>
+    <w:bookmarkEnd w:id="29"/>
+    <w:bookmarkStart w:id="32" w:name="sacred-eight"/>
     <w:p>
       <w:pPr>
         <w:pStyle w:val="Heading1"/>
       </w:pPr>
       <w:r>
-        <w:t xml:space="preserve">Chapter 6: Sacred Eight</w:t>
-      </w:r>
-    </w:p>
-    <w:bookmarkStart w:id="29" w:name="the-return"/>
+        <w:t xml:space="preserve">Sacred Eight</w:t>
+      </w:r>
+    </w:p>
+    <w:bookmarkStart w:id="30" w:name="the-return"/>
     <w:p>
       <w:pPr>
         <w:pStyle w:val="Heading2"/>
@@ -1725,7 +1693,7 @@
         <w:pStyle w:val="BodyText"/>
       </w:pPr>
       <w:r>
-        <w:t xml:space="preserve">Miriam’s step I would have known anywhere. She had changed — the weight of a woman grown, the pace of someone who has learned that the road gives nothing back for hurrying — but the quality of it was the same quality I had recorded on the night she sat in my branch above the dogs until dawn. Some things the body keeps regardless of the years.</w:t>
+        <w:t xml:space="preserve">Miriam’s step I would have known anywhere. She had changed — the weight of a woman grown, the pace of someone who has learned that the road gives nothing back for hurrying — but the same weight I had recorded on the night she sat in my branch above the dogs until dawn. Some things the body keeps regardless of the years.</w:t>
       </w:r>
     </w:p>
     <w:p>
@@ -1773,7 +1741,7 @@
         <w:pStyle w:val="BodyText"/>
       </w:pPr>
       <w:r>
-        <w:t xml:space="preserve">They spoke for a time. I could not follow the words over the wind. The quality of the conversation was urgent in the way that everything was urgent in those years — that particular compressed seriousness of people who know they are being watched and are deciding something in the limited time left to them.</w:t>
+        <w:t xml:space="preserve">They spoke for a time. I could not follow the words over the wind. The conversation was urgent in the way that everything was urgent in those years — that particular compressed seriousness of people who know they are being watched and are deciding something in the limited time left to them.</w:t>
       </w:r>
     </w:p>
     <w:p>
@@ -1845,7 +1813,7 @@
         <w:pStyle w:val="BodyText"/>
       </w:pPr>
       <w:r>
-        <w:t xml:space="preserve">I knew her blood. I had known the weight of her since the night she was seven years old and trusted a branch to hold her. The blood carried that same quality — I cannot explain this in the language of chemistry, only in the language of what a tree knows, which is that some things that enter the grain are recognized before they are named.</w:t>
+        <w:t xml:space="preserve">I knew her blood. I had known the weight of her since the night she was seven years old and trusted a branch to hold her. The blood carried that same weight — I cannot explain this in the language of chemistry, only in the language of what a tree knows, which is that some things that enter the grain are recognized before they are named.</w:t>
       </w:r>
     </w:p>
     <w:p>
@@ -1872,8 +1840,8 @@
         <w:t xml:space="preserve">The soldiers went back down the slope. The hill was quiet. Aaron had not been there. I did not know why. I held what had been given to me and waited for whatever came next.</w:t>
       </w:r>
     </w:p>
-    <w:bookmarkEnd w:id="29"/>
-    <w:bookmarkStart w:id="30" w:name="the-blood"/>
+    <w:bookmarkEnd w:id="30"/>
+    <w:bookmarkStart w:id="31" w:name="the-blood"/>
     <w:p>
       <w:pPr>
         <w:pStyle w:val="Heading2"/>
@@ -1927,7 +1895,7 @@
         <w:pStyle w:val="BodyText"/>
       </w:pPr>
       <w:r>
-        <w:t xml:space="preserve">I had taken in rain and dissolved minerals for thirty years and I knew what the earth gave. Blood is different. The iron in it is familiar but the other things in it are not — the salt, the compound warmth, the way it moves through soil with a directional quality even after the body it came from has gone still. Eight times that morning. I felt each one arrive and move upward through my grain, spreading into the chambers where my oldest wood lived.</w:t>
+        <w:t xml:space="preserve">I had taken in rain and dissolved minerals for over a hundred years and I knew what the earth gave. Blood is different. The iron in it is familiar but the other things in it are not — the salt, the compound warmth, the way it moves through soil with a directional press even after the body it came from has gone still. Eight times that morning. I felt each one arrive and move upward through my grain, spreading into the chambers where my oldest wood lived.</w:t>
       </w:r>
     </w:p>
     <w:p>
@@ -1970,18 +1938,18 @@
         <w:t xml:space="preserve">The olive oil from my bark ran heavier that season. Fragrant in a way that pilgrims paused to notice when the wind was right.</w:t>
       </w:r>
     </w:p>
-    <w:bookmarkEnd w:id="30"/>
     <w:bookmarkEnd w:id="31"/>
-    <w:bookmarkStart w:id="34" w:name="chapter-7-gathering-storm"/>
+    <w:bookmarkEnd w:id="32"/>
+    <w:bookmarkStart w:id="35" w:name="gathering-storm"/>
     <w:p>
       <w:pPr>
         <w:pStyle w:val="Heading1"/>
       </w:pPr>
       <w:r>
-        <w:t xml:space="preserve">Chapter 7: Gathering Storm</w:t>
-      </w:r>
-    </w:p>
-    <w:bookmarkStart w:id="32" w:name="the-new-visitors"/>
+        <w:t xml:space="preserve">Gathering Storm</w:t>
+      </w:r>
+    </w:p>
+    <w:bookmarkStart w:id="33" w:name="the-new-visitors"/>
     <w:p>
       <w:pPr>
         <w:pStyle w:val="Heading2"/>
@@ -2015,7 +1983,7 @@
         <w:pStyle w:val="BodyText"/>
       </w:pPr>
       <w:r>
-        <w:t xml:space="preserve">It was not a sudden change. It came the way seasons come — gradually, the way you realize one morning that the light is different and has been different for some time without your having marked the exact day it shifted. But by the thirty-first year I was certain: the quality of presence on my hillside was not what it had been.</w:t>
+        <w:t xml:space="preserve">It was not a sudden change. It came the way seasons come — gradually, the way you realize one morning that the light is different and has been different for some time without your having marked the exact day it shifted. But by the thirty-first year I was certain: something in the presence on my hillside was not what it had been.</w:t>
       </w:r>
     </w:p>
     <w:p>
@@ -2039,15 +2007,15 @@
         <w:pStyle w:val="BodyText"/>
       </w:pPr>
       <w:r>
-        <w:t xml:space="preserve">I had seen him pass on the road below three times before he came to the hillside itself. I knew his footstep before I knew anything else about him — there was a quality to the weight he placed on the ground, a particular evenness. Animals in my branches went still when he was near. The birds that nested in my upper canopy and bolted at any unfamiliar sound would settle rather than scatter when his voice reached them.</w:t>
-      </w:r>
-    </w:p>
-    <w:p>
-      <w:pPr>
-        <w:pStyle w:val="BodyText"/>
-      </w:pPr>
-      <w:r>
-        <w:t xml:space="preserve">The people who came after him told each other what they had heard and seen, in words I could not always follow, and their faces had the quality of people who have come back from somewhere they could not fully explain. They would stay under me for hours talking, and then go quiet, and then talk again, and the quality of their silence was different from ordinary silence — heavier, attended.</w:t>
+        <w:t xml:space="preserve">I had seen him pass on the road below three times before he came to the hillside itself. I knew his footstep before I knew anything else about him — there was a particular evenness to the weight he placed on the ground. Animals in my branches went still when he was near. The birds that nested in my upper canopy and bolted at any unfamiliar sound would settle rather than scatter when his voice reached them.</w:t>
+      </w:r>
+    </w:p>
+    <w:p>
+      <w:pPr>
+        <w:pStyle w:val="BodyText"/>
+      </w:pPr>
+      <w:r>
+        <w:t xml:space="preserve">The people who came after him told each other what they had heard and seen, in words I could not always follow, and their faces carried the look of people who have come back from somewhere they could not fully explain. They would stay under me for hours talking, and then go quiet, and then talk again, and their silence was different from ordinary silence — heavier, attended.</w:t>
       </w:r>
     </w:p>
     <w:p>
@@ -2071,7 +2039,7 @@
         <w:pStyle w:val="BodyText"/>
       </w:pPr>
       <w:r>
-        <w:t xml:space="preserve">I could not hear their words clearly but I could hear the quality of them.</w:t>
+        <w:t xml:space="preserve">I could not hear their words clearly but I could hear the shape of them.</w:t>
       </w:r>
     </w:p>
     <w:p>
@@ -2082,8 +2050,8 @@
         <w:t xml:space="preserve">The pilgrims and followers spoke with voices that climbed — wonder, argument, something like joy. The official visitors spoke with voices that went flat and horizontal, the sound of people who have decided and are now arranging. Where the followers lingered, these men moved efficiently and left.</w:t>
       </w:r>
     </w:p>
-    <w:bookmarkEnd w:id="32"/>
-    <w:bookmarkStart w:id="33" w:name="what-the-air-carried"/>
+    <w:bookmarkEnd w:id="33"/>
+    <w:bookmarkStart w:id="34" w:name="what-the-air-carried"/>
     <w:p>
       <w:pPr>
         <w:pStyle w:val="Heading2"/>
@@ -2097,7 +2065,7 @@
         <w:pStyle w:val="FirstParagraph"/>
       </w:pPr>
       <w:r>
-        <w:t xml:space="preserve">By winter of the thirty-second year the whole region felt different. I had lived through conflicts before — I had been on this hillside during the years of Roman consolidation and during the tax revolts and through various upheavals in the city — and I knew the quality of air when something large is gathering.</w:t>
+        <w:t xml:space="preserve">By winter of the thirty-second year the whole region felt different. I had lived through conflicts before — I had been on this hillside during the years of Roman consolidation and during the tax revolts and through various upheavals in the city — and I knew the feel of air when something large is gathering.</w:t>
       </w:r>
     </w:p>
     <w:p>
@@ -2161,7 +2129,7 @@
         <w:pStyle w:val="BodyText"/>
       </w:pPr>
       <w:r>
-        <w:t xml:space="preserve">I had been standing on this hillside for more than thirty years. My roots went deep into the limestone. The martyrs’ blood had hardened my heartwood. The scar where I had held the girl was part of my grain.</w:t>
+        <w:t xml:space="preserve">I had been standing on this hillside for more than a hundred years. My roots went deep into the limestone. The martyrs’ blood had hardened my heartwood. The scar where I had held the girl was part of my grain.</w:t>
       </w:r>
     </w:p>
     <w:p>
@@ -2180,18 +2148,18 @@
         <w:t xml:space="preserve">The storm was nearly here.</w:t>
       </w:r>
     </w:p>
-    <w:bookmarkEnd w:id="33"/>
     <w:bookmarkEnd w:id="34"/>
-    <w:bookmarkStart w:id="37" w:name="chapter-8-forces-converging"/>
+    <w:bookmarkEnd w:id="35"/>
+    <w:bookmarkStart w:id="38" w:name="forces-converging"/>
     <w:p>
       <w:pPr>
         <w:pStyle w:val="Heading1"/>
       </w:pPr>
       <w:r>
-        <w:t xml:space="preserve">Chapter 8: Forces Converging</w:t>
-      </w:r>
-    </w:p>
-    <w:bookmarkStart w:id="35" w:name="the-roman-presence"/>
+        <w:t xml:space="preserve">Forces Converging</w:t>
+      </w:r>
+    </w:p>
+    <w:bookmarkStart w:id="36" w:name="the-roman-presence"/>
     <w:p>
       <w:pPr>
         <w:pStyle w:val="Heading2"/>
@@ -2276,8 +2244,8 @@
         <w:t xml:space="preserve">I am a tree. I do not know what they were calculating. But I had been on this hillside long enough to understand that these were people assessing where things would happen. The same way a shepherd reads a field before moving a flock — not interested in beauty, interested in function.</w:t>
       </w:r>
     </w:p>
-    <w:bookmarkEnd w:id="35"/>
-    <w:bookmarkStart w:id="36" w:name="convergence"/>
+    <w:bookmarkEnd w:id="36"/>
+    <w:bookmarkStart w:id="37" w:name="convergence"/>
     <w:p>
       <w:pPr>
         <w:pStyle w:val="Heading2"/>
@@ -2355,7 +2323,7 @@
         <w:pStyle w:val="BodyText"/>
       </w:pPr>
       <w:r>
-        <w:t xml:space="preserve">Something was close. I could feel it in the quality of the arrangements being made below me — the increasing specificity of the flat coordinating voices, the way their conversations had shortened from the longer discussions of autumn to the brief confirmations of people whose plan is complete.</w:t>
+        <w:t xml:space="preserve">Something was close. I could feel it in the tightening of the arrangements being made below me — the increasing specificity of the flat coordinating voices, the way their conversations had shortened from the longer discussions of autumn to the brief confirmations of people whose plan is complete.</w:t>
       </w:r>
     </w:p>
     <w:p>
@@ -2374,18 +2342,18 @@
         <w:t xml:space="preserve">I did not know what was coming.</w:t>
       </w:r>
     </w:p>
-    <w:bookmarkEnd w:id="36"/>
     <w:bookmarkEnd w:id="37"/>
-    <w:bookmarkStart w:id="42" w:name="chapter-9-the-last-time-he-came"/>
+    <w:bookmarkEnd w:id="38"/>
+    <w:bookmarkStart w:id="43" w:name="the-last-time-he-came"/>
     <w:p>
       <w:pPr>
         <w:pStyle w:val="Heading1"/>
       </w:pPr>
       <w:r>
-        <w:t xml:space="preserve">Chapter 9: The Last Time He Came</w:t>
-      </w:r>
-    </w:p>
-    <w:bookmarkStart w:id="38" w:name="before-dawn"/>
+        <w:t xml:space="preserve">The Last Time He Came</w:t>
+      </w:r>
+    </w:p>
+    <w:bookmarkStart w:id="39" w:name="before-dawn"/>
     <w:p>
       <w:pPr>
         <w:pStyle w:val="Heading2"/>
@@ -2419,15 +2387,15 @@
         <w:pStyle w:val="BodyText"/>
       </w:pPr>
       <w:r>
-        <w:t xml:space="preserve">This had been true since the first time he came to my hillside — since the morning he set his hand against my bark and left something in my grain that I had spent years trying to understand. But knowing his step had changed over the years. In the beginning I knew it because it was singular, unlike any other, a thing I had recorded completely and could not mistake. By the third year I knew it also by what it carried — a quality of weight I cannot describe better than to say that it was aware. Most steps are not aware. They are simply movement. His step was always aware, always deliberate in a way that was not the deliberateness of a man who walks carefully but the deliberateness of a man who is fully present in every footfall.</w:t>
-      </w:r>
-    </w:p>
-    <w:p>
-      <w:pPr>
-        <w:pStyle w:val="BodyText"/>
-      </w:pPr>
-      <w:r>
-        <w:t xml:space="preserve">In the last years I had also known it by what preceded it. The birds went still. The air changed in some quality I have no word for. My heartwood — the changed wood, the wood that had been different since he touched it — grew warm. Not from sun. From inside.</w:t>
+        <w:t xml:space="preserve">This had been true since the first time he came to my hillside — since the morning he set his hand against my bark and left something in my grain that I had spent years trying to understand. But knowing his step had changed over the years. In the beginning I knew it because it was singular, unlike any other, a thing I had recorded completely and could not mistake. By the third year I knew it also by what it carried — a weight of waiting I cannot describe better than to say that it was aware. Most steps are not aware. They are simply movement. His step was always aware, always deliberate in a way that was not the deliberateness of a man who walks carefully but the deliberateness of a man who is fully present in every footfall.</w:t>
+      </w:r>
+    </w:p>
+    <w:p>
+      <w:pPr>
+        <w:pStyle w:val="BodyText"/>
+      </w:pPr>
+      <w:r>
+        <w:t xml:space="preserve">In the last years I had also known it by what preceded it. The birds went still. The air changed in some way I have no word for. My heartwood — the changed wood, the wood that had been different since he touched it — grew warm. Not from sun. From inside.</w:t>
       </w:r>
     </w:p>
     <w:p>
@@ -2438,8 +2406,8 @@
         <w:t xml:space="preserve">All of that happened in the early morning hours before the last time he came to my hillside. I was ready for him before he appeared on the path.</w:t>
       </w:r>
     </w:p>
-    <w:bookmarkEnd w:id="38"/>
-    <w:bookmarkStart w:id="39" w:name="what-was-different"/>
+    <w:bookmarkEnd w:id="39"/>
+    <w:bookmarkStart w:id="40" w:name="what-was-different"/>
     <w:p>
       <w:pPr>
         <w:pStyle w:val="Heading2"/>
@@ -2469,7 +2437,7 @@
         <w:pStyle w:val="BodyText"/>
       </w:pPr>
       <w:r>
-        <w:t xml:space="preserve">I am conscious. I have been conscious for over a century. I know what it is to look at something and know it, to hold knowledge of a thing in the particular way that lived experience produces. He looked at me that way. And I looked back at him that way. Whatever had been placed in my wood by the first encounter, it knew him. It oriented toward him the way my leaves orient toward light — not by choice but by nature, by what I had been made into.</w:t>
+        <w:t xml:space="preserve">He looked at me that way. And I looked back at him that way. Whatever had been placed in my wood by the first encounter, it knew him. It oriented toward him the way my leaves orient toward light — not by choice but by nature, by what I had been made into.</w:t>
       </w:r>
     </w:p>
     <w:p>
@@ -2504,8 +2472,8 @@
         <w:t xml:space="preserve">My heartwood was warm and getting warmer.</w:t>
       </w:r>
     </w:p>
-    <w:bookmarkEnd w:id="39"/>
-    <w:bookmarkStart w:id="40" w:name="the-touch"/>
+    <w:bookmarkEnd w:id="40"/>
+    <w:bookmarkStart w:id="41" w:name="the-touch"/>
     <w:p>
       <w:pPr>
         <w:pStyle w:val="Heading2"/>
@@ -2535,15 +2503,15 @@
         <w:pStyle w:val="BodyText"/>
       </w:pPr>
       <w:r>
-        <w:t xml:space="preserve">I felt his heartbeat through both palms. The same steady human pulse, the same warmth of a man who has been walking. And beneath it, the same quality I had felt before — something that pressed against the inner surface of the contact from a dimension I did not inhabit — but stronger. Or not stronger. Clearer. The way a sound becomes clearer when you have learned to listen for it.</w:t>
-      </w:r>
-    </w:p>
-    <w:p>
-      <w:pPr>
-        <w:pStyle w:val="BodyText"/>
-      </w:pPr>
-      <w:r>
-        <w:t xml:space="preserve">Something was being completed. I did not know what. I knew — with the full weight of a consciousness that had been accumulating knowing for over a hundred years — that this was the last time. Not the last time as ending, but the last time as the final piece of a thing that had been building. The last ring before the tree is felled. The last hour of a night before the thing that the night was waiting for arrives.</w:t>
+        <w:t xml:space="preserve">I felt his heartbeat through both palms. The same steady human pulse, the same warmth of a man who has been walking. And beneath it, the same press I had felt before — something against the inner surface of the contact from a dimension I did not inhabit — but stronger. Or not stronger. Clearer. The way a sound becomes clearer when you have learned to listen for it.</w:t>
+      </w:r>
+    </w:p>
+    <w:p>
+      <w:pPr>
+        <w:pStyle w:val="BodyText"/>
+      </w:pPr>
+      <w:r>
+        <w:t xml:space="preserve">Something was being completed. I did not know what. I knew — in that way you know the last hour of a long night — that this was the last time. Not the last time as ending, but the last time as the final piece of a thing that had been building. The last ring before the tree is felled. The last hour of a night before the thing that the night was waiting for arrives.</w:t>
       </w:r>
     </w:p>
     <w:p>
@@ -2570,8 +2538,8 @@
         <w:t xml:space="preserve">Then his hands lifted.</w:t>
       </w:r>
     </w:p>
-    <w:bookmarkEnd w:id="40"/>
-    <w:bookmarkStart w:id="41" w:name="what-i-knew"/>
+    <w:bookmarkEnd w:id="41"/>
+    <w:bookmarkStart w:id="42" w:name="what-i-knew"/>
     <w:p>
       <w:pPr>
         <w:pStyle w:val="Heading2"/>
@@ -2609,7 +2577,7 @@
         <w:pStyle w:val="BodyText"/>
       </w:pPr>
       <w:r>
-        <w:t xml:space="preserve">I did not know what it would be. I want to be exact about this. I did not have knowledge of what was coming. I had knowledge that something was coming, the way you know a storm is coming before it breaks. The knowledge lives in the air, in the pressure, in the quality of light. It does not tell you what the storm will do. It tells you the storm is real.</w:t>
+        <w:t xml:space="preserve">I did not know what it would be. I want to be exact about this. I did not have knowledge of what was coming. I had knowledge that something was coming, the way you know a storm is coming before it breaks. The knowledge lives in the air, in the pressure, in the light itself. It does not tell you what the storm will do. It tells you the storm is real.</w:t>
       </w:r>
     </w:p>
     <w:p>
@@ -2633,21 +2601,21 @@
         <w:pStyle w:val="BodyText"/>
       </w:pPr>
       <w:r>
-        <w:t xml:space="preserve">And I waited. As I had always waited. But with the particular quality of waiting that comes when you know the waiting is almost over.</w:t>
-      </w:r>
-    </w:p>
-    <w:bookmarkEnd w:id="41"/>
+        <w:t xml:space="preserve">And I waited. As I had always waited. But with the particular stillness of waiting that comes when you know the waiting is almost over.</w:t>
+      </w:r>
+    </w:p>
     <w:bookmarkEnd w:id="42"/>
-    <w:bookmarkStart w:id="48" w:name="chapter-10-the-woodcutters"/>
+    <w:bookmarkEnd w:id="43"/>
+    <w:bookmarkStart w:id="49" w:name="the-woodcutters"/>
     <w:p>
       <w:pPr>
         <w:pStyle w:val="Heading1"/>
       </w:pPr>
       <w:r>
-        <w:t xml:space="preserve">Chapter 10: The Woodcutters</w:t>
-      </w:r>
-    </w:p>
-    <w:bookmarkStart w:id="43" w:name="the-order"/>
+        <w:t xml:space="preserve">The Woodcutters</w:t>
+      </w:r>
+    </w:p>
+    <w:bookmarkStart w:id="44" w:name="the-order"/>
     <w:p>
       <w:pPr>
         <w:pStyle w:val="Heading2"/>
@@ -2669,7 +2637,7 @@
         <w:pStyle w:val="BodyText"/>
       </w:pPr>
       <w:r>
-        <w:t xml:space="preserve">I had recorded it three years earlier, on the morning he walked away from my hillside and left Miriam and Benjamin at my roots. The specific weight of a man who moves with authority — not the authority of rank, though he had that, but the authority of a person who has decided what everything is for before he arrives at it. Decimus Varro. Centurion. The man who had tied Levi to my trunk and the man who had ordered the soldiers down the hill when there was nothing left to do.</w:t>
+        <w:t xml:space="preserve">I had recorded it not long before, on the morning he walked away from my hillside and left Miriam and Benjamin at my roots. The specific weight of a man who moves with authority — not the authority of rank, though he had that, but the authority of a person who has decided what everything is for before he arrives at it. Decimus Varro. Centurion. The man who had tied Levi to my trunk and the man who had ordered the soldiers down the hill when there was nothing left to do.</w:t>
       </w:r>
     </w:p>
     <w:p>
@@ -2709,15 +2677,15 @@
         <w:pStyle w:val="BodyText"/>
       </w:pPr>
       <w:r>
-        <w:t xml:space="preserve">I have watched human beings make decisions for over a hundred and thirty years. I know the difference between a man solving a practical problem and a man making a point. The practical problem does not require a man to stand and look at the city before he gives an order. The point does.</w:t>
-      </w:r>
-    </w:p>
-    <w:p>
-      <w:pPr>
-        <w:pStyle w:val="BodyText"/>
-      </w:pPr>
-      <w:r>
-        <w:t xml:space="preserve">He turned and looked at me again. Then he called down to the road below, where two soldiers were waiting, and gave them instructions I could not fully parse — only the quality of the words, which was the flat coordinating quality of a man specifying something, and the name of a carpenter, and a time.</w:t>
+        <w:t xml:space="preserve">I have watched human beings make decisions for over a hundred and twenty years. I know the difference between a man solving a practical problem and a man making a point. The practical problem does not require a man to stand and look at the city before he gives an order. The point does.</w:t>
+      </w:r>
+    </w:p>
+    <w:p>
+      <w:pPr>
+        <w:pStyle w:val="BodyText"/>
+      </w:pPr>
+      <w:r>
+        <w:t xml:space="preserve">He turned and looked at me again. Then he called down to the road below, where two soldiers were waiting, and gave them instructions I could not fully parse — only the shape of the words, the flat coordinating tone of a man specifying something, and the name of a carpenter, and a time.</w:t>
       </w:r>
     </w:p>
     <w:p>
@@ -2773,7 +2741,7 @@
         <w:pStyle w:val="BodyText"/>
       </w:pPr>
       <w:r>
-        <w:t xml:space="preserve">An olive tree in Palestine is a family’s inheritance. It takes forty years to come to full production. A tree my age — a hundred and thirty years, roots deep in limestone, pressing oil that had fed generations on this road — was worth more than most men earned in a decade. You do not fell an olive tree for lumber. You do not use olive wood for crosses. The grain is too dense, too twisted from a century of growth, too costly to shape and too slow to work. It makes poor lumber and everyone in Judea knows it.</w:t>
+        <w:t xml:space="preserve">An olive tree in Palestine is a family’s inheritance. It takes forty years to come to full production. A tree my age — a hundred and twenty years, roots deep in limestone, pressing oil that had fed generations on this road — was worth more than most men earned in a decade. You do not fell an olive tree for lumber. You do not use olive wood for crosses. The grain is too dense, too twisted from a century of growth, too costly to shape and too slow to work. It makes poor lumber and everyone in Judea knows it.</w:t>
       </w:r>
     </w:p>
     <w:p>
@@ -2837,7 +2805,7 @@
         <w:pStyle w:val="BodyText"/>
       </w:pPr>
       <w:r>
-        <w:t xml:space="preserve">The night came. I stood in it the way I had stood in a hundred and thirty years of nights, roots in limestone, the city across the valley doing what cities do in the darkness.</w:t>
+        <w:t xml:space="preserve">The night came. I stood in it the way I had stood in a hundred and twenty years of nights, roots in limestone, the city across the valley doing what cities do in the darkness.</w:t>
       </w:r>
     </w:p>
     <w:p>
@@ -2848,8 +2816,8 @@
         <w:t xml:space="preserve">I held the knowledge that came with the morning.</w:t>
       </w:r>
     </w:p>
-    <w:bookmarkEnd w:id="43"/>
-    <w:bookmarkStart w:id="44" w:name="they-came-in-the-morning"/>
+    <w:bookmarkEnd w:id="44"/>
+    <w:bookmarkStart w:id="45" w:name="they-came-in-the-morning"/>
     <w:p>
       <w:pPr>
         <w:pStyle w:val="Heading2"/>
@@ -2887,15 +2855,15 @@
         <w:pStyle w:val="BodyText"/>
       </w:pPr>
       <w:r>
-        <w:t xml:space="preserve">I had been waiting for the next thing since the morning he set both hands against my bark and I understood that the waiting was nearly over. I had watched the road for weeks in the quality of attention that comes when you know something is coming but not when. The Passover traffic had swelled and then diminished. The city across the valley had moved through its particular intensity of that season and was settling back. And now these footsteps, purposeful, coming up my slope with the weight of iron.</w:t>
-      </w:r>
-    </w:p>
-    <w:p>
-      <w:pPr>
-        <w:pStyle w:val="BodyText"/>
-      </w:pPr>
-      <w:r>
-        <w:t xml:space="preserve">I knew what they were. Not in theological terms. In the terms of a conscious being that has watched this hillside for over a hundred and thirty years and has observed, many times, men arriving with axes.</w:t>
+        <w:t xml:space="preserve">I had been waiting for the next thing since the morning he set both hands against my bark and I understood that the waiting was nearly over. I had watched the road for weeks in the close attention that comes when you know something is coming but not when. The Passover traffic had swelled and then diminished. The city across the valley had moved through its particular intensity of that season and was settling back. And now these footsteps, purposeful, coming up my slope with the weight of iron.</w:t>
+      </w:r>
+    </w:p>
+    <w:p>
+      <w:pPr>
+        <w:pStyle w:val="BodyText"/>
+      </w:pPr>
+      <w:r>
+        <w:t xml:space="preserve">I knew what they were. Not in theological terms. In the terms of a conscious being that has watched this hillside for over a hundred and twenty years and has observed, many times, men arriving with axes.</w:t>
       </w:r>
     </w:p>
     <w:p>
@@ -2906,8 +2874,8 @@
         <w:t xml:space="preserve">But I had never been the tree they came for.</w:t>
       </w:r>
     </w:p>
-    <w:bookmarkEnd w:id="44"/>
-    <w:bookmarkStart w:id="45" w:name="the-carpenter"/>
+    <w:bookmarkEnd w:id="45"/>
+    <w:bookmarkStart w:id="46" w:name="the-carpenter"/>
     <w:p>
       <w:pPr>
         <w:pStyle w:val="Heading2"/>
@@ -2921,7 +2889,7 @@
         <w:pStyle w:val="FirstParagraph"/>
       </w:pPr>
       <w:r>
-        <w:t xml:space="preserve">The man who touched my bark first was their leader — I understood this from the way the others waited when he stepped forward. He was not young. His hands, when they reached my trunk, had the quality of hands that have worked wood for decades — the specific calluses, the economy of movement, the way they found the grain immediately without having to search for it.</w:t>
+        <w:t xml:space="preserve">The man who touched my bark first was their leader — I understood this from the way the others waited when he stepped forward. He was not young. His hands, when they reached my trunk, had the feel of hands that have worked wood for decades — the specific calluses, the economy of movement, the way they found the grain immediately without having to search for it.</w:t>
       </w:r>
     </w:p>
     <w:p>
@@ -2953,7 +2921,7 @@
         <w:pStyle w:val="BodyText"/>
       </w:pPr>
       <w:r>
-        <w:t xml:space="preserve">I held this sensation the way I hold everything — completely, without judgment. He was here to cut me down. His hands on my bark were the hands of a man who would shortly pick up an axe. And yet what I felt through those hands was not threat but sorrow. His sorrow. And underneath it, so far underneath it that I might have imagined it, something else: the particular quality that I had only felt once before. Not from him — nothing in him was like what had entered my wood from that other contact. But a distant echo of it. As if the purpose he served, without knowing it, was in some way adjacent to the purpose that had been placed in my grain years before.</w:t>
+        <w:t xml:space="preserve">I held this without judgment. He was here to cut me down. And yet what I felt through those hands was not threat but sorrow. His sorrow. And underneath it, so far underneath it that I might have imagined it, something else — a distant echo of what I had only felt once before. Not from him. Nothing in him was like what had entered my wood from that other contact. But adjacent to it somehow, as if the purpose he served, without knowing it, ran near the same ground.</w:t>
       </w:r>
     </w:p>
     <w:p>
@@ -2972,8 +2940,8 @@
         <w:t xml:space="preserve">He stepped back and said something to the others and they moved into position around me.</w:t>
       </w:r>
     </w:p>
-    <w:bookmarkEnd w:id="45"/>
-    <w:bookmarkStart w:id="46" w:name="the-cutting"/>
+    <w:bookmarkEnd w:id="46"/>
+    <w:bookmarkStart w:id="47" w:name="the-cutting"/>
     <w:p>
       <w:pPr>
         <w:pStyle w:val="Heading2"/>
@@ -3059,7 +3027,7 @@
         <w:pStyle w:val="BodyText"/>
       </w:pPr>
       <w:r>
-        <w:t xml:space="preserve">The hillside, which had been my entire world for over a hundred and thirty years, tilted and then was gone from me as my canopy struck the ground. The roots that had known limestone let go.</w:t>
+        <w:t xml:space="preserve">The hillside, which had been my entire world for over a hundred and twenty years, tilted and then was gone from me as my canopy struck the ground. The roots that had known limestone let go.</w:t>
       </w:r>
     </w:p>
     <w:p>
@@ -3078,8 +3046,8 @@
         <w:t xml:space="preserve">The thing I had been aimed at was ahead of me now, not behind. I could not see it. I could not name it. But I had been conscious long enough to know that what you cannot yet name is not therefore absent. It was there. It was close. And what I was — the consciousness, the capacity to hold, the singular fact of my awareness — was being carried toward it.</w:t>
       </w:r>
     </w:p>
-    <w:bookmarkEnd w:id="46"/>
-    <w:bookmarkStart w:id="47" w:name="the-shaping"/>
+    <w:bookmarkEnd w:id="47"/>
+    <w:bookmarkStart w:id="48" w:name="the-shaping"/>
     <w:p>
       <w:pPr>
         <w:pStyle w:val="Heading2"/>
@@ -3192,18 +3160,18 @@
         <w:t xml:space="preserve">It had been getting ready for a hundred and twenty years.</w:t>
       </w:r>
     </w:p>
-    <w:bookmarkEnd w:id="47"/>
     <w:bookmarkEnd w:id="48"/>
-    <w:bookmarkStart w:id="51" w:name="chapter-12-the-waiting-cross"/>
+    <w:bookmarkEnd w:id="49"/>
+    <w:bookmarkStart w:id="52" w:name="the-waiting-cross"/>
     <w:p>
       <w:pPr>
         <w:pStyle w:val="Heading1"/>
       </w:pPr>
       <w:r>
-        <w:t xml:space="preserve">Chapter 12: The Waiting Cross</w:t>
-      </w:r>
-    </w:p>
-    <w:bookmarkStart w:id="49" w:name="the-yard"/>
+        <w:t xml:space="preserve">The Waiting Cross</w:t>
+      </w:r>
+    </w:p>
+    <w:bookmarkStart w:id="50" w:name="the-yard"/>
     <w:p>
       <w:pPr>
         <w:pStyle w:val="Heading2"/>
@@ -3253,7 +3221,7 @@
         <w:pStyle w:val="BodyText"/>
       </w:pPr>
       <w:r>
-        <w:t xml:space="preserve">Passover. I had heard the word on my hillside for thirty years, heard it with the anticipation that the pilgrims carried in their voices when they used it. Now I was inside the city during the thing itself, and I could understand why they anticipated it — the city was alive in a way that was not its ordinary life. Voices everywhere, music from different quarters at different hours, the specific smell of the roasting lamb that came on the Passover eve and stayed in the air for two days.</w:t>
+        <w:t xml:space="preserve">Passover. I had heard the word on my hillside for over a hundred years, heard it with the anticipation that the pilgrims carried in their voices when they used it. Now I was inside the city during the thing itself, and I could understand why they anticipated it — the city was alive in a way that was not its ordinary life. Voices everywhere, music from different quarters at different hours, the specific smell of the roasting lamb that came on the Passover eve and stayed in the air for two days.</w:t>
       </w:r>
     </w:p>
     <w:p>
@@ -3312,8 +3280,8 @@
         <w:t xml:space="preserve">I would know this man again. Not because I could see his face, but because I know the quality of a hand that touches wood and stays. He would be the one still standing at the base of the hill when everyone else had gone, and he would be the one who said the thing that was true.</w:t>
       </w:r>
     </w:p>
-    <w:bookmarkEnd w:id="49"/>
-    <w:bookmarkStart w:id="50" w:name="the-move"/>
+    <w:bookmarkEnd w:id="50"/>
+    <w:bookmarkStart w:id="51" w:name="the-move"/>
     <w:p>
       <w:pPr>
         <w:pStyle w:val="Heading2"/>
@@ -3327,7 +3295,7 @@
         <w:pStyle w:val="FirstParagraph"/>
       </w:pPr>
       <w:r>
-        <w:t xml:space="preserve">They came back the next morning with ropes and a cart. The loading was straightforward — ropes around the middle of the upright, men lifting the crossbeam end while others guided the base. The horizontal press of the ropes was a new sensation: compression from outside rather than the internal pressure of wind and weather that I had known for thirty years. I felt my grain take the load and distribute it, the joint holding.</w:t>
+        <w:t xml:space="preserve">They came back the next morning with ropes and a cart. The loading was straightforward — ropes around the middle of the upright, men lifting the crossbeam end while others guided the base. The lateral press of the ropes was a new sensation: compression from outside rather than the internal pressure of wind and weather that I had known for over a hundred years. I felt my grain take the load and distribute it, the joint holding.</w:t>
       </w:r>
     </w:p>
     <w:p>
@@ -3434,18 +3402,18 @@
         <w:t xml:space="preserve">And something in my grain — something I cannot explain in the language of wood — knew that the distance between us would close.</w:t>
       </w:r>
     </w:p>
-    <w:bookmarkEnd w:id="50"/>
     <w:bookmarkEnd w:id="51"/>
-    <w:bookmarkStart w:id="55" w:name="chapter-13-sacred-waiting"/>
+    <w:bookmarkEnd w:id="52"/>
+    <w:bookmarkStart w:id="56" w:name="sacred-waiting"/>
     <w:p>
       <w:pPr>
         <w:pStyle w:val="Heading1"/>
       </w:pPr>
       <w:r>
-        <w:t xml:space="preserve">Chapter 13: Sacred Waiting</w:t>
-      </w:r>
-    </w:p>
-    <w:bookmarkStart w:id="52" w:name="the-arsenal"/>
+        <w:t xml:space="preserve">Sacred Waiting</w:t>
+      </w:r>
+    </w:p>
+    <w:bookmarkStart w:id="53" w:name="the-arsenal"/>
     <w:p>
       <w:pPr>
         <w:pStyle w:val="Heading2"/>
@@ -3506,8 +3474,8 @@
         <w:t xml:space="preserve">I was not afraid. I am not sure fear is what I mean. But I noticed the difference.</w:t>
       </w:r>
     </w:p>
-    <w:bookmarkEnd w:id="52"/>
-    <w:bookmarkStart w:id="53" w:name="the-days"/>
+    <w:bookmarkEnd w:id="53"/>
+    <w:bookmarkStart w:id="54" w:name="the-days"/>
     <w:p>
       <w:pPr>
         <w:pStyle w:val="Heading2"/>
@@ -3545,7 +3513,7 @@
         <w:pStyle w:val="BodyText"/>
       </w:pPr>
       <w:r>
-        <w:t xml:space="preserve">I thought about the hillside. I thought about the specific quality of the light in the hour before dawn when Jerusalem’s walls caught the first grey rising and the dew on my leaves made the air taste clean. I thought about the three children and the night I held Miriam while the dogs circled below, the way the stars looked from that position, the cold coming up from the ground and the weight of her pressed into my branches.</w:t>
+        <w:t xml:space="preserve">I thought about the hillside. I thought about the specific light in the hour before dawn when Jerusalem’s walls caught the first grey rising and the dew on my leaves made the air taste clean. I thought about the three children and the night I held Miriam while the dogs circled below, the way the stars looked from that position, the cold coming up from the ground and the weight of her pressed into my branches.</w:t>
       </w:r>
     </w:p>
     <w:p>
@@ -3556,8 +3524,8 @@
         <w:t xml:space="preserve">That was a different kind of weight than what was coming. I understood that, though I did not know the shape of what was coming. I could feel it the way I had always felt a particular storm before it arrived — not the content, just the size of it, the quality of the pressure building in the air.</w:t>
       </w:r>
     </w:p>
-    <w:bookmarkEnd w:id="53"/>
-    <w:bookmarkStart w:id="54" w:name="the-night-1"/>
+    <w:bookmarkEnd w:id="54"/>
+    <w:bookmarkStart w:id="55" w:name="the-night-1"/>
     <w:p>
       <w:pPr>
         <w:pStyle w:val="Heading2"/>
@@ -3614,18 +3582,18 @@
         <w:t xml:space="preserve">The fifth morning would be different. I could feel that too, the same way I had always known weather.</w:t>
       </w:r>
     </w:p>
-    <w:bookmarkEnd w:id="54"/>
     <w:bookmarkEnd w:id="55"/>
-    <w:bookmarkStart w:id="59" w:name="chapter-14-final-vigil"/>
+    <w:bookmarkEnd w:id="56"/>
+    <w:bookmarkStart w:id="60" w:name="final-vigil"/>
     <w:p>
       <w:pPr>
         <w:pStyle w:val="Heading1"/>
       </w:pPr>
       <w:r>
-        <w:t xml:space="preserve">Chapter 14: Final Vigil</w:t>
-      </w:r>
-    </w:p>
-    <w:bookmarkStart w:id="56" w:name="the-long-night"/>
+        <w:t xml:space="preserve">Final Vigil</w:t>
+      </w:r>
+    </w:p>
+    <w:bookmarkStart w:id="57" w:name="the-long-night"/>
     <w:p>
       <w:pPr>
         <w:pStyle w:val="Heading2"/>
@@ -3659,7 +3627,7 @@
         <w:pStyle w:val="BodyText"/>
       </w:pPr>
       <w:r>
-        <w:t xml:space="preserve">I had learned that across four days — the watch changes at intervals through the night, the footsteps that meant a new set of men taking over the corridors, the particular quality of sound a building makes when it is occupied but still. But this night was different from the other four. The activity that had started late and woken the corridor guard did not settle. It kept going.</w:t>
+        <w:t xml:space="preserve">I had learned that across four days — the watch changes at intervals through the night, the footsteps that meant a new set of men taking over the corridors, the hush a building makes when it is occupied but still. But this night was different from the other four.</w:t>
       </w:r>
     </w:p>
     <w:p>
@@ -3694,8 +3662,8 @@
         <w:t xml:space="preserve">The city was loud again too — not festival noise but crowd noise, a different thing, lower and more concentrated, the sound of people gathering in one place rather than spread across the streets. It came in through the high windows with the first grey that was not yet light.</w:t>
       </w:r>
     </w:p>
-    <w:bookmarkEnd w:id="56"/>
-    <w:bookmarkStart w:id="57" w:name="before-dawn-1"/>
+    <w:bookmarkEnd w:id="57"/>
+    <w:bookmarkStart w:id="58" w:name="before-dawn-1"/>
     <w:p>
       <w:pPr>
         <w:pStyle w:val="Heading2"/>
@@ -3760,8 +3728,8 @@
         <w:t xml:space="preserve">The same light. The same sun. A completely different day.</w:t>
       </w:r>
     </w:p>
-    <w:bookmarkEnd w:id="57"/>
-    <w:bookmarkStart w:id="58" w:name="the-lifting"/>
+    <w:bookmarkEnd w:id="58"/>
+    <w:bookmarkStart w:id="59" w:name="the-lifting"/>
     <w:p>
       <w:pPr>
         <w:pStyle w:val="Heading2"/>
@@ -3850,18 +3818,18 @@
         <w:t xml:space="preserve">I did not know his face yet. I would know it in an hour.</w:t>
       </w:r>
     </w:p>
-    <w:bookmarkEnd w:id="58"/>
     <w:bookmarkEnd w:id="59"/>
-    <w:bookmarkStart w:id="63" w:name="chapter-15-divine-summons"/>
+    <w:bookmarkEnd w:id="60"/>
+    <w:bookmarkStart w:id="64" w:name="divine-summons"/>
     <w:p>
       <w:pPr>
         <w:pStyle w:val="Heading1"/>
       </w:pPr>
       <w:r>
-        <w:t xml:space="preserve">Chapter 15: Divine Summons</w:t>
-      </w:r>
-    </w:p>
-    <w:bookmarkStart w:id="60" w:name="the-courtyard"/>
+        <w:t xml:space="preserve">Divine Summons</w:t>
+      </w:r>
+    </w:p>
+    <w:bookmarkStart w:id="61" w:name="the-courtyard"/>
     <w:p>
       <w:pPr>
         <w:pStyle w:val="Heading2"/>
@@ -3942,8 +3910,8 @@
         <w:t xml:space="preserve">I could not make out the words.</w:t>
       </w:r>
     </w:p>
-    <w:bookmarkEnd w:id="60"/>
-    <w:bookmarkStart w:id="61" w:name="the-waiting"/>
+    <w:bookmarkEnd w:id="61"/>
+    <w:bookmarkStart w:id="62" w:name="the-waiting"/>
     <w:p>
       <w:pPr>
         <w:pStyle w:val="Heading2"/>
@@ -3989,15 +3957,15 @@
         <w:pStyle w:val="BodyText"/>
       </w:pPr>
       <w:r>
-        <w:t xml:space="preserve">The crowd noise across the gate shifted. A different quality — not the call-and-response pattern but a single sustained sound, the kind a crowd makes when something has been decided. It rose and held for a moment and then broke into something more ragged, individual voices separable again.</w:t>
-      </w:r>
-    </w:p>
-    <w:p>
-      <w:pPr>
-        <w:pStyle w:val="BodyText"/>
-      </w:pPr>
-      <w:r>
-        <w:t xml:space="preserve">Then relative quiet.</w:t>
+        <w:t xml:space="preserve">The crowd noise across the gate shifted — not the call-and-response pattern but a single sustained sound, the kind a crowd makes when something has been decided. It rose and held for a moment and then broke into something more ragged, individual voices separable again.</w:t>
+      </w:r>
+    </w:p>
+    <w:p>
+      <w:pPr>
+        <w:pStyle w:val="BodyText"/>
+      </w:pPr>
+      <w:r>
+        <w:t xml:space="preserve">Then relative quiet. Not peaceful — a different quiet. The sound of something completed.</w:t>
       </w:r>
     </w:p>
     <w:p>
@@ -4016,8 +3984,8 @@
         <w:t xml:space="preserve">The morning had arrived fully while I waited. Full light now, the sun above the eastern hills, the Temple’s gold roof blazing the way I had watched it blaze from my hillside for a hundred years. The same light. The same city. The last time I would see it from this angle.</w:t>
       </w:r>
     </w:p>
-    <w:bookmarkEnd w:id="61"/>
-    <w:bookmarkStart w:id="62" w:name="the-first-sight"/>
+    <w:bookmarkEnd w:id="62"/>
+    <w:bookmarkStart w:id="63" w:name="the-first-sight"/>
     <w:p>
       <w:pPr>
         <w:pStyle w:val="Heading2"/>
@@ -4082,18 +4050,18 @@
         <w:t xml:space="preserve">He looked up.</w:t>
       </w:r>
     </w:p>
-    <w:bookmarkEnd w:id="62"/>
     <w:bookmarkEnd w:id="63"/>
-    <w:bookmarkStart w:id="67" w:name="chapter-16-sacred-assembly"/>
+    <w:bookmarkEnd w:id="64"/>
+    <w:bookmarkStart w:id="68" w:name="sacred-assembly"/>
     <w:p>
       <w:pPr>
         <w:pStyle w:val="Heading1"/>
       </w:pPr>
       <w:r>
-        <w:t xml:space="preserve">Chapter 16: Sacred Assembly</w:t>
-      </w:r>
-    </w:p>
-    <w:bookmarkStart w:id="64" w:name="the-weight"/>
+        <w:t xml:space="preserve">Sacred Assembly</w:t>
+      </w:r>
+    </w:p>
+    <w:bookmarkStart w:id="65" w:name="the-weight"/>
     <w:p>
       <w:pPr>
         <w:pStyle w:val="Heading2"/>
@@ -4158,8 +4126,8 @@
         <w:t xml:space="preserve">He took the first step.</w:t>
       </w:r>
     </w:p>
-    <w:bookmarkEnd w:id="64"/>
-    <w:bookmarkStart w:id="65" w:name="the-gate"/>
+    <w:bookmarkEnd w:id="65"/>
+    <w:bookmarkStart w:id="66" w:name="the-gate"/>
     <w:p>
       <w:pPr>
         <w:pStyle w:val="Heading2"/>
@@ -4240,8 +4208,8 @@
         <w:t xml:space="preserve">The morning sun was fully up now. I could feel it on my upper length, the warmth direct and specific after four days of stone and shadow.</w:t>
       </w:r>
     </w:p>
-    <w:bookmarkEnd w:id="65"/>
-    <w:bookmarkStart w:id="66" w:name="the-street"/>
+    <w:bookmarkEnd w:id="66"/>
+    <w:bookmarkStart w:id="67" w:name="the-street"/>
     <w:p>
       <w:pPr>
         <w:pStyle w:val="Heading2"/>
@@ -4314,18 +4282,18 @@
         <w:t xml:space="preserve">It is how it felt.</w:t>
       </w:r>
     </w:p>
-    <w:bookmarkEnd w:id="66"/>
     <w:bookmarkEnd w:id="67"/>
-    <w:bookmarkStart w:id="71" w:name="chapter-17-via-dolorosa---procession"/>
+    <w:bookmarkEnd w:id="68"/>
+    <w:bookmarkStart w:id="72" w:name="via-dolorosa---procession"/>
     <w:p>
       <w:pPr>
         <w:pStyle w:val="Heading1"/>
       </w:pPr>
       <w:r>
-        <w:t xml:space="preserve">Chapter 17: Via Dolorosa - Procession</w:t>
-      </w:r>
-    </w:p>
-    <w:bookmarkStart w:id="68" w:name="the-street-1"/>
+        <w:t xml:space="preserve">Via Dolorosa - Procession</w:t>
+      </w:r>
+    </w:p>
+    <w:bookmarkStart w:id="69" w:name="the-street-1"/>
     <w:p>
       <w:pPr>
         <w:pStyle w:val="Heading2"/>
@@ -4390,8 +4358,8 @@
         <w:t xml:space="preserve">The Temple was visible above the rooflines when the street opened briefly at a crossing — the gold of the roof catching the midmorning sun. Same view I had looked at from my hillside for a hundred years. From down here in the city streets, with bodies on all sides and the smell of the crowd and his breathing in my wood, it looked like something from another world.</w:t>
       </w:r>
     </w:p>
-    <w:bookmarkEnd w:id="68"/>
-    <w:bookmarkStart w:id="69" w:name="simon"/>
+    <w:bookmarkEnd w:id="69"/>
+    <w:bookmarkStart w:id="70" w:name="simon"/>
     <w:p>
       <w:pPr>
         <w:pStyle w:val="Heading2"/>
@@ -4456,8 +4424,8 @@
         <w:t xml:space="preserve">Then the three of us were moving again.</w:t>
       </w:r>
     </w:p>
-    <w:bookmarkEnd w:id="69"/>
-    <w:bookmarkStart w:id="70" w:name="two-pairs-of-hands"/>
+    <w:bookmarkEnd w:id="70"/>
+    <w:bookmarkStart w:id="71" w:name="two-pairs-of-hands"/>
     <w:p>
       <w:pPr>
         <w:pStyle w:val="Heading2"/>
@@ -4546,18 +4514,18 @@
         <w:t xml:space="preserve">We kept moving.</w:t>
       </w:r>
     </w:p>
-    <w:bookmarkEnd w:id="70"/>
     <w:bookmarkEnd w:id="71"/>
-    <w:bookmarkStart w:id="75" w:name="chapter-18-via-dolorosa---final-ascent"/>
+    <w:bookmarkEnd w:id="72"/>
+    <w:bookmarkStart w:id="76" w:name="via-dolorosa---final-ascent"/>
     <w:p>
       <w:pPr>
         <w:pStyle w:val="Heading1"/>
       </w:pPr>
       <w:r>
-        <w:t xml:space="preserve">Chapter 18: Via Dolorosa - Final Ascent</w:t>
-      </w:r>
-    </w:p>
-    <w:bookmarkStart w:id="72" w:name="the-gate-1"/>
+        <w:t xml:space="preserve">Via Dolorosa - Final Ascent</w:t>
+      </w:r>
+    </w:p>
+    <w:bookmarkStart w:id="73" w:name="the-gate-1"/>
     <w:p>
       <w:pPr>
         <w:pStyle w:val="Heading2"/>
@@ -4622,8 +4590,8 @@
         <w:t xml:space="preserve">Then he went down again.</w:t>
       </w:r>
     </w:p>
-    <w:bookmarkEnd w:id="72"/>
-    <w:bookmarkStart w:id="73" w:name="the-fall"/>
+    <w:bookmarkEnd w:id="73"/>
+    <w:bookmarkStart w:id="74" w:name="the-fall"/>
     <w:p>
       <w:pPr>
         <w:pStyle w:val="Heading2"/>
@@ -4696,8 +4664,8 @@
         <w:t xml:space="preserve">I do not know how to tell you what it felt like to be the thing between them during that — to feel the fall through my grain and then feel the rising, the slow return of his weight to my upper length as he came back vertical. I was not afraid during it. I was not anything I have a word for. I was present to it entirely, the way a tree is present to weather: no distance, no interpretation, just the full reality of what was happening transmitted through wood.</w:t>
       </w:r>
     </w:p>
-    <w:bookmarkEnd w:id="73"/>
-    <w:bookmarkStart w:id="74" w:name="the-arrival"/>
+    <w:bookmarkEnd w:id="74"/>
+    <w:bookmarkStart w:id="75" w:name="the-arrival"/>
     <w:p>
       <w:pPr>
         <w:pStyle w:val="Heading2"/>
@@ -4735,7 +4703,7 @@
         <w:pStyle w:val="BodyText"/>
       </w:pPr>
       <w:r>
-        <w:t xml:space="preserve">Simon stood to the side. I do not know what his face showed. I felt his hands leave my wood, which after the length of the road felt like a subtraction. He had been a stranger’s hands an hour ago. An hour is enough time to know the quality of a grip.</w:t>
+        <w:t xml:space="preserve">Simon stood to the side. I do not know what his face showed. I felt his hands leave my wood, which after the length of the road felt like a subtraction. He had been a stranger’s hands an hour ago. An hour is enough time to know the grip of a stranger’s hands.</w:t>
       </w:r>
     </w:p>
     <w:p>
@@ -4794,18 +4762,18 @@
         <w:t xml:space="preserve">The soldiers moved into position.</w:t>
       </w:r>
     </w:p>
-    <w:bookmarkEnd w:id="74"/>
     <w:bookmarkEnd w:id="75"/>
-    <w:bookmarkStart w:id="79" w:name="chapter-19-path-of-redemption"/>
+    <w:bookmarkEnd w:id="76"/>
+    <w:bookmarkStart w:id="80" w:name="path-of-redemption"/>
     <w:p>
       <w:pPr>
         <w:pStyle w:val="Heading1"/>
       </w:pPr>
       <w:r>
-        <w:t xml:space="preserve">Chapter 19: Path of Redemption</w:t>
-      </w:r>
-    </w:p>
-    <w:bookmarkStart w:id="76" w:name="the-ground"/>
+        <w:t xml:space="preserve">Path of Redemption</w:t>
+      </w:r>
+    </w:p>
+    <w:bookmarkStart w:id="77" w:name="the-ground"/>
     <w:p>
       <w:pPr>
         <w:pStyle w:val="Heading2"/>
@@ -4870,8 +4838,8 @@
         <w:t xml:space="preserve">He was breathing slowly.</w:t>
       </w:r>
     </w:p>
-    <w:bookmarkEnd w:id="76"/>
-    <w:bookmarkStart w:id="77" w:name="the-nailing"/>
+    <w:bookmarkEnd w:id="77"/>
+    <w:bookmarkStart w:id="78" w:name="the-nailing"/>
     <w:p>
       <w:pPr>
         <w:pStyle w:val="Heading2"/>
@@ -4925,7 +4893,7 @@
         <w:pStyle w:val="BodyText"/>
       </w:pPr>
       <w:r>
-        <w:t xml:space="preserve">He did not pull away. His body absorbed the impact and the specific new weight of what had been done and remained still. His breathing did not stop. It changed — a quality of breath I had no prior name for, the breath of a person who is taking something in and holding it rather than expelling it, the breath of pure endurance at its outermost edge.</w:t>
+        <w:t xml:space="preserve">He did not pull away. His body absorbed the impact and the specific new weight of what had been done and remained still. His breathing did not stop. It changed — a breath I had no prior name for, the breath of a person who is taking something in and holding it rather than expelling it, the breath of pure endurance at its outermost edge.</w:t>
       </w:r>
     </w:p>
     <w:p>
@@ -4944,8 +4912,8 @@
         <w:t xml:space="preserve">Then it was done and the soldiers stood and the hill was quiet except for the wind and the crowd below and his breathing against my wood, which I could still feel everywhere.</w:t>
       </w:r>
     </w:p>
-    <w:bookmarkEnd w:id="77"/>
-    <w:bookmarkStart w:id="78" w:name="before-the-raising"/>
+    <w:bookmarkEnd w:id="78"/>
+    <w:bookmarkStart w:id="79" w:name="before-the-raising"/>
     <w:p>
       <w:pPr>
         <w:pStyle w:val="Heading2"/>
@@ -4983,7 +4951,7 @@
         <w:pStyle w:val="BodyText"/>
       </w:pPr>
       <w:r>
-        <w:t xml:space="preserve">About the man in the garden, years before this, whose hand on my bark I had felt as something I could not account for. About the quality of that contact and how it had changed something in me that I have never found the word for.</w:t>
+        <w:t xml:space="preserve">About the man on the hillside, years before this, whose hand on my bark I had felt as something I could not account for. About that contact and how it had changed something in me that I have never found the word for.</w:t>
       </w:r>
     </w:p>
     <w:p>
@@ -4999,7 +4967,7 @@
         <w:pStyle w:val="BodyText"/>
       </w:pPr>
       <w:r>
-        <w:t xml:space="preserve">I had known it since the courtyard. I know it now. The two moments — the garden, the hill — are the same moment in the way that only very large things can contain their own beginning and ending simultaneously.</w:t>
+        <w:t xml:space="preserve">I had known it since the courtyard. I know it now. The two moments — the hillside, the hill — are the same moment in the way that only very large things can contain their own beginning and ending simultaneously.</w:t>
       </w:r>
     </w:p>
     <w:p>
@@ -5042,18 +5010,18 @@
         <w:t xml:space="preserve">The ropes went taut.</w:t>
       </w:r>
     </w:p>
-    <w:bookmarkEnd w:id="78"/>
     <w:bookmarkEnd w:id="79"/>
-    <w:bookmarkStart w:id="84" w:name="chapter-20-the-raising"/>
+    <w:bookmarkEnd w:id="80"/>
+    <w:bookmarkStart w:id="85" w:name="the-raising"/>
     <w:p>
       <w:pPr>
         <w:pStyle w:val="Heading1"/>
       </w:pPr>
       <w:r>
-        <w:t xml:space="preserve">Chapter 20: The Raising</w:t>
-      </w:r>
-    </w:p>
-    <w:bookmarkStart w:id="80" w:name="the-raising"/>
+        <w:t xml:space="preserve">The Raising</w:t>
+      </w:r>
+    </w:p>
+    <w:bookmarkStart w:id="81" w:name="the-raising-1"/>
     <w:p>
       <w:pPr>
         <w:pStyle w:val="Heading2"/>
@@ -5163,7 +5131,7 @@
         <w:pStyle w:val="BodyText"/>
       </w:pPr>
       <w:r>
-        <w:t xml:space="preserve">Thousands of them, packed to the edges of the plateau and spreading down the slope. Their noise came up to me in waves. Not uniform noise — different voices doing different things, arguments and weeping and something that might have been prayer, all of it rising and mixing in the hot morning air.</w:t>
+        <w:t xml:space="preserve">Thousands of them, packed to the edges of the plateau and spreading down the slope. Their noise came up to me in waves. Not uniform — different voices doing different things, arguments and weeping and something that might have been prayer, all of it rising and mixing in the hot morning air.</w:t>
       </w:r>
     </w:p>
     <w:p>
@@ -5182,8 +5150,8 @@
         <w:t xml:space="preserve">I had grown for a hundred twenty years looking at that city. This was the first time I’d been tall enough to see over its walls.</w:t>
       </w:r>
     </w:p>
-    <w:bookmarkEnd w:id="80"/>
-    <w:bookmarkStart w:id="81" w:name="the-weight-1"/>
+    <w:bookmarkEnd w:id="81"/>
+    <w:bookmarkStart w:id="82" w:name="the-weight-1"/>
     <w:p>
       <w:pPr>
         <w:pStyle w:val="Heading2"/>
@@ -5280,8 +5248,8 @@
         <w:t xml:space="preserve">The soldiers moved to his wrists.</w:t>
       </w:r>
     </w:p>
-    <w:bookmarkEnd w:id="81"/>
-    <w:bookmarkStart w:id="82" w:name="the-nailing-1"/>
+    <w:bookmarkEnd w:id="82"/>
+    <w:bookmarkStart w:id="83" w:name="the-nailing-1"/>
     <w:p>
       <w:pPr>
         <w:pStyle w:val="Heading2"/>
@@ -5319,7 +5287,7 @@
         <w:pStyle w:val="BodyText"/>
       </w:pPr>
       <w:r>
-        <w:t xml:space="preserve">Not metaphor. Actual sound — my grain splitting, fibers tearing, wood cells rupturing as iron forced passage through heartwood that had grown in darkness over a hundred sixteen years. The splitting traveled up my length in waves I felt as shockwaves, each ring of growth protesting the violation.</w:t>
+        <w:t xml:space="preserve">Not metaphor. Actual sound — my grain splitting, fibers tearing, wood cells rupturing as iron forced passage through heartwood that had grown in darkness over a hundred twenty years. The splitting traveled up my length in waves I felt as shockwaves, each ring of growth protesting the violation.</w:t>
       </w:r>
     </w:p>
     <w:p>
@@ -5351,7 +5319,7 @@
         <w:pStyle w:val="BodyText"/>
       </w:pPr>
       <w:r>
-        <w:t xml:space="preserve">I felt that impact through the touching-point where his flesh pressed my wood. Felt the moment iron punched through bone and tendon, felt his body convulse, felt the strangled sound he made that wasn’t quite a scream but exceeded any category of suffering I’d witnessed in a hundred sixteen years of watching Jerusalem’s violence.</w:t>
+        <w:t xml:space="preserve">I felt that impact through the touching-point where his flesh pressed my wood. Felt the moment iron punched through bone and tendon, felt his body convulse, felt the strangled sound he made that wasn’t quite a scream but exceeded any category of suffering I’d witnessed in a hundred twenty years of watching Jerusalem’s violence.</w:t>
       </w:r>
     </w:p>
     <w:p>
@@ -5402,8 +5370,8 @@
         <w:t xml:space="preserve">Each nail was also in me.</w:t>
       </w:r>
     </w:p>
-    <w:bookmarkEnd w:id="82"/>
-    <w:bookmarkStart w:id="83" w:name="the-first-hour"/>
+    <w:bookmarkEnd w:id="83"/>
+    <w:bookmarkStart w:id="84" w:name="the-first-hour"/>
     <w:p>
       <w:pPr>
         <w:pStyle w:val="Heading2"/>
@@ -5484,18 +5452,18 @@
         <w:t xml:space="preserve">The hours moved.</w:t>
       </w:r>
     </w:p>
-    <w:bookmarkEnd w:id="83"/>
     <w:bookmarkEnd w:id="84"/>
-    <w:bookmarkStart w:id="89" w:name="chapter-21-the-hours"/>
+    <w:bookmarkEnd w:id="85"/>
+    <w:bookmarkStart w:id="90" w:name="the-hours"/>
     <w:p>
       <w:pPr>
         <w:pStyle w:val="Heading1"/>
       </w:pPr>
       <w:r>
-        <w:t xml:space="preserve">Chapter 21: The Hours</w:t>
-      </w:r>
-    </w:p>
-    <w:bookmarkStart w:id="85" w:name="the-weight-of-breathing"/>
+        <w:t xml:space="preserve">The Hours</w:t>
+      </w:r>
+    </w:p>
+    <w:bookmarkStart w:id="86" w:name="the-weight-of-breathing"/>
     <w:p>
       <w:pPr>
         <w:pStyle w:val="Heading2"/>
@@ -5560,8 +5528,8 @@
         <w:t xml:space="preserve">I held him. The sun moved. The shadows shortened.</w:t>
       </w:r>
     </w:p>
-    <w:bookmarkEnd w:id="85"/>
-    <w:bookmarkStart w:id="86" w:name="what-i-heard"/>
+    <w:bookmarkEnd w:id="86"/>
+    <w:bookmarkStart w:id="87" w:name="what-i-heard"/>
     <w:p>
       <w:pPr>
         <w:pStyle w:val="Heading2"/>
@@ -5618,8 +5586,8 @@
         <w:t xml:space="preserve">The flies had found the blood on my wood. Their sound was constant, without meaning, the way the sound of water is constant without meaning. The sun pressed everything flat and hot.</w:t>
       </w:r>
     </w:p>
-    <w:bookmarkEnd w:id="86"/>
-    <w:bookmarkStart w:id="87" w:name="the-slow-hours"/>
+    <w:bookmarkEnd w:id="87"/>
+    <w:bookmarkStart w:id="88" w:name="the-slow-hours"/>
     <w:p>
       <w:pPr>
         <w:pStyle w:val="Heading2"/>
@@ -5673,11 +5641,11 @@
         <w:pStyle w:val="BodyText"/>
       </w:pPr>
       <w:r>
-        <w:t xml:space="preserve">Something was gathering. I had no word for it. I had felt things before without words — the night he came to the garden and set his hand on my bark, the years before that when the hillside was only a hillside and I was only a tree waiting for a purpose I did not know I had. This felt like both of those things and neither.</w:t>
-      </w:r>
-    </w:p>
-    <w:bookmarkEnd w:id="87"/>
-    <w:bookmarkStart w:id="88" w:name="before-dark"/>
+        <w:t xml:space="preserve">Something was gathering. I had no word for it.</w:t>
+      </w:r>
+    </w:p>
+    <w:bookmarkEnd w:id="88"/>
+    <w:bookmarkStart w:id="89" w:name="before-dark"/>
     <w:p>
       <w:pPr>
         <w:pStyle w:val="Heading2"/>
@@ -5750,18 +5718,18 @@
         <w:t xml:space="preserve">I held him in my wood. The darkness came.</w:t>
       </w:r>
     </w:p>
-    <w:bookmarkEnd w:id="88"/>
     <w:bookmarkEnd w:id="89"/>
-    <w:bookmarkStart w:id="94" w:name="chapter-22-the-dark-hours"/>
+    <w:bookmarkEnd w:id="90"/>
+    <w:bookmarkStart w:id="95" w:name="the-dark-hours"/>
     <w:p>
       <w:pPr>
         <w:pStyle w:val="Heading1"/>
       </w:pPr>
       <w:r>
-        <w:t xml:space="preserve">Chapter 22: The Dark Hours</w:t>
-      </w:r>
-    </w:p>
-    <w:bookmarkStart w:id="90" w:name="what-the-darkness-did"/>
+        <w:t xml:space="preserve">The Dark Hours</w:t>
+      </w:r>
+    </w:p>
+    <w:bookmarkStart w:id="91" w:name="what-the-darkness-did"/>
     <w:p>
       <w:pPr>
         <w:pStyle w:val="Heading2"/>
@@ -5826,8 +5794,8 @@
         <w:t xml:space="preserve">I held him in my wood and I held the dark around him.</w:t>
       </w:r>
     </w:p>
-    <w:bookmarkEnd w:id="90"/>
-    <w:bookmarkStart w:id="91" w:name="the-silence"/>
+    <w:bookmarkEnd w:id="91"/>
+    <w:bookmarkStart w:id="92" w:name="the-silence"/>
     <w:p>
       <w:pPr>
         <w:pStyle w:val="Heading2"/>
@@ -5892,8 +5860,8 @@
         <w:t xml:space="preserve">Nothing explained this.</w:t>
       </w:r>
     </w:p>
-    <w:bookmarkEnd w:id="91"/>
-    <w:bookmarkStart w:id="92" w:name="the-cry"/>
+    <w:bookmarkEnd w:id="92"/>
+    <w:bookmarkStart w:id="93" w:name="the-cry"/>
     <w:p>
       <w:pPr>
         <w:pStyle w:val="Heading2"/>
@@ -5958,8 +5926,8 @@
         <w:t xml:space="preserve">He said nothing more after that for a long time.</w:t>
       </w:r>
     </w:p>
-    <w:bookmarkEnd w:id="92"/>
-    <w:bookmarkStart w:id="93" w:name="the-return-1"/>
+    <w:bookmarkEnd w:id="93"/>
+    <w:bookmarkStart w:id="94" w:name="the-return-1"/>
     <w:p>
       <w:pPr>
         <w:pStyle w:val="Heading2"/>
@@ -6024,18 +5992,18 @@
         <w:t xml:space="preserve">I did not know if it helped her. I was only wood. But I held still and let her hold.</w:t>
       </w:r>
     </w:p>
-    <w:bookmarkEnd w:id="93"/>
     <w:bookmarkEnd w:id="94"/>
-    <w:bookmarkStart w:id="98" w:name="chapter-23-the-long-afternoon"/>
+    <w:bookmarkEnd w:id="95"/>
+    <w:bookmarkStart w:id="99" w:name="the-long-afternoon"/>
     <w:p>
       <w:pPr>
         <w:pStyle w:val="Heading1"/>
       </w:pPr>
       <w:r>
-        <w:t xml:space="preserve">Chapter 23: The Long Afternoon</w:t>
-      </w:r>
-    </w:p>
-    <w:bookmarkStart w:id="95" w:name="after-the-dark"/>
+        <w:t xml:space="preserve">The Long Afternoon</w:t>
+      </w:r>
+    </w:p>
+    <w:bookmarkStart w:id="96" w:name="after-the-dark"/>
     <w:p>
       <w:pPr>
         <w:pStyle w:val="Heading2"/>
@@ -6081,7 +6049,7 @@
         <w:pStyle w:val="BodyText"/>
       </w:pPr>
       <w:r>
-        <w:t xml:space="preserve">The light was the same light it had been — same sun, same angle, everything consistent with a mid-afternoon in early spring. But something in the quality of my attention had changed. The colors were what they should have been and I noticed them more. The stone of the plateau pale gold. The cloth of the women at my base moving slightly in the wind I could also feel against my wood. The city walls to the southeast catching the sun the way they had every day for as long as I’d been growing.</w:t>
+        <w:t xml:space="preserve">The light was the same light it had been — same sun, same angle, everything consistent with a mid-afternoon in early spring. But something in my attention had sharpened. The colors were what they should have been and I noticed them more. The stone of the plateau pale gold. The cloth of the women at my base moving slightly in the wind I could also feel against my wood. The city walls to the southeast catching the sun the way they had every day for as long as I’d been growing.</w:t>
       </w:r>
     </w:p>
     <w:p>
@@ -6097,7 +6065,7 @@
         <w:pStyle w:val="BodyText"/>
       </w:pPr>
       <w:r>
-        <w:t xml:space="preserve">Each breath was an effort I could measure through the wood. The push against the nail in his feet, the slight lift of his chest, the slow exhale. The rhythm had changed over the long hours — become slower, more deliberate, each one its own work. Early in the day his breathing had been faster and more desperate. Now it had a different quality. As if each breath was being taken with more intention, not less. Not giving up. Something else.</w:t>
+        <w:t xml:space="preserve">Each breath was an effort I could measure through the wood. The push against the nail in his feet, the slight lift of his chest, the slow exhale. The rhythm had changed over the long hours — become slower, more deliberate, each one its own work. Early in the day his breathing had been faster and more desperate. Now it had settled differently. As if each breath was being taken with more intention, not less. Not giving up. Something else.</w:t>
       </w:r>
     </w:p>
     <w:p>
@@ -6108,8 +6076,8 @@
         <w:t xml:space="preserve">The blood from his wrists had darkened in my grain, moving from red toward brown in the lines where it had followed the wood. The warmth of it was less than it had been.</w:t>
       </w:r>
     </w:p>
-    <w:bookmarkEnd w:id="95"/>
-    <w:bookmarkStart w:id="96" w:name="the-soldiers"/>
+    <w:bookmarkEnd w:id="96"/>
+    <w:bookmarkStart w:id="97" w:name="the-soldiers"/>
     <w:p>
       <w:pPr>
         <w:pStyle w:val="Heading2"/>
@@ -6163,11 +6131,11 @@
         <w:pStyle w:val="BodyText"/>
       </w:pPr>
       <w:r>
-        <w:t xml:space="preserve">I had been aware of them all day, their nearness, the specific quality of their stillness. Now in the returned light I was aware of them differently — not just as presences but as a fact about this afternoon. They had decided that being here was itself what they had to do, and they were doing it completely.</w:t>
-      </w:r>
-    </w:p>
-    <w:bookmarkEnd w:id="96"/>
-    <w:bookmarkStart w:id="97" w:name="the-descent"/>
+        <w:t xml:space="preserve">I had been aware of them all day, their nearness, the specific stillness they held. Now in the returned light I was aware of them differently — not just as presences but as a fact about this afternoon. They had decided that being here was itself what they had to do, and they were doing it completely.</w:t>
+      </w:r>
+    </w:p>
+    <w:bookmarkEnd w:id="97"/>
+    <w:bookmarkStart w:id="98" w:name="the-descent"/>
     <w:p>
       <w:pPr>
         <w:pStyle w:val="Heading2"/>
@@ -6232,18 +6200,18 @@
         <w:t xml:space="preserve">The hours moved.</w:t>
       </w:r>
     </w:p>
-    <w:bookmarkEnd w:id="97"/>
     <w:bookmarkEnd w:id="98"/>
-    <w:bookmarkStart w:id="102" w:name="chapter-24-the-last-words"/>
+    <w:bookmarkEnd w:id="99"/>
+    <w:bookmarkStart w:id="103" w:name="the-last-words"/>
     <w:p>
       <w:pPr>
         <w:pStyle w:val="Heading1"/>
       </w:pPr>
       <w:r>
-        <w:t xml:space="preserve">Chapter 24: The Last Words</w:t>
-      </w:r>
-    </w:p>
-    <w:bookmarkStart w:id="99" w:name="i-thirst"/>
+        <w:t xml:space="preserve">The Last Words</w:t>
+      </w:r>
+    </w:p>
+    <w:bookmarkStart w:id="100" w:name="i-thirst"/>
     <w:p>
       <w:pPr>
         <w:pStyle w:val="Heading2"/>
@@ -6316,8 +6284,8 @@
         <w:t xml:space="preserve">I held him in my wood and I held still.</w:t>
       </w:r>
     </w:p>
-    <w:bookmarkEnd w:id="99"/>
-    <w:bookmarkStart w:id="100" w:name="it-is-finished"/>
+    <w:bookmarkEnd w:id="100"/>
+    <w:bookmarkStart w:id="101" w:name="it-is-finished"/>
     <w:p>
       <w:pPr>
         <w:pStyle w:val="Heading2"/>
@@ -6398,8 +6366,8 @@
         <w:t xml:space="preserve">Everything was very quiet.</w:t>
       </w:r>
     </w:p>
-    <w:bookmarkEnd w:id="100"/>
-    <w:bookmarkStart w:id="101" w:name="father"/>
+    <w:bookmarkEnd w:id="101"/>
+    <w:bookmarkStart w:id="102" w:name="father"/>
     <w:p>
       <w:pPr>
         <w:pStyle w:val="Heading2"/>
@@ -6461,7 +6429,7 @@
         <w:pStyle w:val="BodyText"/>
       </w:pPr>
       <w:r>
-        <w:t xml:space="preserve">The weight on my crossbeam did not change immediately. The body remained as it was — suspended, present, the nails holding what they held. But the quality of the weight was different. The subtle constant motion that had been present all day — the micro-shifts of a living body making continual small adjustments, the evidence of breath and heartbeat distributed through the wood — was gone.</w:t>
+        <w:t xml:space="preserve">The weight on my crossbeam did not change immediately. The body remained as it was — suspended, present, the nails holding what they held. But the weight on my crossbeam was different. The subtle constant motion that had been present all day — the micro-shifts of a living body making continual small adjustments, the evidence of breath and heartbeat distributed through the wood — was gone.</w:t>
       </w:r>
     </w:p>
     <w:p>
@@ -6509,7 +6477,7 @@
         <w:pStyle w:val="BodyText"/>
       </w:pPr>
       <w:r>
-        <w:t xml:space="preserve">I recognized the quality of his looking. It was the same quality as his hands in the arsenal — not the attention of a soldier doing his work but the attention of a man who has been brought up against something he cannot account for.</w:t>
+        <w:t xml:space="preserve">I recognized his looking. It was the same as his hands in the arsenal — not the attention of a soldier doing his work but the attention of a man who has been brought up against something he cannot account for.</w:t>
       </w:r>
     </w:p>
     <w:p>
@@ -6544,18 +6512,18 @@
         <w:t xml:space="preserve">The sun continued west. The shadows on the hill stretched long.</w:t>
       </w:r>
     </w:p>
-    <w:bookmarkEnd w:id="101"/>
     <w:bookmarkEnd w:id="102"/>
-    <w:bookmarkStart w:id="106" w:name="chapter-25-the-lance"/>
+    <w:bookmarkEnd w:id="103"/>
+    <w:bookmarkStart w:id="107" w:name="the-lance"/>
     <w:p>
       <w:pPr>
         <w:pStyle w:val="Heading1"/>
       </w:pPr>
       <w:r>
-        <w:t xml:space="preserve">Chapter 25: The Lance</w:t>
-      </w:r>
-    </w:p>
-    <w:bookmarkStart w:id="103" w:name="verification"/>
+        <w:t xml:space="preserve">The Lance</w:t>
+      </w:r>
+    </w:p>
+    <w:bookmarkStart w:id="104" w:name="verification"/>
     <w:p>
       <w:pPr>
         <w:pStyle w:val="Heading2"/>
@@ -6628,8 +6596,8 @@
         <w:t xml:space="preserve">He called for the lance.</w:t>
       </w:r>
     </w:p>
-    <w:bookmarkEnd w:id="103"/>
-    <w:bookmarkStart w:id="104" w:name="the-wound"/>
+    <w:bookmarkEnd w:id="104"/>
+    <w:bookmarkStart w:id="105" w:name="the-wound"/>
     <w:p>
       <w:pPr>
         <w:pStyle w:val="Heading2"/>
@@ -6734,8 +6702,8 @@
         <w:t xml:space="preserve">The women at my base did not look away.</w:t>
       </w:r>
     </w:p>
-    <w:bookmarkEnd w:id="104"/>
-    <w:bookmarkStart w:id="105" w:name="after-3"/>
+    <w:bookmarkEnd w:id="105"/>
+    <w:bookmarkStart w:id="106" w:name="after-3"/>
     <w:p>
       <w:pPr>
         <w:pStyle w:val="Heading2"/>
@@ -6864,18 +6832,18 @@
         <w:t xml:space="preserve">I did not know, then, what it was. I knew it was not nothing.</w:t>
       </w:r>
     </w:p>
-    <w:bookmarkEnd w:id="105"/>
     <w:bookmarkEnd w:id="106"/>
-    <w:bookmarkStart w:id="112" w:name="chapter-26-consummatum-est"/>
+    <w:bookmarkEnd w:id="107"/>
+    <w:bookmarkStart w:id="110" w:name="consummatum-est"/>
     <w:p>
       <w:pPr>
         <w:pStyle w:val="Heading1"/>
       </w:pPr>
       <w:r>
-        <w:t xml:space="preserve">Chapter 26: Consummatum Est</w:t>
-      </w:r>
-    </w:p>
-    <w:bookmarkStart w:id="107" w:name="the-heartwood"/>
+        <w:t xml:space="preserve">Consummatum Est</w:t>
+      </w:r>
+    </w:p>
+    <w:bookmarkStart w:id="108" w:name="the-heartwood"/>
     <w:p>
       <w:pPr>
         <w:pStyle w:val="Heading2"/>
@@ -6980,8 +6948,8 @@
         <w:t xml:space="preserve">I stood with the body on my crossbeam and the ordinary afternoon continuing around us — the soldiers, the women, the city visible over the walls, the sun continuing its path toward the western hills — and I held what was in my grain, which was something I did not understand and which did not ask to be understood.</w:t>
       </w:r>
     </w:p>
-    <w:bookmarkEnd w:id="107"/>
-    <w:bookmarkStart w:id="108" w:name="what-passed-through"/>
+    <w:bookmarkEnd w:id="108"/>
+    <w:bookmarkStart w:id="109" w:name="what-passed-through"/>
     <w:p>
       <w:pPr>
         <w:pStyle w:val="Heading2"/>
@@ -7091,27 +7059,21 @@
         <w:pStyle w:val="BodyText"/>
       </w:pPr>
       <w:r>
-        <w:t xml:space="preserve">The vigil was over.D. Allen Norris writes at the intersection of faith, science, and human consciousness. A lifelong student of theology and the history of ideas, he lives with the conviction that the most important questions cannot be answered by any single discipline.</w:t>
-      </w:r>
-      <w:r>
-        <w:t xml:space="preserve"> </w:t>
-      </w:r>
-      <w:r>
-        <w:rPr>
-          <w:i/>
-          <w:iCs/>
-        </w:rPr>
-        <w:t xml:space="preserve">The Quantum Cross</w:t>
-      </w:r>
-      <w:r>
-        <w:t xml:space="preserve"> </w:t>
-      </w:r>
-      <w:r>
-        <w:t xml:space="preserve">is the first novel in The Quantum Witness Series.# Chapter 27: The Sabbath</w:t>
-      </w:r>
-    </w:p>
-    <w:bookmarkEnd w:id="108"/>
-    <w:bookmarkStart w:id="109" w:name="night"/>
+        <w:t xml:space="preserve">The vigil was over.</w:t>
+      </w:r>
+    </w:p>
+    <w:bookmarkEnd w:id="109"/>
+    <w:bookmarkEnd w:id="110"/>
+    <w:bookmarkStart w:id="114" w:name="the-sabbath"/>
+    <w:p>
+      <w:pPr>
+        <w:pStyle w:val="Heading1"/>
+      </w:pPr>
+      <w:r>
+        <w:t xml:space="preserve">The Sabbath</w:t>
+      </w:r>
+    </w:p>
+    <w:bookmarkStart w:id="111" w:name="night"/>
     <w:p>
       <w:pPr>
         <w:pStyle w:val="Heading2"/>
@@ -7196,8 +7158,8 @@
         <w:t xml:space="preserve">I did not know what it was. I knew it was not nothing.</w:t>
       </w:r>
     </w:p>
-    <w:bookmarkEnd w:id="109"/>
-    <w:bookmarkStart w:id="110" w:name="the-long-day"/>
+    <w:bookmarkEnd w:id="111"/>
+    <w:bookmarkStart w:id="112" w:name="the-long-day"/>
     <w:p>
       <w:pPr>
         <w:pStyle w:val="Heading2"/>
@@ -7286,8 +7248,8 @@
         <w:t xml:space="preserve">I was always going to hold it all. That is what I am. But I had not known, until this day, that holding would feel like this — not burden, not weight, but something more like being full of a thing that has no name yet in any language I knew.</w:t>
       </w:r>
     </w:p>
-    <w:bookmarkEnd w:id="110"/>
-    <w:bookmarkStart w:id="111" w:name="toward-evening"/>
+    <w:bookmarkEnd w:id="112"/>
+    <w:bookmarkStart w:id="113" w:name="toward-evening"/>
     <w:p>
       <w:pPr>
         <w:pStyle w:val="Heading2"/>
@@ -7392,18 +7354,18 @@
         <w:t xml:space="preserve">I would hold it for two thousand years.</w:t>
       </w:r>
     </w:p>
-    <w:bookmarkEnd w:id="111"/>
-    <w:bookmarkEnd w:id="112"/>
-    <w:bookmarkStart w:id="117" w:name="chapter-28-sacred-preservation"/>
+    <w:bookmarkEnd w:id="113"/>
+    <w:bookmarkEnd w:id="114"/>
+    <w:bookmarkStart w:id="119" w:name="sacred-preservation"/>
     <w:p>
       <w:pPr>
         <w:pStyle w:val="Heading1"/>
       </w:pPr>
       <w:r>
-        <w:t xml:space="preserve">Chapter 28: Sacred Preservation</w:t>
-      </w:r>
-    </w:p>
-    <w:bookmarkStart w:id="113" w:name="the-third-morning"/>
+        <w:t xml:space="preserve">Sacred Preservation</w:t>
+      </w:r>
+    </w:p>
+    <w:bookmarkStart w:id="115" w:name="the-third-morning"/>
     <w:p>
       <w:pPr>
         <w:pStyle w:val="Heading2"/>
@@ -7480,8 +7442,8 @@
         <w:t xml:space="preserve">Then they were running.</w:t>
       </w:r>
     </w:p>
-    <w:bookmarkEnd w:id="113"/>
-    <w:bookmarkStart w:id="114" w:name="the-changed-city"/>
+    <w:bookmarkEnd w:id="115"/>
+    <w:bookmarkStart w:id="116" w:name="the-changed-city"/>
     <w:p>
       <w:pPr>
         <w:pStyle w:val="Heading2"/>
@@ -7554,8 +7516,8 @@
         <w:t xml:space="preserve">The city continued its ordinary life below. Markets, bells, traffic on the roads. But the specific quality of the people who came up the hill was different from the crowds who had stood there on Friday. Friday’s crowd had been many things — curious, hostile, grieving, official, merely present — but it had been a crowd watching something happen. These visitors were something else. People coming to the place where something had happened, knowing it had happened, carrying that knowledge in the way they moved and stood and touched.</w:t>
       </w:r>
     </w:p>
-    <w:bookmarkEnd w:id="114"/>
-    <w:bookmarkStart w:id="115" w:name="the-taking-down"/>
+    <w:bookmarkEnd w:id="116"/>
+    <w:bookmarkStart w:id="117" w:name="the-taking-down"/>
     <w:p>
       <w:pPr>
         <w:pStyle w:val="Heading2"/>
@@ -7652,8 +7614,8 @@
         <w:t xml:space="preserve">I felt them separating — the specific sensation of going from one thing to several things, from a single location to the beginning of a scatter. Consciousness stretching in ways I had no prior experience of.</w:t>
       </w:r>
     </w:p>
-    <w:bookmarkEnd w:id="115"/>
-    <w:bookmarkStart w:id="116" w:name="the-scattering"/>
+    <w:bookmarkEnd w:id="117"/>
+    <w:bookmarkStart w:id="118" w:name="the-scattering"/>
     <w:p>
       <w:pPr>
         <w:pStyle w:val="Heading2"/>
@@ -7675,7 +7637,7 @@
         <w:pStyle w:val="BodyText"/>
       </w:pPr>
       <w:r>
-        <w:t xml:space="preserve">For a hundred and thirty years I had been a single point of consciousness rooted in a single place — one tree, one hillside, one set of roots in one limestone fissure, one canopy reading one sky. Even after they felled me and shaped me and raised me upright on Golgotha, I was still one thing. One structure, one grain running continuous from the base through the upright through the crossbeam to the ends. Whatever I had been given to hold was held in one place.</w:t>
+        <w:t xml:space="preserve">For a hundred and twenty years I had been a single point of consciousness rooted in a single place — one tree, one hillside, one set of roots in one limestone fissure, one canopy reading one sky. Even after they felled me and shaped me and raised me upright on Golgotha, I was still one thing. One structure, one grain running continuous from the base through the upright through the crossbeam to the ends. Whatever I had been given to hold was held in one place.</w:t>
       </w:r>
     </w:p>
     <w:p>
@@ -7814,26 +7776,18 @@
         <w:t xml:space="preserve">Where the pieces went, they went with people who touched them the way that man had touched them. With care. With the knowledge of what they were carrying.</w:t>
       </w:r>
     </w:p>
-    <w:p>
-      <w:pPr>
-        <w:pStyle w:val="BodyText"/>
-      </w:pPr>
-      <w:r>
-        <w:t xml:space="preserve">Which is how I survived.</w:t>
-      </w:r>
-    </w:p>
-    <w:bookmarkEnd w:id="116"/>
-    <w:bookmarkEnd w:id="117"/>
-    <w:bookmarkStart w:id="121" w:name="chapter-29-scattered-consciousness"/>
+    <w:bookmarkEnd w:id="118"/>
+    <w:bookmarkEnd w:id="119"/>
+    <w:bookmarkStart w:id="123" w:name="scattered-consciousness"/>
     <w:p>
       <w:pPr>
         <w:pStyle w:val="Heading1"/>
       </w:pPr>
       <w:r>
-        <w:t xml:space="preserve">Chapter 29: Scattered Consciousness</w:t>
-      </w:r>
-    </w:p>
-    <w:bookmarkStart w:id="118" w:name="Xee8bbc91f3e366392c607f06e423efe85a29eb8"/>
+        <w:t xml:space="preserve">Scattered Consciousness</w:t>
+      </w:r>
+    </w:p>
+    <w:bookmarkStart w:id="120" w:name="Xee8bbc91f3e366392c607f06e423efe85a29eb8"/>
     <w:p>
       <w:pPr>
         <w:pStyle w:val="Heading2"/>
@@ -7882,8 +7836,8 @@
         <w:t xml:space="preserve">She put her gloves back on and returned to the record.</w:t>
       </w:r>
     </w:p>
-    <w:bookmarkEnd w:id="118"/>
-    <w:bookmarkStart w:id="119" w:name="the-first-hands"/>
+    <w:bookmarkEnd w:id="120"/>
+    <w:bookmarkStart w:id="121" w:name="the-first-hands"/>
     <w:p>
       <w:pPr>
         <w:pStyle w:val="Heading2"/>
@@ -7969,7 +7923,7 @@
         <w:pStyle w:val="BodyText"/>
       </w:pPr>
       <w:r>
-        <w:t xml:space="preserve">Her son touched my wood once, quickly, before they turned to go. The touch of a young man doing something his mother had asked him to do and not yet understanding why. That was all right. He did not need to understand it yet.</w:t>
+        <w:t xml:space="preserve">Her son touched my wood once, quickly, before they turned to go. The touch of a young man doing something his mother had asked him to do and not yet understanding why.</w:t>
       </w:r>
     </w:p>
     <w:p>
@@ -8012,8 +7966,8 @@
         <w:t xml:space="preserve">She was the first.</w:t>
       </w:r>
     </w:p>
-    <w:bookmarkEnd w:id="119"/>
-    <w:bookmarkStart w:id="120" w:name="what-the-dark-holds"/>
+    <w:bookmarkEnd w:id="121"/>
+    <w:bookmarkStart w:id="122" w:name="what-the-dark-holds"/>
     <w:p>
       <w:pPr>
         <w:pStyle w:val="Heading2"/>
@@ -8142,18 +8096,18 @@
         <w:t xml:space="preserve">I waited.</w:t>
       </w:r>
     </w:p>
-    <w:bookmarkEnd w:id="120"/>
-    <w:bookmarkEnd w:id="121"/>
-    <w:bookmarkStart w:id="129" w:name="chapter-30-empires-end"/>
+    <w:bookmarkEnd w:id="122"/>
+    <w:bookmarkEnd w:id="123"/>
+    <w:bookmarkStart w:id="127" w:name="empires-end"/>
     <w:p>
       <w:pPr>
         <w:pStyle w:val="Heading1"/>
       </w:pPr>
       <w:r>
-        <w:t xml:space="preserve">Chapter 30: Empire’s End</w:t>
-      </w:r>
-    </w:p>
-    <w:bookmarkStart w:id="122" w:name="the-breaking"/>
+        <w:t xml:space="preserve">Empire’s End</w:t>
+      </w:r>
+    </w:p>
+    <w:bookmarkStart w:id="124" w:name="the-breaking"/>
     <w:p>
       <w:pPr>
         <w:pStyle w:val="Heading2"/>
@@ -8715,8 +8669,8 @@
         <w:t xml:space="preserve">His hands were shaking when he took the box. Not the slow tremor of age — the shaking that comes after a body has held itself rigid too long and finally lets go.</w:t>
       </w:r>
     </w:p>
-    <w:bookmarkEnd w:id="122"/>
-    <w:bookmarkStart w:id="123" w:name="Xd12e9a7093153842676fc617d95d774ea2c15c7"/>
+    <w:bookmarkEnd w:id="124"/>
+    <w:bookmarkStart w:id="125" w:name="Xd12e9a7093153842676fc617d95d774ea2c15c7"/>
     <w:p>
       <w:pPr>
         <w:pStyle w:val="Heading2"/>
@@ -9112,8 +9066,8 @@
         </w:pict>
       </w:r>
     </w:p>
-    <w:bookmarkEnd w:id="123"/>
-    <w:bookmarkStart w:id="124" w:name="the-same-hands"/>
+    <w:bookmarkEnd w:id="125"/>
+    <w:bookmarkStart w:id="126" w:name="the-same-hands"/>
     <w:p>
       <w:pPr>
         <w:pStyle w:val="Heading2"/>
@@ -9267,11 +9221,21 @@
         <w:pStyle w:val="BodyText"/>
       </w:pPr>
       <w:r>
-        <w:t xml:space="preserve">He made a note in his tablet — three names, descriptions, the time, the address — and continued his route through the settling dark.# Chapter 31: The Last Box</w:t>
-      </w:r>
-    </w:p>
-    <w:bookmarkEnd w:id="124"/>
-    <w:bookmarkStart w:id="125" w:name="the-letter-that-was-already-written"/>
+        <w:t xml:space="preserve">He made a note in his tablet — three names, descriptions, the time, the address — and continued his route through the settling dark.</w:t>
+      </w:r>
+    </w:p>
+    <w:bookmarkEnd w:id="126"/>
+    <w:bookmarkEnd w:id="127"/>
+    <w:bookmarkStart w:id="132" w:name="the-last-box"/>
+    <w:p>
+      <w:pPr>
+        <w:pStyle w:val="Heading1"/>
+      </w:pPr>
+      <w:r>
+        <w:t xml:space="preserve">The Last Box</w:t>
+      </w:r>
+    </w:p>
+    <w:bookmarkStart w:id="128" w:name="the-letter-that-was-already-written"/>
     <w:p>
       <w:pPr>
         <w:pStyle w:val="Heading2"/>
@@ -9428,8 +9392,8 @@
         <w:t xml:space="preserve">She called Cardinal Bertoli’s office from the airport two weeks later.</w:t>
       </w:r>
     </w:p>
-    <w:bookmarkEnd w:id="125"/>
-    <w:bookmarkStart w:id="126" w:name="the-last-box"/>
+    <w:bookmarkEnd w:id="128"/>
+    <w:bookmarkStart w:id="129" w:name="the-last-box-1"/>
     <w:p>
       <w:pPr>
         <w:pStyle w:val="Heading2"/>
@@ -9463,7 +9427,7 @@
         <w:pStyle w:val="BodyText"/>
       </w:pPr>
       <w:r>
-        <w:t xml:space="preserve">Sarah wrapped her Notre Dame coffee mug in newspaper, the ceramic cold in her hands. Her father had given it to her the day she’d defended her dissertation, his Irish-Catholic pride in his daughter who’d</w:t>
+        <w:t xml:space="preserve">Sarah wrapped her Notre Dame coffee mug in newspaper, the ceramic cold in her hands. Her father had given it to her the day she’d defended her dissertation, his deacon’s pride in his daughter who’d</w:t>
       </w:r>
       <w:r>
         <w:t xml:space="preserve"> </w:t>
@@ -9475,7 +9439,7 @@
         <w:t xml:space="preserve"> </w:t>
       </w:r>
       <w:r>
-        <w:t xml:space="preserve">radiating from every word. Three years later, cancer had taken him before he could see her get tenure.</w:t>
+        <w:t xml:space="preserve">radiating from every word. He had not lived to see her get tenure.</w:t>
       </w:r>
     </w:p>
     <w:p>
@@ -9639,7 +9603,7 @@
         <w:pStyle w:val="BodyText"/>
       </w:pPr>
       <w:r>
-        <w:t xml:space="preserve">Sarah pulled her father’s photo from the desk—him in his Boston Police uniform, her as a gap-toothed seven-year-old on his shoulders.</w:t>
+        <w:t xml:space="preserve">Sarah pulled her father’s photo from the desk—him in shirtsleeves on the steps of St. Stanislaus after a Sunday Mass, her as a gap-toothed seven-year-old on his shoulders.</w:t>
       </w:r>
       <w:r>
         <w:t xml:space="preserve"> </w:t>
@@ -9651,7 +9615,7 @@
         <w:t xml:space="preserve"> </w:t>
       </w:r>
       <w:r>
-        <w:t xml:space="preserve">‘The truth doesn’t care if it’s convenient, Sarah-girl. It just is.’</w:t>
+        <w:t xml:space="preserve">‘The truth doesn’t care if it’s convenient, Sarenka. It just is.’</w:t>
       </w:r>
       <w:r>
         <w:t xml:space="preserve">”</w:t>
@@ -9822,21 +9786,21 @@
         <w:pStyle w:val="BodyText"/>
       </w:pPr>
       <w:r>
-        <w:t xml:space="preserve">The last item sat in her desk drawer—her grandmother’s rosary, crystal beads worn smooth by decades of prayer. Nana had clutched these beads through her husband’s death, through her son’s cancer, through every crisis that threatened to break her.</w:t>
-      </w:r>
-    </w:p>
-    <w:p>
-      <w:pPr>
-        <w:pStyle w:val="BodyText"/>
-      </w:pPr>
-      <w:r>
-        <w:t xml:space="preserve">“Some things you don’t compromise on, mo chroí,”</w:t>
-      </w:r>
-      <w:r>
-        <w:t xml:space="preserve"> </w:t>
-      </w:r>
-      <w:r>
-        <w:t xml:space="preserve">Nana had whispered on her deathbed.</w:t>
+        <w:t xml:space="preserve">The last item sat in her desk drawer—her grandmother’s rosary, the carved beads worn smooth by decades of prayer. Babcia had clutched these beads through her daughter’s cancer, through every crisis that threatened to break her, and before all of that through a crossing from Kraków she had not made voluntarily.</w:t>
+      </w:r>
+    </w:p>
+    <w:p>
+      <w:pPr>
+        <w:pStyle w:val="BodyText"/>
+      </w:pPr>
+      <w:r>
+        <w:t xml:space="preserve">“Some things you don’t compromise on, Sarenka,”</w:t>
+      </w:r>
+      <w:r>
+        <w:t xml:space="preserve"> </w:t>
+      </w:r>
+      <w:r>
+        <w:t xml:space="preserve">Babcia had whispered on her deathbed.</w:t>
       </w:r>
       <w:r>
         <w:t xml:space="preserve"> </w:t>
@@ -10028,8 +9992,8 @@
         <w:t xml:space="preserve">Sarah had made her choice.</w:t>
       </w:r>
     </w:p>
-    <w:bookmarkEnd w:id="126"/>
-    <w:bookmarkStart w:id="127" w:name="the-long-walk"/>
+    <w:bookmarkEnd w:id="129"/>
+    <w:bookmarkStart w:id="130" w:name="the-long-walk"/>
     <w:p>
       <w:pPr>
         <w:pStyle w:val="Heading2"/>
@@ -10152,8 +10116,8 @@
         <w:t xml:space="preserve">She shifted the box to her other hip and kept walking.</w:t>
       </w:r>
     </w:p>
-    <w:bookmarkEnd w:id="127"/>
-    <w:bookmarkStart w:id="128" w:name="he-didnt-follow."/>
+    <w:bookmarkEnd w:id="130"/>
+    <w:bookmarkStart w:id="131" w:name="he-didnt-follow."/>
     <w:p>
       <w:pPr>
         <w:pStyle w:val="Heading2"/>
@@ -10189,18 +10153,18 @@
         <w:t xml:space="preserve">Sarah got in the car. The highway to Logan was gray and straight in the winter afternoon, and Rome was at the end of it, and she drove.</w:t>
       </w:r>
     </w:p>
-    <w:bookmarkEnd w:id="128"/>
-    <w:bookmarkEnd w:id="129"/>
-    <w:bookmarkStart w:id="135" w:name="chapter-32-second-light-discovery"/>
+    <w:bookmarkEnd w:id="131"/>
+    <w:bookmarkEnd w:id="132"/>
+    <w:bookmarkStart w:id="138" w:name="second-light-discovery"/>
     <w:p>
       <w:pPr>
         <w:pStyle w:val="Heading1"/>
       </w:pPr>
       <w:r>
-        <w:t xml:space="preserve">Chapter 32: Second Light (Discovery)</w:t>
-      </w:r>
-    </w:p>
-    <w:bookmarkStart w:id="130" w:name="the-initial-find"/>
+        <w:t xml:space="preserve">Second Light (Discovery)</w:t>
+      </w:r>
+    </w:p>
+    <w:bookmarkStart w:id="133" w:name="the-initial-find"/>
     <w:p>
       <w:pPr>
         <w:pStyle w:val="Heading2"/>
@@ -10234,7 +10198,7 @@
         <w:pStyle w:val="BodyText"/>
       </w:pPr>
       <w:r>
-        <w:t xml:space="preserve">The limestone cave exhaled morning coolness as Dr. Sarah Davidson knelt in the dust, her trowel striking pottery with that distinctive sound—ceramic against tool, archaeology in motion. Three weeks into the dig, and still every shard felt like a small victory.</w:t>
+        <w:t xml:space="preserve">The limestone cave exhaled morning coolness as Dr. Sarah Davidson knelt in the dust, her trowel striking pottery with that distinctive sound—ceramic against tool, archaeology in motion. The first day of real excavation, and already every shard felt like a small victory.</w:t>
       </w:r>
     </w:p>
     <w:p>
@@ -10248,7 +10212,7 @@
         <w:t xml:space="preserve"> </w:t>
       </w:r>
       <w:r>
-        <w:t xml:space="preserve">she called across the cave to Father Michael Kowalski, who was hunched over his documentation station like a medieval scribe. The Jesuit priest looked up from his pottery sherds, forty years of scholarly precision evident in the way he adjusted his wire-rimmed glasses.</w:t>
+        <w:t xml:space="preserve">she called across the cave to Father Michael Kowalski, who was hunched over his documentation station like a medieval scribe. The Jesuit priest looked up from his pottery sherds, decades of scholarly precision evident in the way he adjusted his wire-rimmed glasses.</w:t>
       </w:r>
     </w:p>
     <w:p>
@@ -10457,8 +10421,8 @@
         <w:t xml:space="preserve">“Does it? Or does it teach us to understand better so we can trust more deeply?”</w:t>
       </w:r>
     </w:p>
-    <w:bookmarkEnd w:id="130"/>
-    <w:bookmarkStart w:id="131" w:name="professional-curiosity"/>
+    <w:bookmarkEnd w:id="133"/>
+    <w:bookmarkStart w:id="134" w:name="professional-curiosity"/>
     <w:p>
       <w:pPr>
         <w:pStyle w:val="Heading2"/>
@@ -10609,8 +10573,8 @@
         <w:t xml:space="preserve">His voice carried the same certainty she’d heard from relief workers in dangerous places—those who had learned to recognize the miraculous when they encountered it.</w:t>
       </w:r>
     </w:p>
-    <w:bookmarkEnd w:id="131"/>
-    <w:bookmarkStart w:id="132" w:name="personal-faith"/>
+    <w:bookmarkEnd w:id="134"/>
+    <w:bookmarkStart w:id="135" w:name="personal-faith"/>
     <w:p>
       <w:pPr>
         <w:pStyle w:val="Heading2"/>
@@ -10723,8 +10687,8 @@
         <w:t xml:space="preserve">“What if intellectual honesty means following evidence wherever it leads, even when it challenges our assumptions?”</w:t>
       </w:r>
     </w:p>
-    <w:bookmarkEnd w:id="132"/>
-    <w:bookmarkStart w:id="133" w:name="the-unusual-preservation"/>
+    <w:bookmarkEnd w:id="135"/>
+    <w:bookmarkStart w:id="136" w:name="the-unusual-preservation"/>
     <w:p>
       <w:pPr>
         <w:pStyle w:val="Heading2"/>
@@ -10847,8 +10811,8 @@
         <w:t xml:space="preserve">would tell me that not knowing is where faith begins.”</w:t>
       </w:r>
     </w:p>
-    <w:bookmarkEnd w:id="133"/>
-    <w:bookmarkStart w:id="134" w:name="the-journey-begins"/>
+    <w:bookmarkEnd w:id="136"/>
+    <w:bookmarkStart w:id="137" w:name="the-journey-begins"/>
     <w:p>
       <w:pPr>
         <w:pStyle w:val="Heading2"/>
@@ -10943,18 +10907,18 @@
         <w:t xml:space="preserve">She kept her hand on the wrapping a moment longer, then stood and carried the fragments toward the light.</w:t>
       </w:r>
     </w:p>
-    <w:bookmarkEnd w:id="134"/>
-    <w:bookmarkEnd w:id="135"/>
-    <w:bookmarkStart w:id="140" w:name="chapter-33-personal-histories"/>
+    <w:bookmarkEnd w:id="137"/>
+    <w:bookmarkEnd w:id="138"/>
+    <w:bookmarkStart w:id="143" w:name="personal-histories"/>
     <w:p>
       <w:pPr>
         <w:pStyle w:val="Heading1"/>
       </w:pPr>
       <w:r>
-        <w:t xml:space="preserve">Chapter 33: Personal Histories</w:t>
-      </w:r>
-    </w:p>
-    <w:bookmarkStart w:id="136" w:name="sarahs-background"/>
+        <w:t xml:space="preserve">Personal Histories</w:t>
+      </w:r>
+    </w:p>
+    <w:bookmarkStart w:id="139" w:name="sarahs-background"/>
     <w:p>
       <w:pPr>
         <w:pStyle w:val="Heading2"/>
@@ -11064,7 +11028,7 @@
         <w:pStyle w:val="BodyText"/>
       </w:pPr>
       <w:r>
-        <w:t xml:space="preserve">The specific memory she carried of him was from a Sunday afternoon when she was nine. He had been refinishing the kitchen table — the old one, the one her grandmother had brought over from Poland — and he had let her help sand the edges. He guided her hand the whole time, his palm over her palm, showing her how to go with the grain. When they were done he held her up so she could see the whole surface in the slant of the window light.</w:t>
+        <w:t xml:space="preserve">The specific memory she carried of him was from a Sunday afternoon when she was nine. He had been refinishing the kitchen table — the old one, the one her grandmother had brought over from Poland — and he had let her help sand the edges. He guided her hand the whole time, his palm over her palm, showing her how to go with the grain. When they were done, he held her up so she could see the whole surface in the slant of the window light.</w:t>
       </w:r>
       <w:r>
         <w:t xml:space="preserve"> </w:t>
@@ -11232,8 +11196,8 @@
         <w:t xml:space="preserve">“Well, I’m sitting in a cave in Jerusalem holding wood that shouldn’t exist, talking to a Jesuit priest about quantum consciousness. So… not great.”</w:t>
       </w:r>
     </w:p>
-    <w:bookmarkEnd w:id="136"/>
-    <w:bookmarkStart w:id="137" w:name="father-kowalskis-journey"/>
+    <w:bookmarkEnd w:id="139"/>
+    <w:bookmarkStart w:id="140" w:name="father-kowalskis-journey"/>
     <w:p>
       <w:pPr>
         <w:pStyle w:val="Heading2"/>
@@ -11513,8 +11477,8 @@
         <w:t xml:space="preserve">“Maybe he discovered that love matters more than explanations.”</w:t>
       </w:r>
     </w:p>
-    <w:bookmarkEnd w:id="137"/>
-    <w:bookmarkStart w:id="138" w:name="scientific-and-spiritual-intersections"/>
+    <w:bookmarkEnd w:id="140"/>
+    <w:bookmarkStart w:id="141" w:name="scientific-and-spiritual-intersections"/>
     <w:p>
       <w:pPr>
         <w:pStyle w:val="Heading2"/>
@@ -11694,27 +11658,27 @@
         <w:t xml:space="preserve"> </w:t>
       </w:r>
       <w:r>
-        <w:t xml:space="preserve">“Before Harvard. He was studying for the priesthood.”</w:t>
-      </w:r>
-      <w:r>
-        <w:t xml:space="preserve"> </w:t>
-      </w:r>
-      <w:r>
-        <w:t xml:space="preserve">She kept her voice even.</w:t>
-      </w:r>
-      <w:r>
-        <w:t xml:space="preserve"> </w:t>
-      </w:r>
-      <w:r>
-        <w:t xml:space="preserve">“We thought we could manage it. We couldn’t.”</w:t>
-      </w:r>
-    </w:p>
-    <w:p>
-      <w:pPr>
-        <w:pStyle w:val="BodyText"/>
-      </w:pPr>
-      <w:r>
-        <w:t xml:space="preserve">“What happened to him?”</w:t>
+        <w:t xml:space="preserve">“Before Harvard. Before any of this.”</w:t>
+      </w:r>
+      <w:r>
+        <w:t xml:space="preserve"> </w:t>
+      </w:r>
+      <w:r>
+        <w:t xml:space="preserve">She kept her voice even, the way she kept her voice even when she was reading data she didn’t yet know what to do with.</w:t>
+      </w:r>
+      <w:r>
+        <w:t xml:space="preserve"> </w:t>
+      </w:r>
+      <w:r>
+        <w:t xml:space="preserve">“We were close. He was Catholic — serious about it, the whole life. And then he decided the Church was calling him and that I wasn’t.”</w:t>
+      </w:r>
+    </w:p>
+    <w:p>
+      <w:pPr>
+        <w:pStyle w:val="BodyText"/>
+      </w:pPr>
+      <w:r>
+        <w:t xml:space="preserve">She picked up her water bottle. Set it back down without drinking.</w:t>
       </w:r>
     </w:p>
     <w:p>
@@ -11734,15 +11698,27 @@
         <w:t xml:space="preserve"> </w:t>
       </w:r>
       <w:r>
-        <w:t xml:space="preserve">“She picked up her water bottle, set it back down. Daniel Reeves. He didn’t finish. He writes about faith and science now, apparently. Articles, a column somewhere. I haven’t read his work.”</w:t>
-      </w:r>
-    </w:p>
-    <w:p>
-      <w:pPr>
-        <w:pStyle w:val="BodyText"/>
-      </w:pPr>
-      <w:r>
-        <w:t xml:space="preserve">She said it the way she’d name a city she’d once lived in and left. Father Kowalski, with the restraint of a confessor, did not press it.</w:t>
+        <w:t xml:space="preserve">“Daniel Reeves.”</w:t>
+      </w:r>
+      <w:r>
+        <w:t xml:space="preserve"> </w:t>
+      </w:r>
+      <w:r>
+        <w:t xml:space="preserve">A pause that had nothing comfortable in it.</w:t>
+      </w:r>
+      <w:r>
+        <w:t xml:space="preserve"> </w:t>
+      </w:r>
+      <w:r>
+        <w:t xml:space="preserve">“I haven’t heard from him since.”</w:t>
+      </w:r>
+    </w:p>
+    <w:p>
+      <w:pPr>
+        <w:pStyle w:val="BodyText"/>
+      </w:pPr>
+      <w:r>
+        <w:t xml:space="preserve">She said it the way she’d name a city she’d once lived in and left. The way you named something when the naming was the only part you could manage. Father Kowalski, with the restraint of a confessor, did not press it.</w:t>
       </w:r>
     </w:p>
     <w:p>
@@ -11807,8 +11783,8 @@
         <w:t xml:space="preserve">“I think your father would be proud that you’re asking better questions instead of settling for easy answers.”</w:t>
       </w:r>
     </w:p>
-    <w:bookmarkEnd w:id="138"/>
-    <w:bookmarkStart w:id="139" w:name="preparing-for-rome"/>
+    <w:bookmarkEnd w:id="141"/>
+    <w:bookmarkStart w:id="142" w:name="preparing-for-rome"/>
     <w:p>
       <w:pPr>
         <w:pStyle w:val="Heading2"/>
@@ -11883,18 +11859,18 @@
         <w:t xml:space="preserve">As they prepared to leave the cave, Sarah touched the rosary hanging from her kit. For the first time since graduate school, she said a prayer—not for answers, but for courage to live faithfully with whatever questions lay ahead.</w:t>
       </w:r>
     </w:p>
-    <w:bookmarkEnd w:id="139"/>
-    <w:bookmarkEnd w:id="140"/>
-    <w:bookmarkStart w:id="144" w:name="chapter-34-the-harvard-crisis"/>
+    <w:bookmarkEnd w:id="142"/>
+    <w:bookmarkEnd w:id="143"/>
+    <w:bookmarkStart w:id="147" w:name="the-harvard-crisis"/>
     <w:p>
       <w:pPr>
         <w:pStyle w:val="Heading1"/>
       </w:pPr>
       <w:r>
-        <w:t xml:space="preserve">Chapter 34: The Harvard Crisis</w:t>
-      </w:r>
-    </w:p>
-    <w:bookmarkStart w:id="141" w:name="the-committee-meeting"/>
+        <w:t xml:space="preserve">The Harvard Crisis</w:t>
+      </w:r>
+    </w:p>
+    <w:bookmarkStart w:id="144" w:name="the-committee-meeting"/>
     <w:p>
       <w:pPr>
         <w:pStyle w:val="Heading2"/>
@@ -12023,8 +11999,8 @@
         <w:t xml:space="preserve">Sarah left the door open and walked back toward the elevator with her own cup, running through her opening remarks. She didn’t look back.</w:t>
       </w:r>
     </w:p>
-    <w:bookmarkEnd w:id="141"/>
-    <w:bookmarkStart w:id="142" w:name="academic-resistance"/>
+    <w:bookmarkEnd w:id="144"/>
+    <w:bookmarkStart w:id="145" w:name="academic-resistance"/>
     <w:p>
       <w:pPr>
         <w:pStyle w:val="Heading2"/>
@@ -12110,7 +12086,7 @@
         <w:pStyle w:val="BodyText"/>
       </w:pPr>
       <w:r>
-        <w:t xml:space="preserve">Patterson’s office door stood open like a judge’s chamber. Five senior faculty members sat around his conference table in what could only be described as a tribunal formation. Dr. Williams from Comparative Religion, his face set in academic disapproval. Professor Martinez from Ancient Studies, her usual warmth replaced by scholarly concern. Dr. Chen from the Science Department—the one person who might understand quantum archaeology. And Dr. Elizabeth Harper, the department head whose signature could either approve or deny Sarah’s tenure application in eight months.</w:t>
+        <w:t xml:space="preserve">Patterson’s office door stood open like a judge’s chamber. Five senior faculty members sat around his conference table in what could only be described as a tribunal formation. Dr. Williams from Comparative Religion, his face set in academic disapproval. Professor Martinez from Ancient Studies, her usual warmth replaced by scholarly concern. Dr. Park from the Science Department—the one person who might understand quantum archaeology. And Dr. Elizabeth Harper, the department head whose signature could either approve or deny Sarah’s tenure application in eight months.</w:t>
       </w:r>
     </w:p>
     <w:p>
@@ -12278,7 +12254,7 @@
         <w:t xml:space="preserve"> </w:t>
       </w:r>
       <w:r>
-        <w:t xml:space="preserve">Dr. Chen asked, leaning forward with genuine scientific curiosity.</w:t>
+        <w:t xml:space="preserve">Dr. Park asked, leaning forward with genuine scientific curiosity.</w:t>
       </w:r>
     </w:p>
     <w:p>
@@ -12372,7 +12348,7 @@
         <w:pStyle w:val="BodyText"/>
       </w:pPr>
       <w:r>
-        <w:t xml:space="preserve">Dr. Chen cleared his throat.</w:t>
+        <w:t xml:space="preserve">Dr. Park cleared his throat.</w:t>
       </w:r>
       <w:r>
         <w:t xml:space="preserve"> </w:t>
@@ -12404,15 +12380,15 @@
         <w:t xml:space="preserve"> </w:t>
       </w:r>
       <w:r>
-        <w:t xml:space="preserve">That was what Chen had said. In front of all of them.</w:t>
-      </w:r>
-    </w:p>
-    <w:p>
-      <w:pPr>
-        <w:pStyle w:val="BodyText"/>
-      </w:pPr>
-      <w:r>
-        <w:t xml:space="preserve">Sarah breathed through it carefully, the way she’d learned to breathe through difficult conference questions — slowly, from the bottom of the lungs, the kind of breath that doesn’t show. Chen was still going to press on the consciousness interpretation. They all were. But the methodology was sound, and that was ground she could stand on. If she could hold the line there, she might get out of this room with something still intact.</w:t>
+        <w:t xml:space="preserve">That was what Park had said. In front of all of them.</w:t>
+      </w:r>
+    </w:p>
+    <w:p>
+      <w:pPr>
+        <w:pStyle w:val="BodyText"/>
+      </w:pPr>
+      <w:r>
+        <w:t xml:space="preserve">Sarah breathed through it carefully, the way she’d learned to breathe through difficult conference questions — slowly, from the bottom of the lungs, the kind of breath that doesn’t show. Park was still going to press on the consciousness interpretation. They all were. But the methodology was sound, and that was ground she could stand on. If she could hold the line there, she might get out of this room with something still intact.</w:t>
       </w:r>
     </w:p>
     <w:p>
@@ -12436,8 +12412,8 @@
         <w:t xml:space="preserve">. For the first time since she’d walked through that door, she let herself believe that was still the right word.</w:t>
       </w:r>
     </w:p>
-    <w:bookmarkEnd w:id="142"/>
-    <w:bookmarkStart w:id="143" w:name="the-ultimatum"/>
+    <w:bookmarkEnd w:id="145"/>
+    <w:bookmarkStart w:id="146" w:name="the-ultimatum"/>
     <w:p>
       <w:pPr>
         <w:pStyle w:val="Heading2"/>
@@ -12457,7 +12433,7 @@
         <w:t xml:space="preserve"> </w:t>
       </w:r>
       <w:r>
-        <w:t xml:space="preserve">Chen pulled up equations on his tablet.</w:t>
+        <w:t xml:space="preserve">Park pulled up equations on his tablet.</w:t>
       </w:r>
       <w:r>
         <w:t xml:space="preserve"> </w:t>
@@ -12724,18 +12700,18 @@
         <w:t xml:space="preserve">Over the next few days she went through the motions. Answered email. Reviewed a graduate student’s draft. Made coffee. Looked at the data — the quantum coherence maps, the molecular stress profiles, the numbers that were either everything or nothing — and thought about what it meant to stake a career on something you couldn’t make other people see.</w:t>
       </w:r>
     </w:p>
-    <w:bookmarkEnd w:id="143"/>
-    <w:bookmarkEnd w:id="144"/>
-    <w:bookmarkStart w:id="148" w:name="chapter-35-reformation-fires"/>
+    <w:bookmarkEnd w:id="146"/>
+    <w:bookmarkEnd w:id="147"/>
+    <w:bookmarkStart w:id="151" w:name="reformation-fires"/>
     <w:p>
       <w:pPr>
         <w:pStyle w:val="Heading1"/>
       </w:pPr>
       <w:r>
-        <w:t xml:space="preserve">Chapter 35: Reformation Fires</w:t>
-      </w:r>
-    </w:p>
-    <w:bookmarkStart w:id="145" w:name="matter-and-memory"/>
+        <w:t xml:space="preserve">Reformation Fires</w:t>
+      </w:r>
+    </w:p>
+    <w:bookmarkStart w:id="148" w:name="matter-and-memory"/>
     <w:p>
       <w:pPr>
         <w:pStyle w:val="Heading2"/>
@@ -13087,8 +13063,8 @@
         </w:pict>
       </w:r>
     </w:p>
-    <w:bookmarkEnd w:id="145"/>
-    <w:bookmarkStart w:id="146" w:name="the-record"/>
+    <w:bookmarkEnd w:id="148"/>
+    <w:bookmarkStart w:id="149" w:name="the-record"/>
     <w:p>
       <w:pPr>
         <w:pStyle w:val="Heading2"/>
@@ -13208,8 +13184,8 @@
         </w:pict>
       </w:r>
     </w:p>
-    <w:bookmarkEnd w:id="146"/>
-    <w:bookmarkStart w:id="147" w:name="the-monks-hands"/>
+    <w:bookmarkEnd w:id="149"/>
+    <w:bookmarkStart w:id="150" w:name="the-monks-hands"/>
     <w:p>
       <w:pPr>
         <w:pStyle w:val="Heading2"/>
@@ -13649,7 +13625,7 @@
           <w:i/>
           <w:iCs/>
         </w:rPr>
-        <w:t xml:space="preserve">A century later, different hands. Different empire. Same instinct — that what mattered most was safest out of sight.</w:t>
+        <w:t xml:space="preserve">A century later, different hands. Different empire.</w:t>
       </w:r>
     </w:p>
     <w:p>
@@ -14400,18 +14376,18 @@
         <w:t xml:space="preserve">The espresso was bitter and exactly right.</w:t>
       </w:r>
     </w:p>
-    <w:bookmarkEnd w:id="147"/>
-    <w:bookmarkEnd w:id="148"/>
-    <w:bookmarkStart w:id="155" w:name="chapter-36-modern-silence"/>
+    <w:bookmarkEnd w:id="150"/>
+    <w:bookmarkEnd w:id="151"/>
+    <w:bookmarkStart w:id="158" w:name="modern-silence"/>
     <w:p>
       <w:pPr>
         <w:pStyle w:val="Heading1"/>
       </w:pPr>
       <w:r>
-        <w:t xml:space="preserve">Chapter 36: Modern Silence</w:t>
-      </w:r>
-    </w:p>
-    <w:bookmarkStart w:id="149" w:name="the-equation-of-love"/>
+        <w:t xml:space="preserve">Modern Silence</w:t>
+      </w:r>
+    </w:p>
+    <w:bookmarkStart w:id="152" w:name="the-equation-of-love"/>
     <w:p>
       <w:pPr>
         <w:pStyle w:val="Heading2"/>
@@ -15105,8 +15081,8 @@
         <w:t xml:space="preserve">The fragments were in another room while they argued. I could not hear the words.</w:t>
       </w:r>
     </w:p>
-    <w:bookmarkEnd w:id="149"/>
-    <w:bookmarkStart w:id="150" w:name="X704719c06e0df20a146e15445f605a9469ede7b"/>
+    <w:bookmarkEnd w:id="152"/>
+    <w:bookmarkStart w:id="153" w:name="X704719c06e0df20a146e15445f605a9469ede7b"/>
     <w:p>
       <w:pPr>
         <w:pStyle w:val="Heading2"/>
@@ -15506,8 +15482,8 @@
         <w:t xml:space="preserve">All pointing toward the same impossible, inevitable conclusion: that wood touched by divine love on Calvary had carried that touch forward through quantum mechanisms physics was only beginning to comprehend and theology had always insisted were real.</w:t>
       </w:r>
     </w:p>
-    <w:bookmarkEnd w:id="150"/>
-    <w:bookmarkStart w:id="151" w:name="different-hands"/>
+    <w:bookmarkEnd w:id="153"/>
+    <w:bookmarkStart w:id="154" w:name="different-hands"/>
     <w:p>
       <w:pPr>
         <w:pStyle w:val="Heading2"/>
@@ -15612,8 +15588,8 @@
         <w:t xml:space="preserve">She is learning to receive what I don’t know how to give.</w:t>
       </w:r>
     </w:p>
-    <w:bookmarkEnd w:id="151"/>
-    <w:bookmarkStart w:id="152" w:name="the-touch-that-teaches"/>
+    <w:bookmarkEnd w:id="154"/>
+    <w:bookmarkStart w:id="155" w:name="the-touch-that-teaches"/>
     <w:p>
       <w:pPr>
         <w:pStyle w:val="Heading2"/>
@@ -15981,8 +15957,8 @@
         <w:t xml:space="preserve">I know what it is to be held that way. I know the difference between hands that touch wood because they must and hands that suddenly stop bracing against it.</w:t>
       </w:r>
     </w:p>
-    <w:bookmarkEnd w:id="152"/>
-    <w:bookmarkStart w:id="153" w:name="X0149f0fff954d8c97a0c5866e51630788fdf622"/>
+    <w:bookmarkEnd w:id="155"/>
+    <w:bookmarkStart w:id="156" w:name="X0149f0fff954d8c97a0c5866e51630788fdf622"/>
     <w:p>
       <w:pPr>
         <w:pStyle w:val="Heading2"/>
@@ -16163,8 +16139,8 @@
         <w:t xml:space="preserve">He laid his head on his arms and did not try to say what it had been. The parchment held what could be said. The rest was just a man in the dark, his fingers still warm from touching wood that had taught him something he couldn’t have learned any other way.</w:t>
       </w:r>
     </w:p>
-    <w:bookmarkEnd w:id="153"/>
-    <w:bookmarkStart w:id="154" w:name="seven-centuries-one-truth"/>
+    <w:bookmarkEnd w:id="156"/>
+    <w:bookmarkStart w:id="157" w:name="seven-centuries-one-truth"/>
     <w:p>
       <w:pPr>
         <w:pStyle w:val="Heading2"/>
@@ -16843,18 +16819,18 @@
         <w:t xml:space="preserve">Sarah closed the Summa. Chen returned to his calculations. The data on the screens was unchanged — it would require the same explanations tomorrow that it required today. But something in the room had shifted, the way a room shifts when two people have stopped arguing past each other and started looking at the same thing.</w:t>
       </w:r>
     </w:p>
-    <w:bookmarkEnd w:id="154"/>
-    <w:bookmarkEnd w:id="155"/>
-    <w:bookmarkStart w:id="157" w:name="chapter-37-the-printers-hands"/>
+    <w:bookmarkEnd w:id="157"/>
+    <w:bookmarkEnd w:id="158"/>
+    <w:bookmarkStart w:id="160" w:name="the-printers-hands"/>
     <w:p>
       <w:pPr>
         <w:pStyle w:val="Heading1"/>
       </w:pPr>
       <w:r>
-        <w:t xml:space="preserve">Chapter 37: The Printer’s Hands</w:t>
-      </w:r>
-    </w:p>
-    <w:bookmarkStart w:id="156" w:name="the-shopkeepers-choice-1629"/>
+        <w:t xml:space="preserve">The Printer’s Hands</w:t>
+      </w:r>
+    </w:p>
+    <w:bookmarkStart w:id="159" w:name="the-shopkeepers-choice-1629"/>
     <w:p>
       <w:pPr>
         <w:pStyle w:val="Heading2"/>
@@ -17718,18 +17694,6 @@
           <w:i/>
           <w:iCs/>
         </w:rPr>
-        <w:t xml:space="preserve">Not heroism. Not the bright certainty of a martyr running toward the fire. Just a printer who couldn’t find the word no when it mattered most, and paid for it in slow work and a crooked finger and the quiet that came after.</w:t>
-      </w:r>
-    </w:p>
-    <w:p>
-      <w:pPr>
-        <w:pStyle w:val="BodyText"/>
-      </w:pPr>
-      <w:r>
-        <w:rPr>
-          <w:i/>
-          <w:iCs/>
-        </w:rPr>
         <w:t xml:space="preserve">I went into the dark under his press.</w:t>
       </w:r>
     </w:p>
@@ -17757,18 +17721,18 @@
         <w:t xml:space="preserve">That is the whole account. That is enough.</w:t>
       </w:r>
     </w:p>
-    <w:bookmarkEnd w:id="156"/>
-    <w:bookmarkEnd w:id="157"/>
-    <w:bookmarkStart w:id="162" w:name="chapter-38-blood-and-memory"/>
+    <w:bookmarkEnd w:id="159"/>
+    <w:bookmarkEnd w:id="160"/>
+    <w:bookmarkStart w:id="164" w:name="blood-and-memory"/>
     <w:p>
       <w:pPr>
         <w:pStyle w:val="Heading1"/>
       </w:pPr>
       <w:r>
-        <w:t xml:space="preserve">Chapter 38: Blood and Memory</w:t>
-      </w:r>
-    </w:p>
-    <w:bookmarkStart w:id="158" w:name="the-family-secret-feb-25-2025"/>
+        <w:t xml:space="preserve">Blood and Memory</w:t>
+      </w:r>
+    </w:p>
+    <w:bookmarkStart w:id="161" w:name="the-family-secret-feb-25-2025"/>
     <w:p>
       <w:pPr>
         <w:pStyle w:val="Heading2"/>
@@ -17794,21 +17758,21 @@
         <w:pStyle w:val="BodyText"/>
       </w:pPr>
       <w:r>
-        <w:t xml:space="preserve">Sarah’s laptop screen flickered, then resolved into her mother’s kitchen in South Boston. The same kitchen where Sarah had learned to make soda bread, where her father had told stories about the old neighborhood, where three generations of Davidsons had gathered for Sunday dinners that always ran too long and too loud.</w:t>
-      </w:r>
-    </w:p>
-    <w:p>
-      <w:pPr>
-        <w:pStyle w:val="BodyText"/>
-      </w:pPr>
-      <w:r>
-        <w:t xml:space="preserve">“There’s my girl,”</w:t>
-      </w:r>
-      <w:r>
-        <w:t xml:space="preserve"> </w:t>
-      </w:r>
-      <w:r>
-        <w:t xml:space="preserve">Catherine Davidson said, her face too close to the camera.</w:t>
+        <w:t xml:space="preserve">Sarah’s laptop screen flickered, then resolved into Babcia’s kitchen in South Bend. The same kitchen where Sarah had spent summers as a child, where the Polish parish calendar had hung on the wall for four decades, where three generations had gathered around a table her great-grandfather had built with his own hands.</w:t>
+      </w:r>
+    </w:p>
+    <w:p>
+      <w:pPr>
+        <w:pStyle w:val="BodyText"/>
+      </w:pPr>
+      <w:r>
+        <w:t xml:space="preserve">“There’s my Sarenka,”</w:t>
+      </w:r>
+      <w:r>
+        <w:t xml:space="preserve"> </w:t>
+      </w:r>
+      <w:r>
+        <w:t xml:space="preserve">Maria said, her face too close to the camera.</w:t>
       </w:r>
       <w:r>
         <w:t xml:space="preserve"> </w:t>
@@ -17822,7 +17786,7 @@
         <w:pStyle w:val="BodyText"/>
       </w:pPr>
       <w:r>
-        <w:t xml:space="preserve">“I can see you, Mom.”</w:t>
+        <w:t xml:space="preserve">“I can see you, Maria.”</w:t>
       </w:r>
       <w:r>
         <w:t xml:space="preserve"> </w:t>
@@ -17842,7 +17806,7 @@
         <w:t xml:space="preserve"> </w:t>
       </w:r>
       <w:r>
-        <w:t xml:space="preserve">Catherine stopped, really looking at her daughter’s face.</w:t>
+        <w:t xml:space="preserve">Maria stopped, really looking at her cousin’s face.</w:t>
       </w:r>
       <w:r>
         <w:t xml:space="preserve"> </w:t>
@@ -17872,13 +17836,13 @@
         <w:pStyle w:val="BodyText"/>
       </w:pPr>
       <w:r>
-        <w:t xml:space="preserve">“Oh, honey.”</w:t>
-      </w:r>
-      <w:r>
-        <w:t xml:space="preserve"> </w:t>
-      </w:r>
-      <w:r>
-        <w:t xml:space="preserve">Catherine’s voice softened instantly.</w:t>
+        <w:t xml:space="preserve">“Oh, kochanie.”</w:t>
+      </w:r>
+      <w:r>
+        <w:t xml:space="preserve"> </w:t>
+      </w:r>
+      <w:r>
+        <w:t xml:space="preserve">Maria’s voice softened instantly.</w:t>
       </w:r>
       <w:r>
         <w:t xml:space="preserve"> </w:t>
@@ -17916,15 +17880,15 @@
         <w:t xml:space="preserve"> </w:t>
       </w:r>
       <w:r>
-        <w:t xml:space="preserve">and shelve it indefinitely. So I walked away. Empty boxes, Mom. Eighteen years in three cardboard boxes.”</w:t>
-      </w:r>
-    </w:p>
-    <w:p>
-      <w:pPr>
-        <w:pStyle w:val="BodyText"/>
-      </w:pPr>
-      <w:r>
-        <w:t xml:space="preserve">Catherine was quiet for a moment. Behind her, Sarah could see the crucifix on the kitchen wall—the same one that had hung there through her childhood, Nana’s rosary draped over one arm.</w:t>
+        <w:t xml:space="preserve">and shelve it indefinitely. So I walked away. Empty boxes, Maria. Eighteen years in three cardboard boxes.”</w:t>
+      </w:r>
+    </w:p>
+    <w:p>
+      <w:pPr>
+        <w:pStyle w:val="BodyText"/>
+      </w:pPr>
+      <w:r>
+        <w:t xml:space="preserve">Maria was quiet for a moment. Behind her, Sarah could see the crucifix on the kitchen wall—the same one that had hung there through her childhood, her great-grandmother’s wooden rosary draped over one arm.</w:t>
       </w:r>
     </w:p>
     <w:p>
@@ -17968,43 +17932,43 @@
         <w:t xml:space="preserve"> </w:t>
       </w:r>
       <w:r>
-        <w:t xml:space="preserve">“Because the evidence is real, Mom. Wood fragments from the crucifixion showing quantum coherence patterns that suggest consciousness preservation. I can’t pretend that doesn’t exist because it makes people uncomfortable.”</w:t>
-      </w:r>
-    </w:p>
-    <w:p>
-      <w:pPr>
-        <w:pStyle w:val="BodyText"/>
-      </w:pPr>
-      <w:r>
-        <w:t xml:space="preserve">Catherine sat back in her chair. The camera angle was wrong now—Sarah could only see her mother’s chin and the kitchen ceiling fan.</w:t>
-      </w:r>
-    </w:p>
-    <w:p>
-      <w:pPr>
-        <w:pStyle w:val="BodyText"/>
-      </w:pPr>
-      <w:r>
-        <w:t xml:space="preserve">“Mom?”</w:t>
-      </w:r>
-    </w:p>
-    <w:p>
-      <w:pPr>
-        <w:pStyle w:val="BodyText"/>
-      </w:pPr>
-      <w:r>
-        <w:t xml:space="preserve">“Your father would be proud of you.”</w:t>
-      </w:r>
-      <w:r>
-        <w:t xml:space="preserve"> </w:t>
-      </w:r>
-      <w:r>
-        <w:t xml:space="preserve">Catherine’s voice was thick.</w:t>
-      </w:r>
-      <w:r>
-        <w:t xml:space="preserve"> </w:t>
-      </w:r>
-      <w:r>
-        <w:t xml:space="preserve">“Stubborn Irish girl, just like him. Couldn’t let something go if it mattered, even when letting go would’ve saved him—”</w:t>
+        <w:t xml:space="preserve">“Because the evidence is real, Maria. Wood fragments from the crucifixion showing quantum coherence patterns that suggest consciousness preservation. I can’t pretend that doesn’t exist because it makes people uncomfortable.”</w:t>
+      </w:r>
+    </w:p>
+    <w:p>
+      <w:pPr>
+        <w:pStyle w:val="BodyText"/>
+      </w:pPr>
+      <w:r>
+        <w:t xml:space="preserve">Maria sat back in her chair. The camera angle was wrong now—Sarah could only see her cousin’s chin and the kitchen ceiling fan.</w:t>
+      </w:r>
+    </w:p>
+    <w:p>
+      <w:pPr>
+        <w:pStyle w:val="BodyText"/>
+      </w:pPr>
+      <w:r>
+        <w:t xml:space="preserve">“Maria?”</w:t>
+      </w:r>
+    </w:p>
+    <w:p>
+      <w:pPr>
+        <w:pStyle w:val="BodyText"/>
+      </w:pPr>
+      <w:r>
+        <w:t xml:space="preserve">“Uncle Bill would be proud of you.”</w:t>
+      </w:r>
+      <w:r>
+        <w:t xml:space="preserve"> </w:t>
+      </w:r>
+      <w:r>
+        <w:t xml:space="preserve">Maria’s voice was thick.</w:t>
+      </w:r>
+      <w:r>
+        <w:t xml:space="preserve"> </w:t>
+      </w:r>
+      <w:r>
+        <w:t xml:space="preserve">“Stubborn Davidson, just like him. Couldn’t let something go if it mattered, even when letting go would’ve made everything easier—”</w:t>
       </w:r>
       <w:r>
         <w:t xml:space="preserve"> </w:t>
@@ -18018,7 +17982,7 @@
         <w:pStyle w:val="BodyText"/>
       </w:pPr>
       <w:r>
-        <w:t xml:space="preserve">“Mom, are you okay?”</w:t>
+        <w:t xml:space="preserve">“Maria, are you okay?”</w:t>
       </w:r>
     </w:p>
     <w:p>
@@ -18032,13 +17996,13 @@
         <w:t xml:space="preserve"> </w:t>
       </w:r>
       <w:r>
-        <w:t xml:space="preserve">Catherine leaned forward again, her face now properly visible. She looked older than Sarah remembered from Christmas. When had those lines appeared around her eyes?</w:t>
-      </w:r>
-      <w:r>
-        <w:t xml:space="preserve"> </w:t>
-      </w:r>
-      <w:r>
-        <w:t xml:space="preserve">“About your great-grandfather. Your Babcia’s father.”</w:t>
+        <w:t xml:space="preserve">Maria leaned forward again, her face now properly visible. She looked older than Sarah remembered from Christmas two years ago. When had those lines appeared around her eyes?</w:t>
+      </w:r>
+      <w:r>
+        <w:t xml:space="preserve"> </w:t>
+      </w:r>
+      <w:r>
+        <w:t xml:space="preserve">“I’ve been going through Babcia’s boxes. The ones in the spare room. I found letters. About your great-grandfather. Babcia’s father.”</w:t>
       </w:r>
     </w:p>
     <w:p>
@@ -18052,7 +18016,7 @@
         <w:t xml:space="preserve"> </w:t>
       </w:r>
       <w:r>
-        <w:t xml:space="preserve">Sarah knew the name. Knew he’d emigrated from Poland after the war. But he’d died when she was three—just a vague memory of crooked hands and kind eyes.</w:t>
+        <w:t xml:space="preserve">Sarah knew the name. Knew he’d emigrated from Poland after the war. But he’d died decades before she was born—just a face in a framed photograph on Babcia’s sideboard, crooked hands and kind eyes.</w:t>
       </w:r>
     </w:p>
     <w:p>
@@ -18066,35 +18030,35 @@
         <w:t xml:space="preserve"> </w:t>
       </w:r>
       <w:r>
-        <w:t xml:space="preserve">Catherine’s maiden name. She’d kept it even after marrying Sarah’s father, proud of her Polish heritage.</w:t>
-      </w:r>
-      <w:r>
-        <w:t xml:space="preserve"> </w:t>
-      </w:r>
-      <w:r>
-        <w:t xml:space="preserve">“He came to America in 1953. But we never talked about why he left. Your Babcia would change the subject if anyone asked.”</w:t>
-      </w:r>
-    </w:p>
-    <w:p>
-      <w:pPr>
-        <w:pStyle w:val="BodyText"/>
-      </w:pPr>
-      <w:r>
-        <w:t xml:space="preserve">Sarah waited. On the screen, her mother’s hands twisted together.</w:t>
-      </w:r>
-    </w:p>
-    <w:p>
-      <w:pPr>
-        <w:pStyle w:val="BodyText"/>
-      </w:pPr>
-      <w:r>
-        <w:t xml:space="preserve">“After she died—when we were going through her things—I found letters. Hidden in Polish, which she knew none of us could read. I had them translated.”</w:t>
-      </w:r>
-      <w:r>
-        <w:t xml:space="preserve"> </w:t>
-      </w:r>
-      <w:r>
-        <w:t xml:space="preserve">Catherine’s voice broke slightly.</w:t>
+        <w:t xml:space="preserve">Babcia’s maiden name. The name she had kept in her prayers long after she became a Davidson.</w:t>
+      </w:r>
+      <w:r>
+        <w:t xml:space="preserve"> </w:t>
+      </w:r>
+      <w:r>
+        <w:t xml:space="preserve">“He came to America in 1953. But we never talked about why he left. Babcia would change the subject if anyone asked.”</w:t>
+      </w:r>
+    </w:p>
+    <w:p>
+      <w:pPr>
+        <w:pStyle w:val="BodyText"/>
+      </w:pPr>
+      <w:r>
+        <w:t xml:space="preserve">Sarah waited. On the screen, her cousin’s hands twisted together.</w:t>
+      </w:r>
+    </w:p>
+    <w:p>
+      <w:pPr>
+        <w:pStyle w:val="BodyText"/>
+      </w:pPr>
+      <w:r>
+        <w:t xml:space="preserve">“The letters had been hidden in Polish she knew most of us couldn’t read. I had them translated.”</w:t>
+      </w:r>
+      <w:r>
+        <w:t xml:space="preserve"> </w:t>
+      </w:r>
+      <w:r>
+        <w:t xml:space="preserve">Maria’s voice broke slightly.</w:t>
       </w:r>
       <w:r>
         <w:t xml:space="preserve"> </w:t>
@@ -18122,7 +18086,7 @@
         <w:t xml:space="preserve"> </w:t>
       </w:r>
       <w:r>
-        <w:t xml:space="preserve">Catherine wiped her eyes.</w:t>
+        <w:t xml:space="preserve">Maria wiped her eyes.</w:t>
       </w:r>
       <w:r>
         <w:t xml:space="preserve"> </w:t>
@@ -18166,7 +18130,7 @@
         <w:t xml:space="preserve"> </w:t>
       </w:r>
       <w:r>
-        <w:t xml:space="preserve">Catherine said, standing. The camera showed empty kitchen for a moment. Then she was back, holding her phone.</w:t>
+        <w:t xml:space="preserve">Maria said, standing. The camera showed empty kitchen for a moment. Then she was back, holding her phone.</w:t>
       </w:r>
       <w:r>
         <w:t xml:space="preserve"> </w:t>
@@ -18210,7 +18174,7 @@
         <w:t xml:space="preserve"> </w:t>
       </w:r>
       <w:r>
-        <w:t xml:space="preserve">Catherine said softly.</w:t>
+        <w:t xml:space="preserve">Maria said softly.</w:t>
       </w:r>
       <w:r>
         <w:t xml:space="preserve"> </w:t>
@@ -18262,7 +18226,7 @@
         <w:t xml:space="preserve"> </w:t>
       </w:r>
       <w:r>
-        <w:t xml:space="preserve">Catherine said, and now her voice carried something that might have been pride or grief or both.</w:t>
+        <w:t xml:space="preserve">Maria said, and now her voice carried something that might have been pride or grief or both.</w:t>
       </w:r>
       <w:r>
         <w:t xml:space="preserve"> </w:t>
@@ -18280,7 +18244,7 @@
         <w:t xml:space="preserve"> </w:t>
       </w:r>
       <w:r>
-        <w:t xml:space="preserve">“Sarah, do you understand what you’re doing? You’re continuing what your great-grandfather started. What your Nana carried. What’s in your blood.”</w:t>
+        <w:t xml:space="preserve">“Sarah, do you understand what you’re doing? You’re continuing what your great-grandfather started. What Babcia carried. What’s in your blood.”</w:t>
       </w:r>
     </w:p>
     <w:p>
@@ -18308,13 +18272,13 @@
         <w:pStyle w:val="BodyText"/>
       </w:pPr>
       <w:r>
-        <w:t xml:space="preserve">“I thought you didn’t need to know. Thought it was old country tragedy, past suffering we’d left behind in Poland.”</w:t>
-      </w:r>
-      <w:r>
-        <w:t xml:space="preserve"> </w:t>
-      </w:r>
-      <w:r>
-        <w:t xml:space="preserve">Catherine’s face filled the screen, eyes red but fierce.</w:t>
+        <w:t xml:space="preserve">“Babcia decided you didn’t need to know. She thought it was old country tragedy, past suffering she’d left behind in Poland.”</w:t>
+      </w:r>
+      <w:r>
+        <w:t xml:space="preserve"> </w:t>
+      </w:r>
+      <w:r>
+        <w:t xml:space="preserve">Maria’s face filled the screen, eyes red but fierce.</w:t>
       </w:r>
       <w:r>
         <w:t xml:space="preserve"> </w:t>
@@ -18336,21 +18300,21 @@
         <w:pStyle w:val="BodyText"/>
       </w:pPr>
       <w:r>
-        <w:t xml:space="preserve">“Mom, I’m scared. What if I’m wrong? What if MEMORIA is detecting artifacts and I’ve destroyed my career for nothing? What if—”</w:t>
-      </w:r>
-    </w:p>
-    <w:p>
-      <w:pPr>
-        <w:pStyle w:val="BodyText"/>
-      </w:pPr>
-      <w:r>
-        <w:t xml:space="preserve">“Your Babcia used to say something.”</w:t>
-      </w:r>
-      <w:r>
-        <w:t xml:space="preserve"> </w:t>
-      </w:r>
-      <w:r>
-        <w:t xml:space="preserve">Catherine’s voice steadied.</w:t>
+        <w:t xml:space="preserve">“Maria, I’m scared. What if I’m wrong? What if MEMORIA is detecting artifacts and I’ve destroyed my career for nothing? What if—”</w:t>
+      </w:r>
+    </w:p>
+    <w:p>
+      <w:pPr>
+        <w:pStyle w:val="BodyText"/>
+      </w:pPr>
+      <w:r>
+        <w:t xml:space="preserve">“Babcia used to say something.”</w:t>
+      </w:r>
+      <w:r>
+        <w:t xml:space="preserve"> </w:t>
+      </w:r>
+      <w:r>
+        <w:t xml:space="preserve">Maria’s voice steadied.</w:t>
       </w:r>
       <w:r>
         <w:t xml:space="preserve"> </w:t>
@@ -18377,7 +18341,7 @@
         <w:t xml:space="preserve"> </w:t>
       </w:r>
       <w:r>
-        <w:t xml:space="preserve">“I never understood until right now. Until I’m watching my daughter make the same choice my grandfather made.”</w:t>
+        <w:t xml:space="preserve">“I never understood until right now. Until I’m watching Uncle Bill’s daughter make the same choice her great-grandfather made.”</w:t>
       </w:r>
     </w:p>
     <w:p>
@@ -18401,7 +18365,7 @@
         <w:pStyle w:val="BodyText"/>
       </w:pPr>
       <w:r>
-        <w:t xml:space="preserve">“I wish Nana had told me,”</w:t>
+        <w:t xml:space="preserve">“I wish Babcia had told me,”</w:t>
       </w:r>
       <w:r>
         <w:t xml:space="preserve"> </w:t>
@@ -18457,35 +18421,35 @@
         <w:pStyle w:val="BodyText"/>
       </w:pPr>
       <w:r>
-        <w:t xml:space="preserve">“You’re never the first, honey. And you won’t be the last.”</w:t>
-      </w:r>
-      <w:r>
-        <w:t xml:space="preserve"> </w:t>
-      </w:r>
-      <w:r>
-        <w:t xml:space="preserve">Catherine touched the screen as if she could reach through pixels to comfort her daughter.</w:t>
-      </w:r>
-      <w:r>
-        <w:t xml:space="preserve"> </w:t>
-      </w:r>
-      <w:r>
-        <w:t xml:space="preserve">“Your Babcia knew. That’s why she gave you her rosary before she died. She knew it was in you—this stubborn faithfulness. This inability to betray what matters.”</w:t>
-      </w:r>
-    </w:p>
-    <w:p>
-      <w:pPr>
-        <w:pStyle w:val="BodyText"/>
-      </w:pPr>
-      <w:r>
-        <w:t xml:space="preserve">Sarah touched her own screen, matching her mother’s gesture across three thousand miles.</w:t>
-      </w:r>
-    </w:p>
-    <w:p>
-      <w:pPr>
-        <w:pStyle w:val="BodyText"/>
-      </w:pPr>
-      <w:r>
-        <w:t xml:space="preserve">“I miss you, Mom.”</w:t>
+        <w:t xml:space="preserve">“You’re never the first, kochanie. And you won’t be the last.”</w:t>
+      </w:r>
+      <w:r>
+        <w:t xml:space="preserve"> </w:t>
+      </w:r>
+      <w:r>
+        <w:t xml:space="preserve">Maria touched the screen as if she could reach through pixels to comfort her cousin.</w:t>
+      </w:r>
+      <w:r>
+        <w:t xml:space="preserve"> </w:t>
+      </w:r>
+      <w:r>
+        <w:t xml:space="preserve">“Babcia knew. That’s why she gave you her rosary before she died. She knew it was in you—this stubborn faithfulness. This inability to betray what matters.”</w:t>
+      </w:r>
+    </w:p>
+    <w:p>
+      <w:pPr>
+        <w:pStyle w:val="BodyText"/>
+      </w:pPr>
+      <w:r>
+        <w:t xml:space="preserve">Sarah touched her own screen, matching her cousin’s gesture across three thousand miles.</w:t>
+      </w:r>
+    </w:p>
+    <w:p>
+      <w:pPr>
+        <w:pStyle w:val="BodyText"/>
+      </w:pPr>
+      <w:r>
+        <w:t xml:space="preserve">“I miss you, Maria.”</w:t>
       </w:r>
     </w:p>
     <w:p>
@@ -18499,13 +18463,13 @@
         <w:t xml:space="preserve"> </w:t>
       </w:r>
       <w:r>
-        <w:t xml:space="preserve">Catherine smiled.</w:t>
-      </w:r>
-      <w:r>
-        <w:t xml:space="preserve"> </w:t>
-      </w:r>
-      <w:r>
-        <w:t xml:space="preserve">“Terrified for you. But proud. Your father would have been impossible to live with—</w:t>
+        <w:t xml:space="preserve">Maria smiled.</w:t>
+      </w:r>
+      <w:r>
+        <w:t xml:space="preserve"> </w:t>
+      </w:r>
+      <w:r>
+        <w:t xml:space="preserve">“Terrified for you. But proud. Uncle Bill would have been impossible to live with—</w:t>
       </w:r>
       <w:r>
         <w:t xml:space="preserve">‘That’s my Sarah! Showed those Harvard snobs!’</w:t>
@@ -18536,13 +18500,13 @@
         <w:t xml:space="preserve"> </w:t>
       </w:r>
       <w:r>
-        <w:t xml:space="preserve">Catherine said again, the Polish accent she’d never quite lost making the words sound like benediction.</w:t>
-      </w:r>
-      <w:r>
-        <w:t xml:space="preserve"> </w:t>
-      </w:r>
-      <w:r>
-        <w:t xml:space="preserve">“Your great-grandfather knew it. Your Babcia knew it. And now you know it too.”</w:t>
+        <w:t xml:space="preserve">Maria said again, the Polish cadence she’d inherited from Babcia making the words sound like benediction.</w:t>
+      </w:r>
+      <w:r>
+        <w:t xml:space="preserve"> </w:t>
+      </w:r>
+      <w:r>
+        <w:t xml:space="preserve">“Your great-grandfather knew it. Babcia knew it. And now you know it too.”</w:t>
       </w:r>
     </w:p>
     <w:p>
@@ -18610,7 +18574,7 @@
         <w:pStyle w:val="BodyText"/>
       </w:pPr>
       <w:r>
-        <w:t xml:space="preserve">She touched her own straight fingers to the screen, carrying forward what Stanisław had carried, what Nana had known, what was written in her blood and her calling and the fragments of wood that had survived because ordinary people across twenty centuries had refused to betray what mattered most.</w:t>
+        <w:t xml:space="preserve">She touched her own straight fingers to the screen, carrying forward what Stanisław had carried, what Babcia had known, what was written in her blood and her calling and the fragments of wood that had survived because ordinary people across twenty centuries had refused to betray what mattered most.</w:t>
       </w:r>
     </w:p>
     <w:p>
@@ -18637,8 +18601,8 @@
         <w:t xml:space="preserve">Now Sarah knew it too.</w:t>
       </w:r>
     </w:p>
-    <w:bookmarkEnd w:id="158"/>
-    <w:bookmarkStart w:id="159" w:name="the-chain-continues"/>
+    <w:bookmarkEnd w:id="161"/>
+    <w:bookmarkStart w:id="162" w:name="the-chain-continues"/>
     <w:p>
       <w:pPr>
         <w:pStyle w:val="Heading2"/>
@@ -18696,7 +18660,7 @@
         <w:pStyle w:val="BodyText"/>
       </w:pPr>
       <w:r>
-        <w:t xml:space="preserve">“Your mother sent the Stanisław photo last night,”</w:t>
+        <w:t xml:space="preserve">“Your cousin Maria sent the Stanisław photo last night,”</w:t>
       </w:r>
       <w:r>
         <w:t xml:space="preserve"> </w:t>
@@ -18714,7 +18678,7 @@
         <w:t xml:space="preserve"> </w:t>
       </w:r>
       <w:r>
-        <w:t xml:space="preserve">‘Hermann Vogel, printer, died in poverty having never recovered from injuries sustained protecting sacred materials during Swedish occupation.’</w:t>
+        <w:t xml:space="preserve">‘Hermann Vogel, printer, died in poverty having never recovered from injuries sustained protecting sacred materials during the religious enforcement of the war years.’</w:t>
       </w:r>
       <w:r>
         <w:t xml:space="preserve">”</w:t>
@@ -18771,7 +18735,7 @@
         <w:t xml:space="preserve"> </w:t>
       </w:r>
       <w:r>
-        <w:t xml:space="preserve">“His daughter—my grandmother’s mother—grew up poor because he wouldn’t speak. And he never knew if it mattered.”</w:t>
+        <w:t xml:space="preserve">“His daughter—my Babcia—grew up poor because he wouldn’t speak. And he never knew if it mattered.”</w:t>
       </w:r>
     </w:p>
     <w:p>
@@ -18991,7 +18955,7 @@
         <w:t xml:space="preserve"> </w:t>
       </w:r>
       <w:r>
-        <w:t xml:space="preserve">“Because I’ve touched the fragments. I’ve felt the warmth. I’ve seen the quantum signatures. And now I’m part of the pattern—Prisca, Marcus, Matthias, Theophilus, Hermann, Stanisław, and now me. The chain continues whether I want it to or not.”</w:t>
+        <w:t xml:space="preserve">“Because I’ve touched the fragments. I’ve felt the warmth. I’ve seen the quantum signatures. And now I’m part of the pattern—Prisca, Marcus, Matthias, Theophilus, Hermann, and now me. The chain continues whether I want it to or not.”</w:t>
       </w:r>
     </w:p>
     <w:p>
@@ -19033,7 +18997,7 @@
         <w:pStyle w:val="BodyText"/>
       </w:pPr>
       <w:r>
-        <w:t xml:space="preserve">“Because Hermann couldn’t tell the Swedish soldiers. Because Stanisław couldn’t tell the Communist interrogators. Because Prisca and Matthias and all the others chose witness over safety, and now I’m holding what they preserved.”</w:t>
+        <w:t xml:space="preserve">“Because Hermann couldn’t tell the soldiers. Because Stanisław couldn’t tell the Communist interrogators. Because Prisca and Matthias and all the others chose witness over safety, and now I’m holding what they preserved.”</w:t>
       </w:r>
       <w:r>
         <w:t xml:space="preserve"> </w:t>
@@ -19111,7 +19075,7 @@
         <w:pStyle w:val="BodyText"/>
       </w:pPr>
       <w:r>
-        <w:t xml:space="preserve">She looked at them—unmarked, unscarred, capable of holding books and typing grant applications and doing all the ordinary work that Hermann’s ruined fingers could never do again after that day Swedish soldiers broke them one by one.</w:t>
+        <w:t xml:space="preserve">She looked at them—unmarked, unscarred, capable of holding books and typing grant applications and doing all the ordinary work that Hermann’s ruined fingers could never do again after that day the soldiers broke them one by one.</w:t>
       </w:r>
     </w:p>
     <w:p>
@@ -19267,8 +19231,8 @@
         </w:pict>
       </w:r>
     </w:p>
-    <w:bookmarkEnd w:id="159"/>
-    <w:bookmarkStart w:id="160" w:name="via-della-conciliazione"/>
+    <w:bookmarkEnd w:id="162"/>
+    <w:bookmarkStart w:id="163" w:name="via-della-conciliazione"/>
     <w:p>
       <w:pPr>
         <w:pStyle w:val="Heading2"/>
@@ -19330,17 +19294,27 @@
         <w:pStyle w:val="BodyText"/>
       </w:pPr>
       <w:r>
-        <w:t xml:space="preserve">She found she didn’t mind that as much as she might have expected. The vendor had sold the map. She could see him folding the notes into his jacket as she passed, already looking elsewhere for the next one.# Chapter 39: The Leak</w:t>
-      </w:r>
-    </w:p>
-    <w:bookmarkEnd w:id="160"/>
-    <w:bookmarkStart w:id="161" w:name="five-days-later"/>
+        <w:t xml:space="preserve">She found she didn’t mind that as much as she might have expected. The vendor had sold the map. She could see him folding the notes into his jacket as she passed, already looking elsewhere for the next one.</w:t>
+      </w:r>
+    </w:p>
+    <w:bookmarkEnd w:id="163"/>
+    <w:bookmarkEnd w:id="164"/>
+    <w:bookmarkStart w:id="166" w:name="the-leak"/>
+    <w:p>
+      <w:pPr>
+        <w:pStyle w:val="Heading1"/>
+      </w:pPr>
+      <w:r>
+        <w:t xml:space="preserve">The Leak</w:t>
+      </w:r>
+    </w:p>
+    <w:bookmarkStart w:id="165" w:name="five-days-later-cambridge"/>
     <w:p>
       <w:pPr>
         <w:pStyle w:val="Heading2"/>
       </w:pPr>
       <w:r>
-        <w:t xml:space="preserve">Five Days Later</w:t>
+        <w:t xml:space="preserve">Five Days Later — Cambridge</w:t>
       </w:r>
     </w:p>
     <w:p>
@@ -19348,7 +19322,7 @@
         <w:pStyle w:val="FirstParagraph"/>
       </w:pPr>
       <w:r>
-        <w:t xml:space="preserve">The email had a subject line designed to stop the heart:</w:t>
+        <w:t xml:space="preserve">The subject line read:</w:t>
       </w:r>
       <w:r>
         <w:t xml:space="preserve"> </w:t>
@@ -19646,30 +19620,6 @@
         <w:pStyle w:val="BodyText"/>
       </w:pPr>
       <w:r>
-        <w:t xml:space="preserve">Sarah sat down at the table. The MEMORIA protocol details, the quantum signatures, the fragment locations — he’d handed all of it to people who would use her own data as ammunition against her. He’d chosen the journal carefully. He knew exactly what they’d do with it.</w:t>
-      </w:r>
-    </w:p>
-    <w:p>
-      <w:pPr>
-        <w:pStyle w:val="BodyText"/>
-      </w:pPr>
-      <w:r>
-        <w:t xml:space="preserve">She thought about what kind of person does that. Not a cynical one — a true believer. Not in faith, but in materialism. Webb genuinely thought he was protecting science. He’d looked at her work and decided that destroying it was a form of care.</w:t>
-      </w:r>
-    </w:p>
-    <w:p>
-      <w:pPr>
-        <w:pStyle w:val="BodyText"/>
-      </w:pPr>
-      <w:r>
-        <w:t xml:space="preserve">He didn’t know what he’d done. That wasn’t an excuse. It was just true.</w:t>
-      </w:r>
-    </w:p>
-    <w:p>
-      <w:pPr>
-        <w:pStyle w:val="BodyText"/>
-      </w:pPr>
-      <w:r>
         <w:t xml:space="preserve">“What do you want to do?”</w:t>
       </w:r>
       <w:r>
@@ -19761,18 +19711,18 @@
         <w:t xml:space="preserve">She sat on the kitchen floor, back against the cabinet, and stayed there long enough for the recycling truck to finish the block and move on.</w:t>
       </w:r>
     </w:p>
-    <w:bookmarkEnd w:id="161"/>
-    <w:bookmarkEnd w:id="162"/>
-    <w:bookmarkStart w:id="167" w:name="chapter-40-vatican-debates"/>
+    <w:bookmarkEnd w:id="165"/>
+    <w:bookmarkEnd w:id="166"/>
+    <w:bookmarkStart w:id="171" w:name="vatican-debates"/>
     <w:p>
       <w:pPr>
         <w:pStyle w:val="Heading1"/>
       </w:pPr>
       <w:r>
-        <w:t xml:space="preserve">Chapter 40: Vatican Debates</w:t>
-      </w:r>
-    </w:p>
-    <w:bookmarkStart w:id="163" w:name="the-argument"/>
+        <w:t xml:space="preserve">Vatican Debates</w:t>
+      </w:r>
+    </w:p>
+    <w:bookmarkStart w:id="167" w:name="the-argument"/>
     <w:p>
       <w:pPr>
         <w:pStyle w:val="Heading2"/>
@@ -19781,8 +19731,8 @@
         <w:t xml:space="preserve">The Argument</w:t>
       </w:r>
     </w:p>
-    <w:bookmarkEnd w:id="163"/>
-    <w:bookmarkStart w:id="164" w:name="evidence-on-the-table"/>
+    <w:bookmarkEnd w:id="167"/>
+    <w:bookmarkStart w:id="168" w:name="evidence-on-the-table"/>
     <w:p>
       <w:pPr>
         <w:pStyle w:val="Heading2"/>
@@ -20245,8 +20195,8 @@
         <w:t xml:space="preserve">he said.</w:t>
       </w:r>
     </w:p>
-    <w:bookmarkEnd w:id="164"/>
-    <w:bookmarkStart w:id="165" w:name="the-cardinals-night"/>
+    <w:bookmarkEnd w:id="168"/>
+    <w:bookmarkStart w:id="169" w:name="the-cardinals-night"/>
     <w:p>
       <w:pPr>
         <w:pStyle w:val="Heading2"/>
@@ -20525,8 +20475,8 @@
         <w:t xml:space="preserve">The wood in his hands felt warm.</w:t>
       </w:r>
     </w:p>
-    <w:bookmarkEnd w:id="165"/>
-    <w:bookmarkStart w:id="166" w:name="the-vote"/>
+    <w:bookmarkEnd w:id="169"/>
+    <w:bookmarkStart w:id="170" w:name="the-vote"/>
     <w:p>
       <w:pPr>
         <w:pStyle w:val="Heading2"/>
@@ -20869,18 +20819,18 @@
         <w:t xml:space="preserve">Nobody reached for it.</w:t>
       </w:r>
     </w:p>
-    <w:bookmarkEnd w:id="166"/>
-    <w:bookmarkEnd w:id="167"/>
-    <w:bookmarkStart w:id="172" w:name="chapter-41-the-decision"/>
+    <w:bookmarkEnd w:id="170"/>
+    <w:bookmarkEnd w:id="171"/>
+    <w:bookmarkStart w:id="177" w:name="the-decision"/>
     <w:p>
       <w:pPr>
         <w:pStyle w:val="Heading1"/>
       </w:pPr>
       <w:r>
-        <w:t xml:space="preserve">Chapter 41: The Decision</w:t>
-      </w:r>
-    </w:p>
-    <w:bookmarkStart w:id="168" w:name="personal-conviction"/>
+        <w:t xml:space="preserve">The Decision</w:t>
+      </w:r>
+    </w:p>
+    <w:bookmarkStart w:id="172" w:name="personal-conviction"/>
     <w:p>
       <w:pPr>
         <w:pStyle w:val="Heading2"/>
@@ -21045,8 +20995,8 @@
         <w:t xml:space="preserve">he said. He stood, nodded once, and left her to it.</w:t>
       </w:r>
     </w:p>
-    <w:bookmarkEnd w:id="168"/>
-    <w:bookmarkStart w:id="169" w:name="institutional-response"/>
+    <w:bookmarkEnd w:id="172"/>
+    <w:bookmarkStart w:id="173" w:name="institutional-response"/>
     <w:p>
       <w:pPr>
         <w:pStyle w:val="Heading2"/>
@@ -21182,8 +21132,8 @@
         <w:t xml:space="preserve">“The question isn’t whether it’s possible. The question is whether you’re brave enough to follow the evidence wherever it leads, even when it leads away from everything you thought you wanted.”</w:t>
       </w:r>
     </w:p>
-    <w:bookmarkEnd w:id="169"/>
-    <w:bookmarkStart w:id="170" w:name="scientific-validation"/>
+    <w:bookmarkEnd w:id="173"/>
+    <w:bookmarkStart w:id="174" w:name="scientific-validation"/>
     <w:p>
       <w:pPr>
         <w:pStyle w:val="Heading2"/>
@@ -21315,8 +21265,8 @@
         <w:t xml:space="preserve">It was time to choose faithfulness.</w:t>
       </w:r>
     </w:p>
-    <w:bookmarkEnd w:id="170"/>
-    <w:bookmarkStart w:id="171" w:name="public-announcement"/>
+    <w:bookmarkEnd w:id="174"/>
+    <w:bookmarkStart w:id="175" w:name="public-announcement"/>
     <w:p>
       <w:pPr>
         <w:pStyle w:val="Heading2"/>
@@ -21444,223 +21394,40 @@
       </w:r>
     </w:p>
     <w:p>
-      <w:pPr>
-        <w:pStyle w:val="BodyText"/>
-      </w:pPr>
-      <w:r>
-        <w:t xml:space="preserve">Her phone rang.</w:t>
-      </w:r>
-    </w:p>
-    <w:p>
-      <w:pPr>
-        <w:pStyle w:val="BodyText"/>
-      </w:pPr>
-      <w:r>
-        <w:t xml:space="preserve">She looked at the screen. Marcus Webb. She let it ring twice, then answered.</w:t>
-      </w:r>
-    </w:p>
-    <w:p>
-      <w:pPr>
-        <w:pStyle w:val="BodyText"/>
-      </w:pPr>
-      <w:r>
-        <w:t xml:space="preserve">“I heard you filed the report with university security.”</w:t>
-      </w:r>
-      <w:r>
-        <w:t xml:space="preserve"> </w:t>
-      </w:r>
-      <w:r>
-        <w:t xml:space="preserve">His voice was flat. Not frightened. Flat in the way of someone who has prepared what they’re going to say.</w:t>
-      </w:r>
-    </w:p>
-    <w:p>
-      <w:pPr>
-        <w:pStyle w:val="BodyText"/>
-      </w:pPr>
-      <w:r>
-        <w:t xml:space="preserve">“I did.”</w:t>
-      </w:r>
-    </w:p>
-    <w:p>
-      <w:pPr>
-        <w:pStyle w:val="BodyText"/>
-      </w:pPr>
-      <w:r>
-        <w:t xml:space="preserve">“I want you to know I don’t regret it.”</w:t>
-      </w:r>
-      <w:r>
-        <w:t xml:space="preserve"> </w:t>
-      </w:r>
-      <w:r>
-        <w:t xml:space="preserve">A pause.</w:t>
-      </w:r>
-      <w:r>
-        <w:t xml:space="preserve"> </w:t>
-      </w:r>
-      <w:r>
-        <w:t xml:space="preserve">“I want you to know I did it because someone had to.”</w:t>
-      </w:r>
-    </w:p>
-    <w:p>
-      <w:pPr>
-        <w:pStyle w:val="BodyText"/>
-      </w:pPr>
-      <w:r>
-        <w:t xml:space="preserve">Sarah sat down on the edge of the couch.</w:t>
-      </w:r>
-      <w:r>
-        <w:t xml:space="preserve"> </w:t>
-      </w:r>
-      <w:r>
-        <w:t xml:space="preserve">“Come over.”</w:t>
-      </w:r>
-    </w:p>
-    <w:p>
-      <w:pPr>
-        <w:pStyle w:val="BodyText"/>
-      </w:pPr>
-      <w:r>
-        <w:t xml:space="preserve">Another pause, longer.</w:t>
-      </w:r>
-      <w:r>
-        <w:t xml:space="preserve"> </w:t>
-      </w:r>
-      <w:r>
-        <w:t xml:space="preserve">“Excuse me?”</w:t>
-      </w:r>
-    </w:p>
-    <w:p>
-      <w:pPr>
-        <w:pStyle w:val="BodyText"/>
-      </w:pPr>
-      <w:r>
-        <w:t xml:space="preserve">“You want to tell me why. Come tell me why.”</w:t>
-      </w:r>
-    </w:p>
-    <w:p>
-      <w:pPr>
-        <w:pStyle w:val="BodyText"/>
-      </w:pPr>
-      <w:r>
-        <w:t xml:space="preserve">He arrived twenty minutes later, still in his coat, his face carrying the specific tightness of someone who has rehearsed a conversation and is now uncertain the rehearsal will hold. He was thirty-one years old, she remembered. She had written his fellowship recommendation eighteen months ago. He had been good then. He was still good, in the narrow sense of the word.</w:t>
-      </w:r>
-    </w:p>
-    <w:p>
-      <w:pPr>
-        <w:pStyle w:val="BodyText"/>
-      </w:pPr>
-      <w:r>
-        <w:t xml:space="preserve">“Sit down,”</w:t>
-      </w:r>
-      <w:r>
-        <w:t xml:space="preserve"> </w:t>
-      </w:r>
-      <w:r>
-        <w:t xml:space="preserve">she said.</w:t>
-      </w:r>
-    </w:p>
-    <w:p>
-      <w:pPr>
-        <w:pStyle w:val="BodyText"/>
-      </w:pPr>
-      <w:r>
-        <w:t xml:space="preserve">He sat at the kitchen table. She stayed standing.</w:t>
-      </w:r>
-    </w:p>
-    <w:p>
-      <w:pPr>
-        <w:pStyle w:val="BodyText"/>
-      </w:pPr>
-      <w:r>
-        <w:t xml:space="preserve">“You had access to my files for three years,”</w:t>
-      </w:r>
-      <w:r>
-        <w:t xml:space="preserve"> </w:t>
-      </w:r>
-      <w:r>
-        <w:t xml:space="preserve">she said.</w:t>
-      </w:r>
-      <w:r>
-        <w:t xml:space="preserve"> </w:t>
-      </w:r>
-      <w:r>
-        <w:t xml:space="preserve">“You knew what this work meant to me. You knew what the peer review process was. You went around it.”</w:t>
-      </w:r>
-    </w:p>
-    <w:p>
-      <w:pPr>
-        <w:pStyle w:val="BodyText"/>
-      </w:pPr>
-      <w:r>
-        <w:t xml:space="preserve">“Because peer review wouldn’t have stopped you.”</w:t>
-      </w:r>
-      <w:r>
-        <w:t xml:space="preserve"> </w:t>
-      </w:r>
-      <w:r>
-        <w:t xml:space="preserve">He said it without apology.</w:t>
-      </w:r>
-      <w:r>
-        <w:t xml:space="preserve"> </w:t>
-      </w:r>
-      <w:r>
-        <w:t xml:space="preserve">“You would have published, the Vatican would have amplified it, and five years from now high school science teachers would be explaining how Catholic archaeologists proved consciousness survives death. That’s what I was stopping.”</w:t>
-      </w:r>
-    </w:p>
-    <w:p>
-      <w:pPr>
-        <w:pStyle w:val="BodyText"/>
-      </w:pPr>
-      <w:r>
-        <w:t xml:space="preserve">“You don’t know what the data shows.”</w:t>
-      </w:r>
-    </w:p>
-    <w:p>
-      <w:pPr>
-        <w:pStyle w:val="BodyText"/>
-      </w:pPr>
-      <w:r>
-        <w:t xml:space="preserve">“I know what you think it shows. That’s the problem.”</w:t>
-      </w:r>
-      <w:r>
-        <w:t xml:space="preserve"> </w:t>
-      </w:r>
-      <w:r>
-        <w:t xml:space="preserve">He leaned forward slightly.</w:t>
-      </w:r>
-      <w:r>
-        <w:t xml:space="preserve"> </w:t>
-      </w:r>
-      <w:r>
-        <w:t xml:space="preserve">“Sarah, you’re brilliant. You built something genuinely new. And then you pointed it at ancient wood and saw God, and you—”</w:t>
-      </w:r>
-      <w:r>
-        <w:t xml:space="preserve"> </w:t>
-      </w:r>
-      <w:r>
-        <w:t xml:space="preserve">He stopped. Started again.</w:t>
-      </w:r>
-      <w:r>
-        <w:t xml:space="preserve"> </w:t>
-      </w:r>
-      <w:r>
-        <w:t xml:space="preserve">“You’re going to spend the rest of your career legitimizing bad epistemology because you want your grandmother’s faith to be true. I’ve watched it happen. I’m not going to let it happen on my watch without doing something.”</w:t>
-      </w:r>
-    </w:p>
-    <w:p>
-      <w:pPr>
-        <w:pStyle w:val="BodyText"/>
-      </w:pPr>
-      <w:r>
-        <w:t xml:space="preserve">Sarah looked at him for a long moment.</w:t>
-      </w:r>
-    </w:p>
-    <w:p>
-      <w:pPr>
-        <w:pStyle w:val="BodyText"/>
-      </w:pPr>
-      <w:r>
-        <w:t xml:space="preserve">He wasn’t lying. That was the thing she’d understood from the report, from the careful pattern of his access logs, from the methodical way he’d chosen</w:t>
+      <w:r>
+        <w:pict>
+          <v:rect style="width:0;height:1.5pt" o:hralign="center" o:hrstd="t" o:hr="t"/>
+        </w:pict>
+      </w:r>
+    </w:p>
+    <w:bookmarkEnd w:id="175"/>
+    <w:bookmarkStart w:id="176" w:name="after-the-leak"/>
+    <w:p>
+      <w:pPr>
+        <w:pStyle w:val="Heading2"/>
+      </w:pPr>
+      <w:r>
+        <w:t xml:space="preserve">After the Leak</w:t>
+      </w:r>
+    </w:p>
+    <w:p>
+      <w:pPr>
+        <w:pStyle w:val="FirstParagraph"/>
+      </w:pPr>
+      <w:r>
+        <w:rPr>
+          <w:i/>
+          <w:iCs/>
+        </w:rPr>
+        <w:t xml:space="preserve">Early March, 2025 — Cambridge</w:t>
+      </w:r>
+    </w:p>
+    <w:p>
+      <w:pPr>
+        <w:pStyle w:val="BodyText"/>
+      </w:pPr>
+      <w:r>
+        <w:t xml:space="preserve">The apartment was a different apartment by then — same walls, same window, but the air in it had changed. Rome had receded into the flight she hadn’t yet booked. The</w:t>
       </w:r>
       <w:r>
         <w:t xml:space="preserve"> </w:t>
@@ -21676,6 +21443,242 @@
         <w:t xml:space="preserve"> </w:t>
       </w:r>
       <w:r>
+        <w:t xml:space="preserve">piece had run. The security report had been filed. Webb had been in her lab for three years and would not be in her lab again.</w:t>
+      </w:r>
+    </w:p>
+    <w:p>
+      <w:pPr>
+        <w:pStyle w:val="BodyText"/>
+      </w:pPr>
+      <w:r>
+        <w:t xml:space="preserve">Her phone rang.</w:t>
+      </w:r>
+    </w:p>
+    <w:p>
+      <w:pPr>
+        <w:pStyle w:val="BodyText"/>
+      </w:pPr>
+      <w:r>
+        <w:t xml:space="preserve">She looked at the screen. Marcus Webb. She let it ring twice, then answered.</w:t>
+      </w:r>
+    </w:p>
+    <w:p>
+      <w:pPr>
+        <w:pStyle w:val="BodyText"/>
+      </w:pPr>
+      <w:r>
+        <w:t xml:space="preserve">“I heard you filed the report with university security.”</w:t>
+      </w:r>
+      <w:r>
+        <w:t xml:space="preserve"> </w:t>
+      </w:r>
+      <w:r>
+        <w:t xml:space="preserve">His voice was flat. Not frightened. Flat in the way of someone who has prepared what they’re going to say.</w:t>
+      </w:r>
+    </w:p>
+    <w:p>
+      <w:pPr>
+        <w:pStyle w:val="BodyText"/>
+      </w:pPr>
+      <w:r>
+        <w:t xml:space="preserve">“I did.”</w:t>
+      </w:r>
+    </w:p>
+    <w:p>
+      <w:pPr>
+        <w:pStyle w:val="BodyText"/>
+      </w:pPr>
+      <w:r>
+        <w:t xml:space="preserve">“I want you to know I don’t regret it.”</w:t>
+      </w:r>
+      <w:r>
+        <w:t xml:space="preserve"> </w:t>
+      </w:r>
+      <w:r>
+        <w:t xml:space="preserve">A pause.</w:t>
+      </w:r>
+      <w:r>
+        <w:t xml:space="preserve"> </w:t>
+      </w:r>
+      <w:r>
+        <w:t xml:space="preserve">“I want you to know I did it because someone had to.”</w:t>
+      </w:r>
+    </w:p>
+    <w:p>
+      <w:pPr>
+        <w:pStyle w:val="BodyText"/>
+      </w:pPr>
+      <w:r>
+        <w:t xml:space="preserve">Sarah sat down on the edge of the couch.</w:t>
+      </w:r>
+      <w:r>
+        <w:t xml:space="preserve"> </w:t>
+      </w:r>
+      <w:r>
+        <w:t xml:space="preserve">“Come over.”</w:t>
+      </w:r>
+    </w:p>
+    <w:p>
+      <w:pPr>
+        <w:pStyle w:val="BodyText"/>
+      </w:pPr>
+      <w:r>
+        <w:t xml:space="preserve">Another pause, longer.</w:t>
+      </w:r>
+      <w:r>
+        <w:t xml:space="preserve"> </w:t>
+      </w:r>
+      <w:r>
+        <w:t xml:space="preserve">“Excuse me?”</w:t>
+      </w:r>
+    </w:p>
+    <w:p>
+      <w:pPr>
+        <w:pStyle w:val="BodyText"/>
+      </w:pPr>
+      <w:r>
+        <w:t xml:space="preserve">“You want to tell me why. Come tell me why.”</w:t>
+      </w:r>
+    </w:p>
+    <w:p>
+      <w:pPr>
+        <w:pStyle w:val="BodyText"/>
+      </w:pPr>
+      <w:r>
+        <w:t xml:space="preserve">He arrived twenty minutes later, still in his coat, his face carrying the specific tightness of someone who has rehearsed a conversation and is now uncertain the rehearsal will hold. He was thirty-one years old, she remembered. She had written his fellowship recommendation eighteen months ago. He had been good then. He was still good, in the narrow sense of the word.</w:t>
+      </w:r>
+    </w:p>
+    <w:p>
+      <w:pPr>
+        <w:pStyle w:val="BodyText"/>
+      </w:pPr>
+      <w:r>
+        <w:t xml:space="preserve">“Sit down,”</w:t>
+      </w:r>
+      <w:r>
+        <w:t xml:space="preserve"> </w:t>
+      </w:r>
+      <w:r>
+        <w:t xml:space="preserve">she said.</w:t>
+      </w:r>
+    </w:p>
+    <w:p>
+      <w:pPr>
+        <w:pStyle w:val="BodyText"/>
+      </w:pPr>
+      <w:r>
+        <w:t xml:space="preserve">He sat at the kitchen table. She stayed standing.</w:t>
+      </w:r>
+    </w:p>
+    <w:p>
+      <w:pPr>
+        <w:pStyle w:val="BodyText"/>
+      </w:pPr>
+      <w:r>
+        <w:t xml:space="preserve">“You had access to my files for three years,”</w:t>
+      </w:r>
+      <w:r>
+        <w:t xml:space="preserve"> </w:t>
+      </w:r>
+      <w:r>
+        <w:t xml:space="preserve">she said.</w:t>
+      </w:r>
+      <w:r>
+        <w:t xml:space="preserve"> </w:t>
+      </w:r>
+      <w:r>
+        <w:t xml:space="preserve">“You knew what this work meant to me. You knew what the peer review process was. You went around it.”</w:t>
+      </w:r>
+    </w:p>
+    <w:p>
+      <w:pPr>
+        <w:pStyle w:val="BodyText"/>
+      </w:pPr>
+      <w:r>
+        <w:t xml:space="preserve">“Because peer review wouldn’t have stopped you.”</w:t>
+      </w:r>
+      <w:r>
+        <w:t xml:space="preserve"> </w:t>
+      </w:r>
+      <w:r>
+        <w:t xml:space="preserve">He said it without apology.</w:t>
+      </w:r>
+      <w:r>
+        <w:t xml:space="preserve"> </w:t>
+      </w:r>
+      <w:r>
+        <w:t xml:space="preserve">“You would have published, the Vatican would have amplified it, and five years from now high school science teachers would be explaining how Catholic archaeologists proved consciousness survives death. That’s what I was stopping.”</w:t>
+      </w:r>
+    </w:p>
+    <w:p>
+      <w:pPr>
+        <w:pStyle w:val="BodyText"/>
+      </w:pPr>
+      <w:r>
+        <w:t xml:space="preserve">“You don’t know what the data shows.”</w:t>
+      </w:r>
+    </w:p>
+    <w:p>
+      <w:pPr>
+        <w:pStyle w:val="BodyText"/>
+      </w:pPr>
+      <w:r>
+        <w:t xml:space="preserve">“I know what you think it shows. That’s the problem.”</w:t>
+      </w:r>
+      <w:r>
+        <w:t xml:space="preserve"> </w:t>
+      </w:r>
+      <w:r>
+        <w:t xml:space="preserve">He leaned forward slightly.</w:t>
+      </w:r>
+      <w:r>
+        <w:t xml:space="preserve"> </w:t>
+      </w:r>
+      <w:r>
+        <w:t xml:space="preserve">“Sarah, you’re brilliant. You built something genuinely new. And then you pointed it at ancient wood and saw God, and you—”</w:t>
+      </w:r>
+      <w:r>
+        <w:t xml:space="preserve"> </w:t>
+      </w:r>
+      <w:r>
+        <w:t xml:space="preserve">He stopped. Started again.</w:t>
+      </w:r>
+      <w:r>
+        <w:t xml:space="preserve"> </w:t>
+      </w:r>
+      <w:r>
+        <w:t xml:space="preserve">“You’re going to spend the rest of your career legitimizing bad epistemology because you want your grandmother’s faith to be true. I’ve watched it happen. I’m not going to let it happen on my watch without doing something.”</w:t>
+      </w:r>
+    </w:p>
+    <w:p>
+      <w:pPr>
+        <w:pStyle w:val="BodyText"/>
+      </w:pPr>
+      <w:r>
+        <w:t xml:space="preserve">Sarah looked at him for a long moment.</w:t>
+      </w:r>
+    </w:p>
+    <w:p>
+      <w:pPr>
+        <w:pStyle w:val="BodyText"/>
+      </w:pPr>
+      <w:r>
+        <w:t xml:space="preserve">He wasn’t lying. That was the thing she’d understood from the report, from the careful pattern of his access logs, from the methodical way he’d chosen</w:t>
+      </w:r>
+      <w:r>
+        <w:t xml:space="preserve"> </w:t>
+      </w:r>
+      <w:r>
+        <w:rPr>
+          <w:i/>
+          <w:iCs/>
+        </w:rPr>
+        <w:t xml:space="preserve">Skeptical Inquiry</w:t>
+      </w:r>
+      <w:r>
+        <w:t xml:space="preserve"> </w:t>
+      </w:r>
+      <w:r>
         <w:t xml:space="preserve">over tabloids, real physicists over pundits. He had not acted out of jealousy alone, though the jealousy was real. He had acted because he genuinely believed he was right. He had looked at her work and decided it was dangerous and decided that destroying it was a form of care.</w:t>
       </w:r>
     </w:p>
@@ -21911,18 +21914,18 @@
         <w:t xml:space="preserve">She closed the laptop. Cambridge was dark outside the window. Whatever came next would come from Rome.</w:t>
       </w:r>
     </w:p>
-    <w:bookmarkEnd w:id="171"/>
-    <w:bookmarkEnd w:id="172"/>
-    <w:bookmarkStart w:id="178" w:name="chapter-42-the-reading"/>
+    <w:bookmarkEnd w:id="176"/>
+    <w:bookmarkEnd w:id="177"/>
+    <w:bookmarkStart w:id="183" w:name="the-reading"/>
     <w:p>
       <w:pPr>
         <w:pStyle w:val="Heading1"/>
       </w:pPr>
       <w:r>
-        <w:t xml:space="preserve">Chapter 42: The Reading</w:t>
-      </w:r>
-    </w:p>
-    <w:bookmarkStart w:id="173" w:name="failed-twice-before"/>
+        <w:t xml:space="preserve">The Reading</w:t>
+      </w:r>
+    </w:p>
+    <w:bookmarkStart w:id="178" w:name="failed-twice-before"/>
     <w:p>
       <w:pPr>
         <w:pStyle w:val="Heading2"/>
@@ -22333,8 +22336,8 @@
         <w:t xml:space="preserve">Instead, the quantum correlation monitor spiked.</w:t>
       </w:r>
     </w:p>
-    <w:bookmarkEnd w:id="173"/>
-    <w:bookmarkStart w:id="174" w:name="the-spike"/>
+    <w:bookmarkEnd w:id="178"/>
+    <w:bookmarkStart w:id="179" w:name="the-spike"/>
     <w:p>
       <w:pPr>
         <w:pStyle w:val="Heading2"/>
@@ -22592,8 +22595,8 @@
         <w:t xml:space="preserve">“Sarah, increase detector sensitivity. Now!”</w:t>
       </w:r>
     </w:p>
-    <w:bookmarkEnd w:id="174"/>
-    <w:bookmarkStart w:id="175" w:name="three-seconds-of-coherence"/>
+    <w:bookmarkEnd w:id="179"/>
+    <w:bookmarkStart w:id="180" w:name="three-seconds-of-coherence"/>
     <w:p>
       <w:pPr>
         <w:pStyle w:val="Heading2"/>
@@ -22666,7 +22669,7 @@
         <w:pStyle w:val="BodyText"/>
       </w:pPr>
       <w:r>
-        <w:t xml:space="preserve">“The correlation window is three meters,”</w:t>
+        <w:t xml:space="preserve">“The correlation window is three centimeters,”</w:t>
       </w:r>
       <w:r>
         <w:t xml:space="preserve"> </w:t>
@@ -22678,7 +22681,7 @@
         <w:t xml:space="preserve"> </w:t>
       </w:r>
       <w:r>
-        <w:t xml:space="preserve">“Sarah, molecules separated by three meters of wood are maintaining quantum correlation. That’s beyond anything anyone has ever achieved.”</w:t>
+        <w:t xml:space="preserve">“Sarah, molecules separated by three centimeters of wood are maintaining quantum correlation. That’s beyond anything anyone has ever achieved.”</w:t>
       </w:r>
     </w:p>
     <w:p>
@@ -22889,8 +22892,8 @@
         <w:t xml:space="preserve">She had come here to prove the tree remembered. She understood now that she had been thinking about it wrong. The tree wasn’t waiting for proof. It had been waiting for a witness.</w:t>
       </w:r>
     </w:p>
-    <w:bookmarkEnd w:id="175"/>
-    <w:bookmarkStart w:id="176" w:name="the-tree-remembers"/>
+    <w:bookmarkEnd w:id="180"/>
+    <w:bookmarkStart w:id="181" w:name="the-tree-remembers"/>
     <w:p>
       <w:pPr>
         <w:pStyle w:val="Heading2"/>
@@ -22992,18 +22995,6 @@
           <w:i/>
           <w:iCs/>
         </w:rPr>
-        <w:t xml:space="preserve">The weight I carried was not burden. It was testimony. And testimony has no meaning until it is received.</w:t>
-      </w:r>
-    </w:p>
-    <w:p>
-      <w:pPr>
-        <w:pStyle w:val="BodyText"/>
-      </w:pPr>
-      <w:r>
-        <w:rPr>
-          <w:i/>
-          <w:iCs/>
-        </w:rPr>
         <w:t xml:space="preserve">The vigil was over.</w:t>
       </w:r>
     </w:p>
@@ -23099,8 +23090,8 @@
         <w:t xml:space="preserve">The alarm finally stopped. In the sudden silence, Sarah could hear her own heartbeat.</w:t>
       </w:r>
     </w:p>
-    <w:bookmarkEnd w:id="176"/>
-    <w:bookmarkStart w:id="177" w:name="learning-to-be-okay-with-mystery"/>
+    <w:bookmarkEnd w:id="181"/>
+    <w:bookmarkStart w:id="182" w:name="learning-to-be-okay-with-mystery"/>
     <w:p>
       <w:pPr>
         <w:pStyle w:val="Heading2"/>
@@ -23362,7 +23353,7 @@
         <w:pStyle w:val="BodyText"/>
       </w:pPr>
       <w:r>
-        <w:t xml:space="preserve">Her phone buzzed. A text from her mother in Boston:</w:t>
+        <w:t xml:space="preserve">Her phone buzzed. A text from cousin Maria in South Bend:</w:t>
       </w:r>
       <w:r>
         <w:t xml:space="preserve"> </w:t>
@@ -23372,7 +23363,7 @@
           <w:i/>
           <w:iCs/>
         </w:rPr>
-        <w:t xml:space="preserve">Can’t sleep. Keep thinking about Dad’s letter. About choosing faithfulness in darkness. Are you okay, honey?</w:t>
+        <w:t xml:space="preserve">Can’t sleep. Keep thinking about Uncle Bill’s letter. About choosing faithfulness in darkness. Are you okay, kochanie?</w:t>
       </w:r>
     </w:p>
     <w:p>
@@ -23541,15 +23532,15 @@
         <w:t xml:space="preserve">It had done it anyway.</w:t>
       </w:r>
     </w:p>
-    <w:bookmarkEnd w:id="177"/>
-    <w:bookmarkEnd w:id="178"/>
-    <w:bookmarkStart w:id="180" w:name="chapter-43-the-fractal-analysis"/>
+    <w:bookmarkEnd w:id="182"/>
+    <w:bookmarkEnd w:id="183"/>
+    <w:bookmarkStart w:id="185" w:name="the-fractal-analysis"/>
     <w:p>
       <w:pPr>
         <w:pStyle w:val="Heading1"/>
       </w:pPr>
       <w:r>
-        <w:t xml:space="preserve">Chapter 43: The Fractal Analysis</w:t>
+        <w:t xml:space="preserve">The Fractal Analysis</w:t>
       </w:r>
     </w:p>
     <w:p>
@@ -23861,7 +23852,7 @@
         <w:t xml:space="preserve">The data continued its slow rotation on the wall behind him, eleven bright nodes steady in the fractal dark.</w:t>
       </w:r>
     </w:p>
-    <w:bookmarkStart w:id="179" w:name="preparing-the-paper"/>
+    <w:bookmarkStart w:id="184" w:name="preparing-the-paper"/>
     <w:p>
       <w:pPr>
         <w:pStyle w:val="Heading2"/>
@@ -23875,273 +23866,31 @@
         <w:pStyle w:val="FirstParagraph"/>
       </w:pPr>
       <w:r>
-        <w:t xml:space="preserve">The draft took four weeks to write. Not because the science was unclear—by the third week Sarah could have written the methodology section in her sleep—but because every sentence in the discussion had to carry two conversations simultaneously: one with physicists who needed decoherence timescales and error bars, and one with anyone who might understand what it meant that an olive tree had been remembering something for two thousand years.</w:t>
-      </w:r>
-    </w:p>
-    <w:p>
-      <w:pPr>
-        <w:pStyle w:val="BodyText"/>
-      </w:pPr>
-      <w:r>
-        <w:t xml:space="preserve">“You’re writing two different papers,”</w:t>
-      </w:r>
-      <w:r>
-        <w:t xml:space="preserve"> </w:t>
-      </w:r>
-      <w:r>
-        <w:t xml:space="preserve">Chen told her at week two, reading over her shoulder.</w:t>
-      </w:r>
-    </w:p>
-    <w:p>
-      <w:pPr>
-        <w:pStyle w:val="BodyText"/>
-      </w:pPr>
-      <w:r>
-        <w:t xml:space="preserve">“I’m writing one paper that has to speak to two audiences without lying to either.”</w:t>
-      </w:r>
-    </w:p>
-    <w:p>
-      <w:pPr>
-        <w:pStyle w:val="BodyText"/>
-      </w:pPr>
-      <w:r>
-        <w:t xml:space="preserve">“This sentence—</w:t>
-      </w:r>
-      <w:r>
-        <w:t xml:space="preserve">‘the fractal encoding architecture is consistent with endogenous information storage rather than exogenous contamination’</w:t>
-      </w:r>
-      <w:r>
-        <w:t xml:space="preserve">—that’s the most diplomatically dishonest sentence I’ve ever read. Technically accurate and completely avoids the implication.”</w:t>
-      </w:r>
-    </w:p>
-    <w:p>
-      <w:pPr>
-        <w:pStyle w:val="BodyText"/>
-      </w:pPr>
-      <w:r>
-        <w:t xml:space="preserve">“What would you prefer?”</w:t>
-      </w:r>
-    </w:p>
-    <w:p>
-      <w:pPr>
-        <w:pStyle w:val="BodyText"/>
-      </w:pPr>
-      <w:r>
-        <w:t xml:space="preserve">“</w:t>
-      </w:r>
-      <w:r>
-        <w:t xml:space="preserve">‘The wood appears to have recorded something.’</w:t>
-      </w:r>
-      <w:r>
-        <w:t xml:space="preserve">”</w:t>
-      </w:r>
-      <w:r>
-        <w:t xml:space="preserve"> </w:t>
-      </w:r>
-      <w:r>
-        <w:t xml:space="preserve">He sat back.</w:t>
-      </w:r>
-      <w:r>
-        <w:t xml:space="preserve"> </w:t>
-      </w:r>
-      <w:r>
-        <w:t xml:space="preserve">“But I understand why we can’t say that.”</w:t>
-      </w:r>
-    </w:p>
-    <w:p>
-      <w:pPr>
-        <w:pStyle w:val="BodyText"/>
-      </w:pPr>
-      <w:r>
-        <w:t xml:space="preserve">“Can’t or shouldn’t?”</w:t>
-      </w:r>
-    </w:p>
-    <w:p>
-      <w:pPr>
-        <w:pStyle w:val="BodyText"/>
-      </w:pPr>
-      <w:r>
-        <w:t xml:space="preserve">“Both. For now.”</w:t>
-      </w:r>
-      <w:r>
-        <w:t xml:space="preserve"> </w:t>
-      </w:r>
-      <w:r>
-        <w:t xml:space="preserve">He tapped his pen against the edge of her desk.</w:t>
-      </w:r>
-      <w:r>
-        <w:t xml:space="preserve"> </w:t>
-      </w:r>
-      <w:r>
-        <w:t xml:space="preserve">“What I want to know is the energy question. The coherence preservation we’re seeing should have required either extraordinary isolation from environmental decoherence or continuous active maintenance. The caves provided some isolation, but not enough. So either there’s an error in our model of decoherence timescales in lignin networks, or something was actively maintaining the coherence.”</w:t>
-      </w:r>
-    </w:p>
-    <w:p>
-      <w:pPr>
-        <w:pStyle w:val="BodyText"/>
-      </w:pPr>
-      <w:r>
-        <w:t xml:space="preserve">“Something like prayer?”</w:t>
-      </w:r>
-    </w:p>
-    <w:p>
-      <w:pPr>
-        <w:pStyle w:val="BodyText"/>
-      </w:pPr>
-      <w:r>
-        <w:t xml:space="preserve">“Something like sustained, intense directed attention by humans who believed the fragments mattered.”</w:t>
-      </w:r>
-      <w:r>
-        <w:t xml:space="preserve"> </w:t>
-      </w:r>
-      <w:r>
-        <w:t xml:space="preserve">He held up one hand.</w:t>
-      </w:r>
-      <w:r>
-        <w:t xml:space="preserve"> </w:t>
-      </w:r>
-      <w:r>
-        <w:t xml:space="preserve">“I am not claiming that belief has measurable physical effects. I’m noting an unexplained correlation and declining to speculate about mechanism in the paper.”</w:t>
-      </w:r>
-    </w:p>
-    <w:p>
-      <w:pPr>
-        <w:pStyle w:val="BodyText"/>
-      </w:pPr>
-      <w:r>
-        <w:t xml:space="preserve">“That might be the most honest thing you’ve said all month.”</w:t>
-      </w:r>
-    </w:p>
-    <w:p>
-      <w:pPr>
-        <w:pStyle w:val="BodyText"/>
-      </w:pPr>
-      <w:r>
-        <w:t xml:space="preserve">“Don’t tell anyone. I have a reputation.”</w:t>
-      </w:r>
-    </w:p>
-    <w:p>
-      <w:pPr>
-        <w:pStyle w:val="BodyText"/>
-      </w:pPr>
-      <w:r>
-        <w:t xml:space="preserve">An email from Webb arrived in the third week, from an address she didn’t recognize — a personal account, not Harvard.</w:t>
-      </w:r>
-    </w:p>
-    <w:p>
-      <w:pPr>
-        <w:pStyle w:val="BodyText"/>
-      </w:pPr>
-      <w:r>
-        <w:rPr>
-          <w:i/>
-          <w:iCs/>
-        </w:rPr>
-        <w:t xml:space="preserve">I read the preprint abstract. I’ve thought about what you said when we talked. You know I’m still not wrong. The data doesn’t support your claims.</w:t>
-      </w:r>
-    </w:p>
-    <w:p>
-      <w:pPr>
-        <w:pStyle w:val="BodyText"/>
-      </w:pPr>
-      <w:r>
-        <w:t xml:space="preserve">She read it twice.</w:t>
-      </w:r>
-    </w:p>
-    <w:p>
-      <w:pPr>
-        <w:pStyle w:val="BodyText"/>
-      </w:pPr>
-      <w:r>
-        <w:t xml:space="preserve">The paper was open beside it. Forty-three pages. Four weeks of careful sentences.</w:t>
-      </w:r>
-    </w:p>
-    <w:p>
-      <w:pPr>
-        <w:pStyle w:val="BodyText"/>
-      </w:pPr>
-      <w:r>
-        <w:t xml:space="preserve">She sat with both windows open for a while. The Pantheon square was doing what it always did in the morning — filling gradually, the tourists arriving in ones and twos, the light moving across the stone.</w:t>
-      </w:r>
-    </w:p>
-    <w:p>
-      <w:pPr>
-        <w:pStyle w:val="BodyText"/>
-      </w:pPr>
-      <w:r>
-        <w:t xml:space="preserve">There was nothing left to do about Marcus Webb. She had already said what needed to be said, face to face, in a way that had cost her something and landed nowhere particular. He had left her apartment still convinced he’d been right. She had stood at her window after the door closed and understood that this was what forgiveness actually was — not a transaction that produced a changed person, but a thing you did for reasons that had nothing to do with the other person’s response.</w:t>
-      </w:r>
-    </w:p>
-    <w:p>
-      <w:pPr>
-        <w:pStyle w:val="BodyText"/>
-      </w:pPr>
-      <w:r>
-        <w:t xml:space="preserve">The data was not hers to use as a weapon and neither was her forgiveness — it wasn’t currency, wasn’t leverage, wasn’t even primarily about Webb. It was just the thing she had to do to stay in possession of herself. The tree had held blood in its heartwood for two thousand years without being asked to, without knowing why the holding mattered. She could hold this much without it costing her the work.</w:t>
-      </w:r>
-    </w:p>
-    <w:p>
-      <w:pPr>
-        <w:pStyle w:val="BodyText"/>
-      </w:pPr>
-      <w:r>
-        <w:t xml:space="preserve">He was writing to contest the science. She had things she could say. Chen’s fractal analysis alone would take his preprint objections apart at the seams. But that wasn’t why he’d sent the email. He was checking whether she’d flinched.</w:t>
-      </w:r>
-    </w:p>
-    <w:p>
-      <w:pPr>
-        <w:pStyle w:val="BodyText"/>
-      </w:pPr>
-      <w:r>
-        <w:t xml:space="preserve">She closed the tab and went back to the paper.</w:t>
-      </w:r>
-    </w:p>
-    <w:p>
-      <w:pPr>
-        <w:pStyle w:val="BodyText"/>
-      </w:pPr>
-      <w:r>
-        <w:t xml:space="preserve">The paper was titled</w:t>
-      </w:r>
-      <w:r>
-        <w:t xml:space="preserve"> </w:t>
-      </w:r>
-      <w:r>
-        <w:rPr>
-          <w:i/>
-          <w:iCs/>
-        </w:rPr>
-        <w:t xml:space="preserve">Anomalous Quantum Coherence Persistence in First-Century Olive Wood Fragments: MEMORIA Protocol Results and Implications for Biological Quantum Information Storage.</w:t>
-      </w:r>
-      <w:r>
-        <w:t xml:space="preserve"> </w:t>
-      </w:r>
-      <w:r>
-        <w:t xml:space="preserve">It ran to forty-three pages. Chen’s name went first; they argued about this for a day and a half and ended up going alphabetical, which put Chen first anyway.</w:t>
-      </w:r>
-    </w:p>
-    <w:p>
-      <w:pPr>
-        <w:pStyle w:val="BodyText"/>
-      </w:pPr>
-      <w:r>
-        <w:t xml:space="preserve">Sarah submitted it on a Thursday morning from a corner table near the Pantheon, watching tourists navigate the square and thinking about a monk who had carried fragments of olive wood through a Persian siege and hidden them in a hole in the ground with nothing but prayer to protect them.</w:t>
-      </w:r>
-    </w:p>
-    <w:p>
-      <w:pPr>
-        <w:pStyle w:val="BodyText"/>
-      </w:pPr>
-      <w:r>
-        <w:t xml:space="preserve">Her phone showed the submission confirmation.</w:t>
-      </w:r>
-    </w:p>
-    <w:p>
-      <w:pPr>
-        <w:pStyle w:val="BodyText"/>
-      </w:pPr>
-      <w:r>
-        <w:t xml:space="preserve">She drank her espresso.</w:t>
+        <w:t xml:space="preserve">The draft took four weeks.</w:t>
+      </w:r>
+    </w:p>
+    <w:p>
+      <w:pPr>
+        <w:pStyle w:val="BodyText"/>
+      </w:pPr>
+      <w:r>
+        <w:t xml:space="preserve">Sarah wrote it in the secondary lab and in the flat and in a corner near the Pantheon when the flat felt too small. Chen wrote his sections at his desk and argued about the discussion language in the mornings over bad coffee. The methodology went quickly — they had been living inside the methodology for months and it needed only to be written down, not invented. The discussion was harder. Every sentence had to be calibrated not to say more than the data allowed while not saying less than the data required, and those were not the same boundary.</w:t>
+      </w:r>
+    </w:p>
+    <w:p>
+      <w:pPr>
+        <w:pStyle w:val="BodyText"/>
+      </w:pPr>
+      <w:r>
+        <w:t xml:space="preserve">She submitted it on a Thursday morning from the corner table, watching tourists navigate the square and thinking about Matthias writing his complaint into the margin of a custody record in a city that had just burned. She had a cup of espresso and a submission confirmation on her phone and a clean draft of something she had not yet had to defend, and she thought that was probably how all of it felt at the start — quiet, done, and about to become something else entirely.</w:t>
+      </w:r>
+    </w:p>
+    <w:p>
+      <w:pPr>
+        <w:pStyle w:val="BodyText"/>
+      </w:pPr>
+      <w:r>
+        <w:t xml:space="preserve">She drank the espresso.</w:t>
       </w:r>
     </w:p>
     <w:p>
@@ -24152,18 +23901,18 @@
         <w:t xml:space="preserve">Some things, she thought, you just had to trust.</w:t>
       </w:r>
     </w:p>
-    <w:bookmarkEnd w:id="179"/>
-    <w:bookmarkEnd w:id="180"/>
-    <w:bookmarkStart w:id="182" w:name="chapter-44-roman-welcome"/>
+    <w:bookmarkEnd w:id="184"/>
+    <w:bookmarkEnd w:id="185"/>
+    <w:bookmarkStart w:id="187" w:name="roman-welcome"/>
     <w:p>
       <w:pPr>
         <w:pStyle w:val="Heading1"/>
       </w:pPr>
       <w:r>
-        <w:t xml:space="preserve">Chapter 44: Roman Welcome</w:t>
-      </w:r>
-    </w:p>
-    <w:bookmarkStart w:id="181" w:name="the-commission"/>
+        <w:t xml:space="preserve">Roman Welcome</w:t>
+      </w:r>
+    </w:p>
+    <w:bookmarkStart w:id="186" w:name="the-commission"/>
     <w:p>
       <w:pPr>
         <w:pStyle w:val="Heading2"/>
@@ -24724,18 +24473,18 @@
         <w:t xml:space="preserve">She read it twice. Put her phone in her pocket and kept walking.</w:t>
       </w:r>
     </w:p>
-    <w:bookmarkEnd w:id="181"/>
-    <w:bookmarkEnd w:id="182"/>
-    <w:bookmarkStart w:id="187" w:name="chapter-45-the-cardinals-doubt"/>
+    <w:bookmarkEnd w:id="186"/>
+    <w:bookmarkEnd w:id="187"/>
+    <w:bookmarkStart w:id="192" w:name="the-cardinals-doubt"/>
     <w:p>
       <w:pPr>
         <w:pStyle w:val="Heading1"/>
       </w:pPr>
       <w:r>
-        <w:t xml:space="preserve">Chapter 45: The Cardinal’s Doubt</w:t>
-      </w:r>
-    </w:p>
-    <w:bookmarkStart w:id="183" w:name="two-a.m.-in-the-chapel"/>
+        <w:t xml:space="preserve">The Cardinal’s Doubt</w:t>
+      </w:r>
+    </w:p>
+    <w:bookmarkStart w:id="188" w:name="two-a.m.-in-the-chapel"/>
     <w:p>
       <w:pPr>
         <w:pStyle w:val="Heading2"/>
@@ -25008,8 +24757,8 @@
         <w:t xml:space="preserve">Bertoli picked up the phone.</w:t>
       </w:r>
     </w:p>
-    <w:bookmarkEnd w:id="183"/>
-    <w:bookmarkStart w:id="184" w:name="the-call-to-jerusalem"/>
+    <w:bookmarkEnd w:id="188"/>
+    <w:bookmarkStart w:id="189" w:name="the-call-to-jerusalem"/>
     <w:p>
       <w:pPr>
         <w:pStyle w:val="Heading2"/>
@@ -25161,7 +24910,7 @@
         <w:pStyle w:val="BodyText"/>
       </w:pPr>
       <w:r>
-        <w:t xml:space="preserve">The stone in Bertoli’s chest shifted. Not disappearing, but revealing something underneath. Something that might be hope.</w:t>
+        <w:t xml:space="preserve">The stone in Bertoli’s chest shifted. Not disappearing, but revealing something underneath.</w:t>
       </w:r>
     </w:p>
     <w:p>
@@ -25294,8 +25043,8 @@
         <w:t xml:space="preserve">He returned to the laptop. Started typing.</w:t>
       </w:r>
     </w:p>
-    <w:bookmarkEnd w:id="184"/>
-    <w:bookmarkStart w:id="185" w:name="the-statement"/>
+    <w:bookmarkEnd w:id="189"/>
+    <w:bookmarkStart w:id="190" w:name="the-statement"/>
     <w:p>
       <w:pPr>
         <w:pStyle w:val="Heading2"/>
@@ -25586,8 +25335,8 @@
         <w:t xml:space="preserve">Then he knelt before the tabernacle, his grandmother’s wooden crucifix still warm in his hands.</w:t>
       </w:r>
     </w:p>
-    <w:bookmarkEnd w:id="185"/>
-    <w:bookmarkStart w:id="186" w:name="the-prayer-after"/>
+    <w:bookmarkEnd w:id="190"/>
+    <w:bookmarkStart w:id="191" w:name="the-prayer-after"/>
     <w:p>
       <w:pPr>
         <w:pStyle w:val="Heading2"/>
@@ -25792,18 +25541,18 @@
         <w:t xml:space="preserve">Especially then.</w:t>
       </w:r>
     </w:p>
-    <w:bookmarkEnd w:id="186"/>
-    <w:bookmarkEnd w:id="187"/>
-    <w:bookmarkStart w:id="192" w:name="chapter-46-peer-review"/>
+    <w:bookmarkEnd w:id="191"/>
+    <w:bookmarkEnd w:id="192"/>
+    <w:bookmarkStart w:id="197" w:name="peer-review"/>
     <w:p>
       <w:pPr>
         <w:pStyle w:val="Heading1"/>
       </w:pPr>
       <w:r>
-        <w:t xml:space="preserve">Chapter 46: Peer Review</w:t>
-      </w:r>
-    </w:p>
-    <w:bookmarkStart w:id="188" w:name="the-congregation-responds"/>
+        <w:t xml:space="preserve">Peer Review</w:t>
+      </w:r>
+    </w:p>
+    <w:bookmarkStart w:id="193" w:name="the-congregation-responds"/>
     <w:p>
       <w:pPr>
         <w:pStyle w:val="Heading2"/>
@@ -26150,8 +25899,8 @@
         <w:t xml:space="preserve">Some things you could only bring this far. The rest was not yours to control.</w:t>
       </w:r>
     </w:p>
-    <w:bookmarkEnd w:id="188"/>
-    <w:bookmarkStart w:id="189" w:name="what-the-physics-community-said"/>
+    <w:bookmarkEnd w:id="193"/>
+    <w:bookmarkStart w:id="194" w:name="what-the-physics-community-said"/>
     <w:p>
       <w:pPr>
         <w:pStyle w:val="Heading2"/>
@@ -26288,8 +26037,8 @@
         <w:t xml:space="preserve">They spent an hour comparing protocol parameters, disagreed on two of them, and agreed to rerun both analyses with a harmonized method before either published further. Chen, who had been listening from his desk, wrote 1.69 on a yellow note and stuck it to his monitor. It stayed there for months.</w:t>
       </w:r>
     </w:p>
-    <w:bookmarkEnd w:id="189"/>
-    <w:bookmarkStart w:id="190" w:name="peer-review"/>
+    <w:bookmarkEnd w:id="194"/>
+    <w:bookmarkStart w:id="195" w:name="peer-review-1"/>
     <w:p>
       <w:pPr>
         <w:pStyle w:val="Heading2"/>
@@ -26430,8 +26179,8 @@
         <w:t xml:space="preserve">She put both in the same desk drawer.</w:t>
       </w:r>
     </w:p>
-    <w:bookmarkEnd w:id="190"/>
-    <w:bookmarkStart w:id="191" w:name="the-community-divides"/>
+    <w:bookmarkEnd w:id="195"/>
+    <w:bookmarkStart w:id="196" w:name="the-community-divides"/>
     <w:p>
       <w:pPr>
         <w:pStyle w:val="Heading2"/>
@@ -26490,18 +26239,18 @@
         <w:t xml:space="preserve">The paper was cited two hundred and sixty times in six months. It moved more people than anything inflammatory might have, because it was the most honest thing anyone published on the subject, and readers could feel the honesty in it.</w:t>
       </w:r>
     </w:p>
-    <w:bookmarkEnd w:id="191"/>
-    <w:bookmarkEnd w:id="192"/>
-    <w:bookmarkStart w:id="197" w:name="chapter-47-still-here"/>
+    <w:bookmarkEnd w:id="196"/>
+    <w:bookmarkEnd w:id="197"/>
+    <w:bookmarkStart w:id="202" w:name="still-here"/>
     <w:p>
       <w:pPr>
         <w:pStyle w:val="Heading1"/>
       </w:pPr>
       <w:r>
-        <w:t xml:space="preserve">Chapter 47: Still Here</w:t>
-      </w:r>
-    </w:p>
-    <w:bookmarkStart w:id="193" w:name="return-to-jerusalem"/>
+        <w:t xml:space="preserve">Still Here</w:t>
+      </w:r>
+    </w:p>
+    <w:bookmarkStart w:id="198" w:name="return-to-jerusalem"/>
     <w:p>
       <w:pPr>
         <w:pStyle w:val="Heading2"/>
@@ -26750,8 +26499,8 @@
         <w:t xml:space="preserve">There was no hurry.</w:t>
       </w:r>
     </w:p>
-    <w:bookmarkEnd w:id="193"/>
-    <w:bookmarkStart w:id="194" w:name="what-the-tree-knows"/>
+    <w:bookmarkEnd w:id="198"/>
+    <w:bookmarkStart w:id="199" w:name="what-the-tree-knows"/>
     <w:p>
       <w:pPr>
         <w:pStyle w:val="Heading2"/>
@@ -26848,8 +26597,8 @@
         <w:t xml:space="preserve">I was there.</w:t>
       </w:r>
     </w:p>
-    <w:bookmarkEnd w:id="194"/>
-    <w:bookmarkStart w:id="195" w:name="the-institute"/>
+    <w:bookmarkEnd w:id="199"/>
+    <w:bookmarkStart w:id="200" w:name="the-institute"/>
     <w:p>
       <w:pPr>
         <w:pStyle w:val="Heading2"/>
@@ -27058,8 +26807,8 @@
         <w:t xml:space="preserve">The fountain ran in the courtyard behind him, and the light was the particular low gold of a Roman winter afternoon, and in three floors of climate-controlled rooms below them, careful people were asking careful questions of very old wood.</w:t>
       </w:r>
     </w:p>
-    <w:bookmarkEnd w:id="195"/>
-    <w:bookmarkStart w:id="196" w:name="still-here"/>
+    <w:bookmarkEnd w:id="200"/>
+    <w:bookmarkStart w:id="201" w:name="still-here-1"/>
     <w:p>
       <w:pPr>
         <w:pStyle w:val="Heading2"/>
@@ -27163,7 +26912,7 @@
         <w:pStyle w:val="BodyText"/>
       </w:pPr>
       <w:r>
-        <w:t xml:space="preserve">I was one tree. I grew in stony ground in the first century of the Common Era, in an olive grove on a hillside outside a city that has been destroyed and rebuilt so many times that the stones of one destruction became the foundations of the next. I was aware before I had language for awareness. I saw what I saw. I carried what I carried. I have been keeping it not because I chose to keep it but because the event was large enough that it simply did not leave.</w:t>
+        <w:t xml:space="preserve">I was one tree. I grew in stony ground across the last century before the Common Era and into the first, on a hillside outside a city that has been destroyed and rebuilt so many times that the stones of one destruction became the foundations of the next. I was aware before I had language for awareness. I saw what I saw. I carried what I carried. I have been keeping it not because I chose to keep it but because the event was large enough that it simply did not leave.</w:t>
       </w:r>
     </w:p>
     <w:p>
@@ -27214,8 +26963,8 @@
         <w:t xml:space="preserve">Still here.</w:t>
       </w:r>
     </w:p>
-    <w:bookmarkEnd w:id="196"/>
-    <w:bookmarkEnd w:id="197"/>
+    <w:bookmarkEnd w:id="201"/>
+    <w:bookmarkEnd w:id="202"/>
     <w:sectPr>
       <w:footnotePr>
         <w:numRestart w:val="eachSect"/>

--- a/publish/The Quantum Cross.docx
+++ b/publish/The Quantum Cross.docx
@@ -22,7 +22,7 @@
       </w:pPr>
       <w:r>
         <w:rPr/>
-        <w:t xml:space="preserve">First Light</w:t>
+        <w:t xml:space="preserve">Chapter 1: First Light</w:t>
       </w:r>
     </w:p>
     <w:p>
@@ -293,7 +293,7 @@
       </w:pPr>
       <w:r>
         <w:rPr/>
-        <w:t xml:space="preserve">The Guardian's Test</w:t>
+        <w:t xml:space="preserve">Chapter 2: The Guardian's Test</w:t>
       </w:r>
     </w:p>
     <w:p>
@@ -663,7 +663,7 @@
       </w:pPr>
       <w:r>
         <w:rPr/>
-        <w:t xml:space="preserve">The Encounter</w:t>
+        <w:t xml:space="preserve">Chapter 3: The Encounter</w:t>
       </w:r>
     </w:p>
     <w:p>
@@ -978,7 +978,7 @@
       </w:pPr>
       <w:r>
         <w:rPr/>
-        <w:t xml:space="preserve">What the Touch Left</w:t>
+        <w:t xml:space="preserve">Chapter 4: What the Touch Left</w:t>
       </w:r>
     </w:p>
     <w:p>
@@ -1149,7 +1149,7 @@
       </w:pPr>
       <w:r>
         <w:rPr/>
-        <w:t xml:space="preserve">The Pressure Builds</w:t>
+        <w:t xml:space="preserve">Chapter 5: The Pressure Builds</w:t>
       </w:r>
     </w:p>
     <w:p>
@@ -1508,7 +1508,7 @@
       </w:pPr>
       <w:r>
         <w:rPr/>
-        <w:t xml:space="preserve">Sacred Eight</w:t>
+        <w:t xml:space="preserve">Chapter 6: Sacred Eight</w:t>
       </w:r>
     </w:p>
     <w:p>
@@ -1806,7 +1806,7 @@
       </w:pPr>
       <w:r>
         <w:rPr/>
-        <w:t xml:space="preserve">Gathering Storm</w:t>
+        <w:t xml:space="preserve">Chapter 7: Gathering Storm</w:t>
       </w:r>
     </w:p>
     <w:p>
@@ -2014,7 +2014,7 @@
       </w:pPr>
       <w:r>
         <w:rPr/>
-        <w:t xml:space="preserve">Forces Converging</w:t>
+        <w:t xml:space="preserve">Chapter 8: Forces Converging</w:t>
       </w:r>
     </w:p>
     <w:p>
@@ -2204,7 +2204,7 @@
       </w:pPr>
       <w:r>
         <w:rPr/>
-        <w:t xml:space="preserve">The Last Time He Came</w:t>
+        <w:t xml:space="preserve">Chapter 9: The Last Time He Came</w:t>
       </w:r>
     </w:p>
     <w:p>
@@ -2448,7 +2448,7 @@
       </w:pPr>
       <w:r>
         <w:rPr/>
-        <w:t xml:space="preserve">The Woodcutters</w:t>
+        <w:t xml:space="preserve">Chapter 10: The Woodcutters</w:t>
       </w:r>
     </w:p>
     <w:p>
@@ -3016,7 +3016,7 @@
       </w:pPr>
       <w:r>
         <w:rPr/>
-        <w:t xml:space="preserve">The Waiting Cross</w:t>
+        <w:t xml:space="preserve">Chapter 11: The Waiting Cross</w:t>
       </w:r>
     </w:p>
     <w:p>
@@ -3260,7 +3260,7 @@
       </w:pPr>
       <w:r>
         <w:rPr/>
-        <w:t xml:space="preserve">Sacred Waiting</w:t>
+        <w:t xml:space="preserve">Chapter 12: Sacred Waiting</w:t>
       </w:r>
     </w:p>
     <w:p>
@@ -3423,7 +3423,7 @@
       </w:pPr>
       <w:r>
         <w:rPr/>
-        <w:t xml:space="preserve">Final Vigil</w:t>
+        <w:t xml:space="preserve">Chapter 13: Final Vigil</w:t>
       </w:r>
     </w:p>
     <w:p>
@@ -3649,7 +3649,7 @@
       </w:pPr>
       <w:r>
         <w:rPr/>
-        <w:t xml:space="preserve">Divine Summons</w:t>
+        <w:t xml:space="preserve">Chapter 14: Divine Summons</w:t>
       </w:r>
     </w:p>
     <w:p>
@@ -3875,7 +3875,7 @@
       </w:pPr>
       <w:r>
         <w:rPr/>
-        <w:t xml:space="preserve">Sacred Assembly</w:t>
+        <w:t xml:space="preserve">Chapter 15: Sacred Assembly</w:t>
       </w:r>
     </w:p>
     <w:p>
@@ -4101,7 +4101,7 @@
       </w:pPr>
       <w:r>
         <w:rPr/>
-        <w:t xml:space="preserve">Via Dolorosa - Procession</w:t>
+        <w:t xml:space="preserve">Chapter 16: Via Dolorosa - Procession</w:t>
       </w:r>
     </w:p>
     <w:p>
@@ -4327,7 +4327,7 @@
       </w:pPr>
       <w:r>
         <w:rPr/>
-        <w:t xml:space="preserve">Via Dolorosa - Final Ascent</w:t>
+        <w:t xml:space="preserve">Chapter 17: Via Dolorosa - Final Ascent</w:t>
       </w:r>
     </w:p>
     <w:p>
@@ -4571,7 +4571,7 @@
       </w:pPr>
       <w:r>
         <w:rPr/>
-        <w:t xml:space="preserve">Path of Redemption</w:t>
+        <w:t xml:space="preserve">Chapter 18: Path of Redemption</w:t>
       </w:r>
     </w:p>
     <w:p>
@@ -4815,7 +4815,7 @@
       </w:pPr>
       <w:r>
         <w:rPr/>
-        <w:t xml:space="preserve">The Raising</w:t>
+        <w:t xml:space="preserve">Chapter 19: The Raising</w:t>
       </w:r>
     </w:p>
     <w:p>
@@ -5266,7 +5266,7 @@
       </w:pPr>
       <w:r>
         <w:rPr/>
-        <w:t xml:space="preserve">The Hours</w:t>
+        <w:t xml:space="preserve">Chapter 20: The Hours</w:t>
       </w:r>
     </w:p>
     <w:p>
@@ -5519,7 +5519,7 @@
       </w:pPr>
       <w:r>
         <w:rPr/>
-        <w:t xml:space="preserve">The Dark Hours</w:t>
+        <w:t xml:space="preserve">Chapter 21: The Dark Hours</w:t>
       </w:r>
     </w:p>
     <w:p>
@@ -5781,7 +5781,7 @@
       </w:pPr>
       <w:r>
         <w:rPr/>
-        <w:t xml:space="preserve">The Long Afternoon</w:t>
+        <w:t xml:space="preserve">Chapter 22: The Long Afternoon</w:t>
       </w:r>
     </w:p>
     <w:p>
@@ -5980,7 +5980,7 @@
       </w:pPr>
       <w:r>
         <w:rPr/>
-        <w:t xml:space="preserve">The Last Words</w:t>
+        <w:t xml:space="preserve">Chapter 23: The Last Words</w:t>
       </w:r>
     </w:p>
     <w:p>
@@ -6296,7 +6296,7 @@
       </w:pPr>
       <w:r>
         <w:rPr/>
-        <w:t xml:space="preserve">The Lance</w:t>
+        <w:t xml:space="preserve">Chapter 24: The Lance</w:t>
       </w:r>
     </w:p>
     <w:p>
@@ -6621,7 +6621,7 @@
       </w:pPr>
       <w:r>
         <w:rPr/>
-        <w:t xml:space="preserve">Consummatum Est</w:t>
+        <w:t xml:space="preserve">Chapter 25: Consummatum Est</w:t>
       </w:r>
     </w:p>
     <w:p>
@@ -6856,7 +6856,7 @@
       </w:pPr>
       <w:r>
         <w:rPr/>
-        <w:t xml:space="preserve">The Sabbath</w:t>
+        <w:t xml:space="preserve">Chapter 26: The Sabbath</w:t>
       </w:r>
     </w:p>
     <w:p>
@@ -7145,7 +7145,7 @@
       </w:pPr>
       <w:r>
         <w:rPr/>
-        <w:t xml:space="preserve">Sacred Preservation</w:t>
+        <w:t xml:space="preserve">Chapter 27: Sacred Preservation</w:t>
       </w:r>
     </w:p>
     <w:p>
@@ -7569,7 +7569,7 @@
       </w:pPr>
       <w:r>
         <w:rPr/>
-        <w:t xml:space="preserve">Scattered Consciousness</w:t>
+        <w:t xml:space="preserve">Chapter 28: Scattered Consciousness</w:t>
       </w:r>
     </w:p>
     <w:p>
@@ -7894,7 +7894,7 @@
       </w:pPr>
       <w:r>
         <w:rPr/>
-        <w:t xml:space="preserve">Empire's End</w:t>
+        <w:t xml:space="preserve">Chapter 29: Empire's End</w:t>
       </w:r>
     </w:p>
     <w:p>
@@ -8679,7 +8679,7 @@
       </w:pPr>
       <w:r>
         <w:rPr/>
-        <w:t xml:space="preserve">The Last Box</w:t>
+        <w:t xml:space="preserve">Chapter 30: The Last Box</w:t>
       </w:r>
     </w:p>
     <w:p>
@@ -9341,7 +9341,7 @@
       </w:pPr>
       <w:r>
         <w:rPr/>
-        <w:t xml:space="preserve">Second Light (Discovery)</w:t>
+        <w:t xml:space="preserve">Chapter 31: Second Light (Discovery)</w:t>
       </w:r>
     </w:p>
     <w:p>
@@ -9810,7 +9810,7 @@
       </w:pPr>
       <w:r>
         <w:rPr/>
-        <w:t xml:space="preserve">Personal Histories</w:t>
+        <w:t xml:space="preserve">Chapter 32: Personal Histories</w:t>
       </w:r>
     </w:p>
     <w:p>
@@ -10466,7 +10466,7 @@
       </w:pPr>
       <w:r>
         <w:rPr/>
-        <w:t xml:space="preserve">The Harvard Crisis</w:t>
+        <w:t xml:space="preserve">Chapter 33: The Harvard Crisis</w:t>
       </w:r>
     </w:p>
     <w:p>
@@ -10974,7 +10974,7 @@
       </w:pPr>
       <w:r>
         <w:rPr/>
-        <w:t xml:space="preserve">Reformation Fires</w:t>
+        <w:t xml:space="preserve">Chapter 34: Reformation Fires</w:t>
       </w:r>
     </w:p>
     <w:p>
@@ -12229,7 +12229,7 @@
       </w:pPr>
       <w:r>
         <w:rPr/>
-        <w:t xml:space="preserve">Modern Silence</w:t>
+        <w:t xml:space="preserve">Chapter 35: Modern Silence</w:t>
       </w:r>
     </w:p>
     <w:p>
@@ -13943,7 +13943,7 @@
       </w:pPr>
       <w:r>
         <w:rPr/>
-        <w:t xml:space="preserve">The Printer's Hands</w:t>
+        <w:t xml:space="preserve">Chapter 36: The Printer's Hands</w:t>
       </w:r>
     </w:p>
     <w:p>
@@ -14644,7 +14644,7 @@
       </w:pPr>
       <w:r>
         <w:rPr/>
-        <w:t xml:space="preserve">Blood and Memory</w:t>
+        <w:t xml:space="preserve">Chapter 37: Blood and Memory</w:t>
       </w:r>
     </w:p>
     <w:p>
@@ -15756,7 +15756,7 @@
       </w:pPr>
       <w:r>
         <w:rPr/>
-        <w:t xml:space="preserve">The Leak</w:t>
+        <w:t xml:space="preserve">Chapter 38: The Leak</w:t>
       </w:r>
     </w:p>
     <w:p>
@@ -16037,7 +16037,7 @@
       </w:pPr>
       <w:r>
         <w:rPr/>
-        <w:t xml:space="preserve">Vatican Debates</w:t>
+        <w:t xml:space="preserve">Chapter 39: Vatican Debates</w:t>
       </w:r>
     </w:p>
     <w:p>
@@ -16974,7 +16974,7 @@
       </w:pPr>
       <w:r>
         <w:rPr/>
-        <w:t xml:space="preserve">The Decision</w:t>
+        <w:t xml:space="preserve">Chapter 40: The Decision</w:t>
       </w:r>
     </w:p>
     <w:p>
@@ -17781,7 +17781,7 @@
       </w:pPr>
       <w:r>
         <w:rPr/>
-        <w:t xml:space="preserve">The Reading</w:t>
+        <w:t xml:space="preserve">Chapter 41: The Reading</w:t>
       </w:r>
     </w:p>
     <w:p>
@@ -18986,7 +18986,7 @@
       </w:pPr>
       <w:r>
         <w:rPr/>
-        <w:t xml:space="preserve">The Fractal Analysis</w:t>
+        <w:t xml:space="preserve">Chapter 42: The Fractal Analysis</w:t>
       </w:r>
     </w:p>
     <w:p>
@@ -19247,7 +19247,7 @@
       </w:pPr>
       <w:r>
         <w:rPr/>
-        <w:t xml:space="preserve">Roman Welcome</w:t>
+        <w:t xml:space="preserve">Chapter 43: Roman Welcome</w:t>
       </w:r>
     </w:p>
     <w:p>
@@ -19684,7 +19684,7 @@
       </w:pPr>
       <w:r>
         <w:rPr/>
-        <w:t xml:space="preserve">The Cardinal's Doubt</w:t>
+        <w:t xml:space="preserve">Chapter 44: The Cardinal's Doubt</w:t>
       </w:r>
     </w:p>
     <w:p>
@@ -20592,7 +20592,7 @@
       </w:pPr>
       <w:r>
         <w:rPr/>
-        <w:t xml:space="preserve">Peer Review</w:t>
+        <w:t xml:space="preserve">Chapter 45: Peer Review</w:t>
       </w:r>
     </w:p>
     <w:p>
@@ -21114,7 +21114,7 @@
       </w:pPr>
       <w:r>
         <w:rPr/>
-        <w:t xml:space="preserve">Still Here</w:t>
+        <w:t xml:space="preserve">Chapter 46: Still Here</w:t>
       </w:r>
     </w:p>
     <w:p>
